--- a/Титульный лист (1) (2) (2).docx
+++ b/Титульный лист (1) (2) (2).docx
@@ -1,20 +1,20 @@
 
 <file path=word/document.xml><?xml version="1.0" encoding="utf-8"?>
-<w:document xmlns:wpc="http://schemas.microsoft.com/office/word/2010/wordprocessingCanvas" xmlns:cx="http://schemas.microsoft.com/office/drawing/2014/chartex" xmlns:cx1="http://schemas.microsoft.com/office/drawing/2015/9/8/chartex" xmlns:cx2="http://schemas.microsoft.com/office/drawing/2015/10/21/chartex" xmlns:cx3="http://schemas.microsoft.com/office/drawing/2016/5/9/chartex" xmlns:cx4="http://schemas.microsoft.com/office/drawing/2016/5/10/chartex" xmlns:cx5="http://schemas.microsoft.com/office/drawing/2016/5/11/chartex" xmlns:cx6="http://schemas.microsoft.com/office/drawing/2016/5/12/chartex" xmlns:cx7="http://schemas.microsoft.com/office/drawing/2016/5/13/chartex" xmlns:cx8="http://schemas.microsoft.com/office/drawing/2016/5/14/chartex" xmlns:mc="http://schemas.openxmlformats.org/markup-compatibility/2006" xmlns:aink="http://schemas.microsoft.com/office/drawing/2016/ink" xmlns:am3d="http://schemas.microsoft.com/office/drawing/2017/model3d" xmlns:o="urn:schemas-microsoft-com:office:office" xmlns:r="http://schemas.openxmlformats.org/officeDocument/2006/relationships" xmlns:m="http://schemas.openxmlformats.org/officeDocument/2006/math" xmlns:v="urn:schemas-microsoft-com:vml" xmlns:wp14="http://schemas.microsoft.com/office/word/2010/wordprocessingDrawing" xmlns:wp="http://schemas.openxmlformats.org/drawingml/2006/wordprocessingDrawing" xmlns:w10="urn:schemas-microsoft-com:office:word" xmlns:w="http://schemas.openxmlformats.org/wordprocessingml/2006/main" xmlns:w14="http://schemas.microsoft.com/office/word/2010/wordml" xmlns:w15="http://schemas.microsoft.com/office/word/2012/wordml" xmlns:w16cex="http://schemas.microsoft.com/office/word/2018/wordml/cex" xmlns:w16cid="http://schemas.microsoft.com/office/word/2016/wordml/cid" xmlns:w16="http://schemas.microsoft.com/office/word/2018/wordml" xmlns:w16sdtdh="http://schemas.microsoft.com/office/word/2020/wordml/sdtdatahash" xmlns:w16se="http://schemas.microsoft.com/office/word/2015/wordml/symex" xmlns:wpg="http://schemas.microsoft.com/office/word/2010/wordprocessingGroup" xmlns:wpi="http://schemas.microsoft.com/office/word/2010/wordprocessingInk" xmlns:wne="http://schemas.microsoft.com/office/word/2006/wordml" xmlns:wps="http://schemas.microsoft.com/office/word/2010/wordprocessingShape" mc:Ignorable="w14 w15 w16se w16cid w16 w16cex w16sdtdh wp14">
+<w:document xmlns:wpc="http://schemas.microsoft.com/office/word/2010/wordprocessingCanvas" xmlns:mc="http://schemas.openxmlformats.org/markup-compatibility/2006" xmlns:o="urn:schemas-microsoft-com:office:office" xmlns:r="http://schemas.openxmlformats.org/officeDocument/2006/relationships" xmlns:m="http://schemas.openxmlformats.org/officeDocument/2006/math" xmlns:v="urn:schemas-microsoft-com:vml" xmlns:wp14="http://schemas.microsoft.com/office/word/2010/wordprocessingDrawing" xmlns:wp="http://schemas.openxmlformats.org/drawingml/2006/wordprocessingDrawing" xmlns:w="http://schemas.openxmlformats.org/wordprocessingml/2006/main" xmlns:w14="http://schemas.microsoft.com/office/word/2010/wordml" xmlns:w10="urn:schemas-microsoft-com:office:word" xmlns:w15="http://schemas.microsoft.com/office/word/2012/wordml" xmlns:wpg="http://schemas.microsoft.com/office/word/2010/wordprocessingGroup" xmlns:wpi="http://schemas.microsoft.com/office/word/2010/wordprocessingInk" xmlns:wne="http://schemas.microsoft.com/office/word/2006/wordml" xmlns:wps="http://schemas.microsoft.com/office/word/2010/wordprocessingShape" xmlns:wpsCustomData="http://www.wps.cn/officeDocument/2013/wpsCustomData" mc:Ignorable="w14 w15 wp14">
   <w:body>
     <w:p>
       <w:pPr>
         <w:spacing w:after="36" w:line="360" w:lineRule="auto"/>
         <w:jc w:val="center"/>
         <w:rPr>
-          <w:rFonts w:ascii="Times New Roman" w:eastAsia="Times New Roman" w:hAnsi="Times New Roman" w:cs="Times New Roman"/>
-          <w:sz w:val="24"/>
-          <w:szCs w:val="24"/>
-        </w:rPr>
-      </w:pPr>
-      <w:r>
-        <w:rPr>
-          <w:rFonts w:ascii="Times New Roman" w:eastAsia="Times New Roman" w:hAnsi="Times New Roman" w:cs="Times New Roman"/>
+          <w:rFonts w:ascii="Times New Roman" w:hAnsi="Times New Roman" w:eastAsia="Times New Roman" w:cs="Times New Roman"/>
+          <w:sz w:val="24"/>
+          <w:szCs w:val="24"/>
+        </w:rPr>
+      </w:pPr>
+      <w:r>
+        <w:rPr>
+          <w:rFonts w:ascii="Times New Roman" w:hAnsi="Times New Roman" w:eastAsia="Times New Roman" w:cs="Times New Roman"/>
           <w:sz w:val="24"/>
           <w:szCs w:val="24"/>
         </w:rPr>
@@ -26,14 +26,14 @@
         <w:spacing w:after="36" w:line="360" w:lineRule="auto"/>
         <w:jc w:val="center"/>
         <w:rPr>
-          <w:rFonts w:ascii="Times New Roman" w:eastAsia="Times New Roman" w:hAnsi="Times New Roman" w:cs="Times New Roman"/>
-          <w:sz w:val="24"/>
-          <w:szCs w:val="24"/>
-        </w:rPr>
-      </w:pPr>
-      <w:r>
-        <w:rPr>
-          <w:rFonts w:ascii="Times New Roman" w:eastAsia="Times New Roman" w:hAnsi="Times New Roman" w:cs="Times New Roman"/>
+          <w:rFonts w:ascii="Times New Roman" w:hAnsi="Times New Roman" w:eastAsia="Times New Roman" w:cs="Times New Roman"/>
+          <w:sz w:val="24"/>
+          <w:szCs w:val="24"/>
+        </w:rPr>
+      </w:pPr>
+      <w:r>
+        <w:rPr>
+          <w:rFonts w:ascii="Times New Roman" w:hAnsi="Times New Roman" w:eastAsia="Times New Roman" w:cs="Times New Roman"/>
           <w:sz w:val="24"/>
           <w:szCs w:val="24"/>
         </w:rPr>
@@ -45,14 +45,14 @@
         <w:spacing w:after="36" w:line="360" w:lineRule="auto"/>
         <w:jc w:val="center"/>
         <w:rPr>
-          <w:rFonts w:ascii="Times New Roman" w:eastAsia="Times New Roman" w:hAnsi="Times New Roman" w:cs="Times New Roman"/>
-          <w:sz w:val="24"/>
-          <w:szCs w:val="24"/>
-        </w:rPr>
-      </w:pPr>
-      <w:r>
-        <w:rPr>
-          <w:rFonts w:ascii="Times New Roman" w:eastAsia="Times New Roman" w:hAnsi="Times New Roman" w:cs="Times New Roman"/>
+          <w:rFonts w:ascii="Times New Roman" w:hAnsi="Times New Roman" w:eastAsia="Times New Roman" w:cs="Times New Roman"/>
+          <w:sz w:val="24"/>
+          <w:szCs w:val="24"/>
+        </w:rPr>
+      </w:pPr>
+      <w:r>
+        <w:rPr>
+          <w:rFonts w:ascii="Times New Roman" w:hAnsi="Times New Roman" w:eastAsia="Times New Roman" w:cs="Times New Roman"/>
           <w:sz w:val="24"/>
           <w:szCs w:val="24"/>
         </w:rPr>
@@ -64,18 +64,18 @@
         <w:spacing w:line="360" w:lineRule="auto"/>
         <w:jc w:val="both"/>
         <w:rPr>
-          <w:rFonts w:ascii="Times New Roman" w:eastAsia="Times New Roman" w:hAnsi="Times New Roman" w:cs="Times New Roman"/>
-          <w:sz w:val="24"/>
-          <w:szCs w:val="24"/>
-        </w:rPr>
-      </w:pPr>
-    </w:p>
-    <w:p>
-      <w:pPr>
-        <w:spacing w:line="360" w:lineRule="auto"/>
-        <w:jc w:val="both"/>
-        <w:rPr>
-          <w:rFonts w:ascii="Times New Roman" w:eastAsia="Times New Roman" w:hAnsi="Times New Roman" w:cs="Times New Roman"/>
+          <w:rFonts w:ascii="Times New Roman" w:hAnsi="Times New Roman" w:eastAsia="Times New Roman" w:cs="Times New Roman"/>
+          <w:sz w:val="24"/>
+          <w:szCs w:val="24"/>
+        </w:rPr>
+      </w:pPr>
+    </w:p>
+    <w:p>
+      <w:pPr>
+        <w:spacing w:line="360" w:lineRule="auto"/>
+        <w:jc w:val="both"/>
+        <w:rPr>
+          <w:rFonts w:ascii="Times New Roman" w:hAnsi="Times New Roman" w:eastAsia="Times New Roman" w:cs="Times New Roman"/>
           <w:sz w:val="24"/>
           <w:szCs w:val="24"/>
         </w:rPr>
@@ -86,7 +86,7 @@
         <w:spacing w:after="41" w:line="360" w:lineRule="auto"/>
         <w:jc w:val="both"/>
         <w:rPr>
-          <w:rFonts w:ascii="Times New Roman" w:eastAsia="Times New Roman" w:hAnsi="Times New Roman" w:cs="Times New Roman"/>
+          <w:rFonts w:ascii="Times New Roman" w:hAnsi="Times New Roman" w:eastAsia="Times New Roman" w:cs="Times New Roman"/>
           <w:sz w:val="24"/>
           <w:szCs w:val="24"/>
         </w:rPr>
@@ -99,15 +99,15 @@
         <w:ind w:left="3443" w:right="-20"/>
         <w:jc w:val="both"/>
         <w:rPr>
-          <w:rFonts w:ascii="Times New Roman" w:eastAsia="Times New Roman" w:hAnsi="Times New Roman" w:cs="Times New Roman"/>
-          <w:color w:val="000000"/>
-          <w:sz w:val="24"/>
-          <w:szCs w:val="24"/>
-        </w:rPr>
-      </w:pPr>
-      <w:r>
-        <w:rPr>
-          <w:rFonts w:ascii="Times New Roman" w:eastAsia="Times New Roman" w:hAnsi="Times New Roman" w:cs="Times New Roman"/>
+          <w:rFonts w:ascii="Times New Roman" w:hAnsi="Times New Roman" w:eastAsia="Times New Roman" w:cs="Times New Roman"/>
+          <w:color w:val="000000"/>
+          <w:sz w:val="24"/>
+          <w:szCs w:val="24"/>
+        </w:rPr>
+      </w:pPr>
+      <w:r>
+        <w:rPr>
+          <w:rFonts w:ascii="Times New Roman" w:hAnsi="Times New Roman" w:eastAsia="Times New Roman" w:cs="Times New Roman"/>
           <w:color w:val="000000"/>
           <w:sz w:val="24"/>
           <w:szCs w:val="24"/>
@@ -116,7 +116,7 @@
       </w:r>
       <w:r>
         <w:rPr>
-          <w:rFonts w:ascii="Times New Roman" w:eastAsia="Times New Roman" w:hAnsi="Times New Roman" w:cs="Times New Roman"/>
+          <w:rFonts w:ascii="Times New Roman" w:hAnsi="Times New Roman" w:eastAsia="Times New Roman" w:cs="Times New Roman"/>
           <w:color w:val="000000"/>
           <w:spacing w:val="1"/>
           <w:sz w:val="24"/>
@@ -126,7 +126,7 @@
       </w:r>
       <w:r>
         <w:rPr>
-          <w:rFonts w:ascii="Times New Roman" w:eastAsia="Times New Roman" w:hAnsi="Times New Roman" w:cs="Times New Roman"/>
+          <w:rFonts w:ascii="Times New Roman" w:hAnsi="Times New Roman" w:eastAsia="Times New Roman" w:cs="Times New Roman"/>
           <w:color w:val="000000"/>
           <w:spacing w:val="-1"/>
           <w:sz w:val="24"/>
@@ -136,7 +136,7 @@
       </w:r>
       <w:r>
         <w:rPr>
-          <w:rFonts w:ascii="Times New Roman" w:eastAsia="Times New Roman" w:hAnsi="Times New Roman" w:cs="Times New Roman"/>
+          <w:rFonts w:ascii="Times New Roman" w:hAnsi="Times New Roman" w:eastAsia="Times New Roman" w:cs="Times New Roman"/>
           <w:color w:val="000000"/>
           <w:sz w:val="24"/>
           <w:szCs w:val="24"/>
@@ -145,7 +145,7 @@
       </w:r>
       <w:r>
         <w:rPr>
-          <w:rFonts w:ascii="Times New Roman" w:eastAsia="Times New Roman" w:hAnsi="Times New Roman" w:cs="Times New Roman"/>
+          <w:rFonts w:ascii="Times New Roman" w:hAnsi="Times New Roman" w:eastAsia="Times New Roman" w:cs="Times New Roman"/>
           <w:color w:val="000000"/>
           <w:spacing w:val="1"/>
           <w:sz w:val="24"/>
@@ -155,7 +155,7 @@
       </w:r>
       <w:r>
         <w:rPr>
-          <w:rFonts w:ascii="Times New Roman" w:eastAsia="Times New Roman" w:hAnsi="Times New Roman" w:cs="Times New Roman"/>
+          <w:rFonts w:ascii="Times New Roman" w:hAnsi="Times New Roman" w:eastAsia="Times New Roman" w:cs="Times New Roman"/>
           <w:color w:val="000000"/>
           <w:sz w:val="24"/>
           <w:szCs w:val="24"/>
@@ -164,7 +164,7 @@
       </w:r>
       <w:r>
         <w:rPr>
-          <w:rFonts w:ascii="Times New Roman" w:eastAsia="Times New Roman" w:hAnsi="Times New Roman" w:cs="Times New Roman"/>
+          <w:rFonts w:ascii="Times New Roman" w:hAnsi="Times New Roman" w:eastAsia="Times New Roman" w:cs="Times New Roman"/>
           <w:color w:val="000000"/>
           <w:spacing w:val="1"/>
           <w:sz w:val="24"/>
@@ -174,7 +174,7 @@
       </w:r>
       <w:r>
         <w:rPr>
-          <w:rFonts w:ascii="Times New Roman" w:eastAsia="Times New Roman" w:hAnsi="Times New Roman" w:cs="Times New Roman"/>
+          <w:rFonts w:ascii="Times New Roman" w:hAnsi="Times New Roman" w:eastAsia="Times New Roman" w:cs="Times New Roman"/>
           <w:color w:val="000000"/>
           <w:sz w:val="24"/>
           <w:szCs w:val="24"/>
@@ -183,7 +183,7 @@
       </w:r>
       <w:r>
         <w:rPr>
-          <w:rFonts w:ascii="Times New Roman" w:eastAsia="Times New Roman" w:hAnsi="Times New Roman" w:cs="Times New Roman"/>
+          <w:rFonts w:ascii="Times New Roman" w:hAnsi="Times New Roman" w:eastAsia="Times New Roman" w:cs="Times New Roman"/>
           <w:color w:val="000000"/>
           <w:spacing w:val="-1"/>
           <w:sz w:val="24"/>
@@ -193,7 +193,7 @@
       </w:r>
       <w:r>
         <w:rPr>
-          <w:rFonts w:ascii="Times New Roman" w:eastAsia="Times New Roman" w:hAnsi="Times New Roman" w:cs="Times New Roman"/>
+          <w:rFonts w:ascii="Times New Roman" w:hAnsi="Times New Roman" w:eastAsia="Times New Roman" w:cs="Times New Roman"/>
           <w:color w:val="000000"/>
           <w:sz w:val="24"/>
           <w:szCs w:val="24"/>
@@ -202,7 +202,7 @@
       </w:r>
       <w:r>
         <w:rPr>
-          <w:rFonts w:ascii="Times New Roman" w:eastAsia="Times New Roman" w:hAnsi="Times New Roman" w:cs="Times New Roman"/>
+          <w:rFonts w:ascii="Times New Roman" w:hAnsi="Times New Roman" w:eastAsia="Times New Roman" w:cs="Times New Roman"/>
           <w:color w:val="000000"/>
           <w:spacing w:val="1"/>
           <w:sz w:val="24"/>
@@ -212,7 +212,7 @@
       </w:r>
       <w:r>
         <w:rPr>
-          <w:rFonts w:ascii="Times New Roman" w:eastAsia="Times New Roman" w:hAnsi="Times New Roman" w:cs="Times New Roman"/>
+          <w:rFonts w:ascii="Times New Roman" w:hAnsi="Times New Roman" w:eastAsia="Times New Roman" w:cs="Times New Roman"/>
           <w:color w:val="000000"/>
           <w:sz w:val="24"/>
           <w:szCs w:val="24"/>
@@ -225,7 +225,7 @@
         <w:spacing w:line="360" w:lineRule="auto"/>
         <w:jc w:val="both"/>
         <w:rPr>
-          <w:rFonts w:ascii="Times New Roman" w:eastAsia="Times New Roman" w:hAnsi="Times New Roman" w:cs="Times New Roman"/>
+          <w:rFonts w:ascii="Times New Roman" w:hAnsi="Times New Roman" w:eastAsia="Times New Roman" w:cs="Times New Roman"/>
           <w:sz w:val="24"/>
           <w:szCs w:val="24"/>
         </w:rPr>
@@ -236,7 +236,7 @@
         <w:spacing w:after="70" w:line="360" w:lineRule="auto"/>
         <w:jc w:val="both"/>
         <w:rPr>
-          <w:rFonts w:ascii="Times New Roman" w:eastAsia="Times New Roman" w:hAnsi="Times New Roman" w:cs="Times New Roman"/>
+          <w:rFonts w:ascii="Times New Roman" w:hAnsi="Times New Roman" w:eastAsia="Times New Roman" w:cs="Times New Roman"/>
           <w:sz w:val="24"/>
           <w:szCs w:val="24"/>
         </w:rPr>
@@ -249,15 +249,15 @@
         <w:ind w:left="3602" w:right="-20"/>
         <w:jc w:val="both"/>
         <w:rPr>
-          <w:rFonts w:ascii="Times New Roman" w:eastAsia="Times New Roman" w:hAnsi="Times New Roman" w:cs="Times New Roman"/>
-          <w:color w:val="000000"/>
-          <w:sz w:val="24"/>
-          <w:szCs w:val="24"/>
-        </w:rPr>
-      </w:pPr>
-      <w:r>
-        <w:rPr>
-          <w:rFonts w:ascii="Times New Roman" w:eastAsia="Times New Roman" w:hAnsi="Times New Roman" w:cs="Times New Roman"/>
+          <w:rFonts w:ascii="Times New Roman" w:hAnsi="Times New Roman" w:eastAsia="Times New Roman" w:cs="Times New Roman"/>
+          <w:color w:val="000000"/>
+          <w:sz w:val="24"/>
+          <w:szCs w:val="24"/>
+        </w:rPr>
+      </w:pPr>
+      <w:r>
+        <w:rPr>
+          <w:rFonts w:ascii="Times New Roman" w:hAnsi="Times New Roman" w:eastAsia="Times New Roman" w:cs="Times New Roman"/>
           <w:color w:val="000000"/>
           <w:sz w:val="24"/>
           <w:szCs w:val="24"/>
@@ -266,7 +266,7 @@
       </w:r>
       <w:r>
         <w:rPr>
-          <w:rFonts w:ascii="Times New Roman" w:eastAsia="Times New Roman" w:hAnsi="Times New Roman" w:cs="Times New Roman"/>
+          <w:rFonts w:ascii="Times New Roman" w:hAnsi="Times New Roman" w:eastAsia="Times New Roman" w:cs="Times New Roman"/>
           <w:color w:val="000000"/>
           <w:spacing w:val="3"/>
           <w:sz w:val="24"/>
@@ -276,7 +276,7 @@
       </w:r>
       <w:r>
         <w:rPr>
-          <w:rFonts w:ascii="Times New Roman" w:eastAsia="Times New Roman" w:hAnsi="Times New Roman" w:cs="Times New Roman"/>
+          <w:rFonts w:ascii="Times New Roman" w:hAnsi="Times New Roman" w:eastAsia="Times New Roman" w:cs="Times New Roman"/>
           <w:color w:val="000000"/>
           <w:spacing w:val="-1"/>
           <w:sz w:val="24"/>
@@ -286,7 +286,7 @@
       </w:r>
       <w:r>
         <w:rPr>
-          <w:rFonts w:ascii="Times New Roman" w:eastAsia="Times New Roman" w:hAnsi="Times New Roman" w:cs="Times New Roman"/>
+          <w:rFonts w:ascii="Times New Roman" w:hAnsi="Times New Roman" w:eastAsia="Times New Roman" w:cs="Times New Roman"/>
           <w:color w:val="000000"/>
           <w:sz w:val="24"/>
           <w:szCs w:val="24"/>
@@ -295,7 +295,7 @@
       </w:r>
       <w:r>
         <w:rPr>
-          <w:rFonts w:ascii="Times New Roman" w:eastAsia="Times New Roman" w:hAnsi="Times New Roman" w:cs="Times New Roman"/>
+          <w:rFonts w:ascii="Times New Roman" w:hAnsi="Times New Roman" w:eastAsia="Times New Roman" w:cs="Times New Roman"/>
           <w:color w:val="000000"/>
           <w:spacing w:val="1"/>
           <w:sz w:val="24"/>
@@ -305,7 +305,7 @@
       </w:r>
       <w:r>
         <w:rPr>
-          <w:rFonts w:ascii="Times New Roman" w:eastAsia="Times New Roman" w:hAnsi="Times New Roman" w:cs="Times New Roman"/>
+          <w:rFonts w:ascii="Times New Roman" w:hAnsi="Times New Roman" w:eastAsia="Times New Roman" w:cs="Times New Roman"/>
           <w:color w:val="000000"/>
           <w:sz w:val="24"/>
           <w:szCs w:val="24"/>
@@ -314,7 +314,7 @@
       </w:r>
       <w:r>
         <w:rPr>
-          <w:rFonts w:ascii="Times New Roman" w:eastAsia="Times New Roman" w:hAnsi="Times New Roman" w:cs="Times New Roman"/>
+          <w:rFonts w:ascii="Times New Roman" w:hAnsi="Times New Roman" w:eastAsia="Times New Roman" w:cs="Times New Roman"/>
           <w:color w:val="000000"/>
           <w:spacing w:val="-2"/>
           <w:sz w:val="24"/>
@@ -324,7 +324,7 @@
       </w:r>
       <w:r>
         <w:rPr>
-          <w:rFonts w:ascii="Times New Roman" w:eastAsia="Times New Roman" w:hAnsi="Times New Roman" w:cs="Times New Roman"/>
+          <w:rFonts w:ascii="Times New Roman" w:hAnsi="Times New Roman" w:eastAsia="Times New Roman" w:cs="Times New Roman"/>
           <w:color w:val="000000"/>
           <w:sz w:val="24"/>
           <w:szCs w:val="24"/>
@@ -333,7 +333,7 @@
       </w:r>
       <w:r>
         <w:rPr>
-          <w:rFonts w:ascii="Times New Roman" w:eastAsia="Times New Roman" w:hAnsi="Times New Roman" w:cs="Times New Roman"/>
+          <w:rFonts w:ascii="Times New Roman" w:hAnsi="Times New Roman" w:eastAsia="Times New Roman" w:cs="Times New Roman"/>
           <w:color w:val="000000"/>
           <w:spacing w:val="1"/>
           <w:sz w:val="24"/>
@@ -343,7 +343,7 @@
       </w:r>
       <w:r>
         <w:rPr>
-          <w:rFonts w:ascii="Times New Roman" w:eastAsia="Times New Roman" w:hAnsi="Times New Roman" w:cs="Times New Roman"/>
+          <w:rFonts w:ascii="Times New Roman" w:hAnsi="Times New Roman" w:eastAsia="Times New Roman" w:cs="Times New Roman"/>
           <w:color w:val="000000"/>
           <w:spacing w:val="-4"/>
           <w:sz w:val="24"/>
@@ -353,7 +353,7 @@
       </w:r>
       <w:r>
         <w:rPr>
-          <w:rFonts w:ascii="Times New Roman" w:eastAsia="Times New Roman" w:hAnsi="Times New Roman" w:cs="Times New Roman"/>
+          <w:rFonts w:ascii="Times New Roman" w:hAnsi="Times New Roman" w:eastAsia="Times New Roman" w:cs="Times New Roman"/>
           <w:color w:val="000000"/>
           <w:sz w:val="24"/>
           <w:szCs w:val="24"/>
@@ -368,15 +368,15 @@
         <w:ind w:left="2877" w:right="-20"/>
         <w:jc w:val="both"/>
         <w:rPr>
-          <w:rFonts w:ascii="Times New Roman" w:eastAsia="Times New Roman" w:hAnsi="Times New Roman" w:cs="Times New Roman"/>
-          <w:color w:val="000000"/>
-          <w:sz w:val="24"/>
-          <w:szCs w:val="24"/>
-        </w:rPr>
-      </w:pPr>
-      <w:r>
-        <w:rPr>
-          <w:rFonts w:ascii="Times New Roman" w:eastAsia="Times New Roman" w:hAnsi="Times New Roman" w:cs="Times New Roman"/>
+          <w:rFonts w:ascii="Times New Roman" w:hAnsi="Times New Roman" w:eastAsia="Times New Roman" w:cs="Times New Roman"/>
+          <w:color w:val="000000"/>
+          <w:sz w:val="24"/>
+          <w:szCs w:val="24"/>
+        </w:rPr>
+      </w:pPr>
+      <w:r>
+        <w:rPr>
+          <w:rFonts w:ascii="Times New Roman" w:hAnsi="Times New Roman" w:eastAsia="Times New Roman" w:cs="Times New Roman"/>
           <w:color w:val="000000"/>
           <w:sz w:val="24"/>
           <w:szCs w:val="24"/>
@@ -385,7 +385,7 @@
       </w:r>
       <w:r>
         <w:rPr>
-          <w:rFonts w:ascii="Times New Roman" w:eastAsia="Times New Roman" w:hAnsi="Times New Roman" w:cs="Times New Roman"/>
+          <w:rFonts w:ascii="Times New Roman" w:hAnsi="Times New Roman" w:eastAsia="Times New Roman" w:cs="Times New Roman"/>
           <w:color w:val="000000"/>
           <w:spacing w:val="2"/>
           <w:sz w:val="24"/>
@@ -395,7 +395,7 @@
       </w:r>
       <w:r>
         <w:rPr>
-          <w:rFonts w:ascii="Times New Roman" w:eastAsia="Times New Roman" w:hAnsi="Times New Roman" w:cs="Times New Roman"/>
+          <w:rFonts w:ascii="Times New Roman" w:hAnsi="Times New Roman" w:eastAsia="Times New Roman" w:cs="Times New Roman"/>
           <w:color w:val="000000"/>
           <w:sz w:val="24"/>
           <w:szCs w:val="24"/>
@@ -404,7 +404,7 @@
       </w:r>
       <w:r>
         <w:rPr>
-          <w:rFonts w:ascii="Times New Roman" w:eastAsia="Times New Roman" w:hAnsi="Times New Roman" w:cs="Times New Roman"/>
+          <w:rFonts w:ascii="Times New Roman" w:hAnsi="Times New Roman" w:eastAsia="Times New Roman" w:cs="Times New Roman"/>
           <w:color w:val="000000"/>
           <w:spacing w:val="1"/>
           <w:sz w:val="24"/>
@@ -414,7 +414,7 @@
       </w:r>
       <w:r>
         <w:rPr>
-          <w:rFonts w:ascii="Times New Roman" w:eastAsia="Times New Roman" w:hAnsi="Times New Roman" w:cs="Times New Roman"/>
+          <w:rFonts w:ascii="Times New Roman" w:hAnsi="Times New Roman" w:eastAsia="Times New Roman" w:cs="Times New Roman"/>
           <w:color w:val="000000"/>
           <w:sz w:val="24"/>
           <w:szCs w:val="24"/>
@@ -423,7 +423,7 @@
       </w:r>
       <w:r>
         <w:rPr>
-          <w:rFonts w:ascii="Times New Roman" w:eastAsia="Times New Roman" w:hAnsi="Times New Roman" w:cs="Times New Roman"/>
+          <w:rFonts w:ascii="Times New Roman" w:hAnsi="Times New Roman" w:eastAsia="Times New Roman" w:cs="Times New Roman"/>
           <w:color w:val="000000"/>
           <w:spacing w:val="-3"/>
           <w:sz w:val="24"/>
@@ -433,7 +433,7 @@
       </w:r>
       <w:r>
         <w:rPr>
-          <w:rFonts w:ascii="Times New Roman" w:eastAsia="Times New Roman" w:hAnsi="Times New Roman" w:cs="Times New Roman"/>
+          <w:rFonts w:ascii="Times New Roman" w:hAnsi="Times New Roman" w:eastAsia="Times New Roman" w:cs="Times New Roman"/>
           <w:color w:val="000000"/>
           <w:sz w:val="24"/>
           <w:szCs w:val="24"/>
@@ -446,18 +446,18 @@
         <w:spacing w:line="360" w:lineRule="auto"/>
         <w:jc w:val="both"/>
         <w:rPr>
-          <w:rFonts w:ascii="Times New Roman" w:eastAsia="Times New Roman" w:hAnsi="Times New Roman" w:cs="Times New Roman"/>
-          <w:sz w:val="24"/>
-          <w:szCs w:val="24"/>
-        </w:rPr>
-      </w:pPr>
-    </w:p>
-    <w:p>
-      <w:pPr>
-        <w:spacing w:line="360" w:lineRule="auto"/>
-        <w:jc w:val="both"/>
-        <w:rPr>
-          <w:rFonts w:ascii="Times New Roman" w:eastAsia="Times New Roman" w:hAnsi="Times New Roman" w:cs="Times New Roman"/>
+          <w:rFonts w:ascii="Times New Roman" w:hAnsi="Times New Roman" w:eastAsia="Times New Roman" w:cs="Times New Roman"/>
+          <w:sz w:val="24"/>
+          <w:szCs w:val="24"/>
+        </w:rPr>
+      </w:pPr>
+    </w:p>
+    <w:p>
+      <w:pPr>
+        <w:spacing w:line="360" w:lineRule="auto"/>
+        <w:jc w:val="both"/>
+        <w:rPr>
+          <w:rFonts w:ascii="Times New Roman" w:hAnsi="Times New Roman" w:eastAsia="Times New Roman" w:cs="Times New Roman"/>
           <w:sz w:val="24"/>
           <w:szCs w:val="24"/>
         </w:rPr>
@@ -469,15 +469,15 @@
         <w:spacing w:line="360" w:lineRule="auto"/>
         <w:ind w:right="160"/>
         <w:rPr>
-          <w:rFonts w:ascii="Times New Roman" w:eastAsia="Times New Roman" w:hAnsi="Times New Roman" w:cs="Times New Roman"/>
-          <w:color w:val="000000"/>
-          <w:sz w:val="24"/>
-          <w:szCs w:val="24"/>
-        </w:rPr>
-      </w:pPr>
-      <w:r>
-        <w:rPr>
-          <w:rFonts w:ascii="Times New Roman" w:eastAsia="Times New Roman" w:hAnsi="Times New Roman" w:cs="Times New Roman"/>
+          <w:rFonts w:ascii="Times New Roman" w:hAnsi="Times New Roman" w:eastAsia="Times New Roman" w:cs="Times New Roman"/>
+          <w:color w:val="000000"/>
+          <w:sz w:val="24"/>
+          <w:szCs w:val="24"/>
+        </w:rPr>
+      </w:pPr>
+      <w:r>
+        <w:rPr>
+          <w:rFonts w:ascii="Times New Roman" w:hAnsi="Times New Roman" w:eastAsia="Times New Roman" w:cs="Times New Roman"/>
           <w:color w:val="000000"/>
           <w:spacing w:val="2"/>
           <w:sz w:val="24"/>
@@ -487,7 +487,7 @@
       </w:r>
       <w:r>
         <w:rPr>
-          <w:rFonts w:ascii="Times New Roman" w:eastAsia="Times New Roman" w:hAnsi="Times New Roman" w:cs="Times New Roman"/>
+          <w:rFonts w:ascii="Times New Roman" w:hAnsi="Times New Roman" w:eastAsia="Times New Roman" w:cs="Times New Roman"/>
           <w:color w:val="000000"/>
           <w:sz w:val="24"/>
           <w:szCs w:val="24"/>
@@ -496,7 +496,7 @@
       </w:r>
       <w:r>
         <w:rPr>
-          <w:rFonts w:ascii="Times New Roman" w:eastAsia="Times New Roman" w:hAnsi="Times New Roman" w:cs="Times New Roman"/>
+          <w:rFonts w:ascii="Times New Roman" w:hAnsi="Times New Roman" w:eastAsia="Times New Roman" w:cs="Times New Roman"/>
           <w:color w:val="000000"/>
           <w:spacing w:val="1"/>
           <w:sz w:val="24"/>
@@ -506,7 +506,7 @@
       </w:r>
       <w:r>
         <w:rPr>
-          <w:rFonts w:ascii="Times New Roman" w:eastAsia="Times New Roman" w:hAnsi="Times New Roman" w:cs="Times New Roman"/>
+          <w:rFonts w:ascii="Times New Roman" w:hAnsi="Times New Roman" w:eastAsia="Times New Roman" w:cs="Times New Roman"/>
           <w:color w:val="000000"/>
           <w:sz w:val="24"/>
           <w:szCs w:val="24"/>
@@ -515,7 +515,7 @@
       </w:r>
       <w:r>
         <w:rPr>
-          <w:rFonts w:ascii="Times New Roman" w:eastAsia="Times New Roman" w:hAnsi="Times New Roman" w:cs="Times New Roman"/>
+          <w:rFonts w:ascii="Times New Roman" w:hAnsi="Times New Roman" w:eastAsia="Times New Roman" w:cs="Times New Roman"/>
           <w:color w:val="000000"/>
           <w:spacing w:val="1"/>
           <w:sz w:val="24"/>
@@ -525,7 +525,7 @@
       </w:r>
       <w:r>
         <w:rPr>
-          <w:rFonts w:ascii="Times New Roman" w:eastAsia="Times New Roman" w:hAnsi="Times New Roman" w:cs="Times New Roman"/>
+          <w:rFonts w:ascii="Times New Roman" w:hAnsi="Times New Roman" w:eastAsia="Times New Roman" w:cs="Times New Roman"/>
           <w:color w:val="000000"/>
           <w:spacing w:val="-3"/>
           <w:sz w:val="24"/>
@@ -535,7 +535,7 @@
       </w:r>
       <w:r>
         <w:rPr>
-          <w:rFonts w:ascii="Times New Roman" w:eastAsia="Times New Roman" w:hAnsi="Times New Roman" w:cs="Times New Roman"/>
+          <w:rFonts w:ascii="Times New Roman" w:hAnsi="Times New Roman" w:eastAsia="Times New Roman" w:cs="Times New Roman"/>
           <w:color w:val="000000"/>
           <w:sz w:val="24"/>
           <w:szCs w:val="24"/>
@@ -544,7 +544,7 @@
       </w:r>
       <w:r>
         <w:rPr>
-          <w:rFonts w:ascii="Times New Roman" w:eastAsia="Times New Roman" w:hAnsi="Times New Roman" w:cs="Times New Roman"/>
+          <w:rFonts w:ascii="Times New Roman" w:hAnsi="Times New Roman" w:eastAsia="Times New Roman" w:cs="Times New Roman"/>
           <w:color w:val="000000"/>
           <w:spacing w:val="-1"/>
           <w:sz w:val="24"/>
@@ -554,7 +554,7 @@
       </w:r>
       <w:r>
         <w:rPr>
-          <w:rFonts w:ascii="Times New Roman" w:eastAsia="Times New Roman" w:hAnsi="Times New Roman" w:cs="Times New Roman"/>
+          <w:rFonts w:ascii="Times New Roman" w:hAnsi="Times New Roman" w:eastAsia="Times New Roman" w:cs="Times New Roman"/>
           <w:color w:val="000000"/>
           <w:spacing w:val="1"/>
           <w:sz w:val="24"/>
@@ -564,7 +564,7 @@
       </w:r>
       <w:r>
         <w:rPr>
-          <w:rFonts w:ascii="Times New Roman" w:eastAsia="Times New Roman" w:hAnsi="Times New Roman" w:cs="Times New Roman"/>
+          <w:rFonts w:ascii="Times New Roman" w:hAnsi="Times New Roman" w:eastAsia="Times New Roman" w:cs="Times New Roman"/>
           <w:color w:val="000000"/>
           <w:sz w:val="24"/>
           <w:szCs w:val="24"/>
@@ -573,7 +573,7 @@
       </w:r>
       <w:r>
         <w:rPr>
-          <w:rFonts w:ascii="Times New Roman" w:eastAsia="Times New Roman" w:hAnsi="Times New Roman" w:cs="Times New Roman"/>
+          <w:rFonts w:ascii="Times New Roman" w:hAnsi="Times New Roman" w:eastAsia="Times New Roman" w:cs="Times New Roman"/>
           <w:color w:val="000000"/>
           <w:spacing w:val="-1"/>
           <w:sz w:val="24"/>
@@ -583,7 +583,7 @@
       </w:r>
       <w:r>
         <w:rPr>
-          <w:rFonts w:ascii="Times New Roman" w:eastAsia="Times New Roman" w:hAnsi="Times New Roman" w:cs="Times New Roman"/>
+          <w:rFonts w:ascii="Times New Roman" w:hAnsi="Times New Roman" w:eastAsia="Times New Roman" w:cs="Times New Roman"/>
           <w:color w:val="000000"/>
           <w:sz w:val="24"/>
           <w:szCs w:val="24"/>
@@ -592,7 +592,7 @@
       </w:r>
       <w:r>
         <w:rPr>
-          <w:rFonts w:ascii="Times New Roman" w:eastAsia="Times New Roman" w:hAnsi="Times New Roman" w:cs="Times New Roman"/>
+          <w:rFonts w:ascii="Times New Roman" w:hAnsi="Times New Roman" w:eastAsia="Times New Roman" w:cs="Times New Roman"/>
           <w:color w:val="000000"/>
           <w:spacing w:val="2"/>
           <w:sz w:val="24"/>
@@ -602,7 +602,7 @@
       </w:r>
       <w:r>
         <w:rPr>
-          <w:rFonts w:ascii="Times New Roman" w:eastAsia="Times New Roman" w:hAnsi="Times New Roman" w:cs="Times New Roman"/>
+          <w:rFonts w:ascii="Times New Roman" w:hAnsi="Times New Roman" w:eastAsia="Times New Roman" w:cs="Times New Roman"/>
           <w:color w:val="000000"/>
           <w:spacing w:val="-3"/>
           <w:sz w:val="24"/>
@@ -612,7 +612,7 @@
       </w:r>
       <w:r>
         <w:rPr>
-          <w:rFonts w:ascii="Times New Roman" w:eastAsia="Times New Roman" w:hAnsi="Times New Roman" w:cs="Times New Roman"/>
+          <w:rFonts w:ascii="Times New Roman" w:hAnsi="Times New Roman" w:eastAsia="Times New Roman" w:cs="Times New Roman"/>
           <w:color w:val="000000"/>
           <w:sz w:val="24"/>
           <w:szCs w:val="24"/>
@@ -621,7 +621,7 @@
       </w:r>
       <w:r>
         <w:rPr>
-          <w:rFonts w:ascii="Times New Roman" w:eastAsia="Times New Roman" w:hAnsi="Times New Roman" w:cs="Times New Roman"/>
+          <w:rFonts w:ascii="Times New Roman" w:hAnsi="Times New Roman" w:eastAsia="Times New Roman" w:cs="Times New Roman"/>
           <w:color w:val="000000"/>
           <w:spacing w:val="6"/>
           <w:sz w:val="24"/>
@@ -631,7 +631,7 @@
       </w:r>
       <w:r>
         <w:rPr>
-          <w:rFonts w:ascii="Times New Roman" w:eastAsia="Times New Roman" w:hAnsi="Times New Roman" w:cs="Times New Roman"/>
+          <w:rFonts w:ascii="Times New Roman" w:hAnsi="Times New Roman" w:eastAsia="Times New Roman" w:cs="Times New Roman"/>
           <w:color w:val="000000"/>
           <w:spacing w:val="1"/>
           <w:sz w:val="24"/>
@@ -641,7 +641,7 @@
       </w:r>
       <w:r>
         <w:rPr>
-          <w:rFonts w:ascii="Times New Roman" w:eastAsia="Times New Roman" w:hAnsi="Times New Roman" w:cs="Times New Roman"/>
+          <w:rFonts w:ascii="Times New Roman" w:hAnsi="Times New Roman" w:eastAsia="Times New Roman" w:cs="Times New Roman"/>
           <w:color w:val="000000"/>
           <w:sz w:val="24"/>
           <w:szCs w:val="24"/>
@@ -650,7 +650,7 @@
       </w:r>
       <w:r>
         <w:rPr>
-          <w:rFonts w:ascii="Times New Roman" w:eastAsia="Times New Roman" w:hAnsi="Times New Roman" w:cs="Times New Roman"/>
+          <w:rFonts w:ascii="Times New Roman" w:hAnsi="Times New Roman" w:eastAsia="Times New Roman" w:cs="Times New Roman"/>
           <w:color w:val="000000"/>
           <w:spacing w:val="-2"/>
           <w:sz w:val="24"/>
@@ -660,7 +660,7 @@
       </w:r>
       <w:r>
         <w:rPr>
-          <w:rFonts w:ascii="Times New Roman" w:eastAsia="Times New Roman" w:hAnsi="Times New Roman" w:cs="Times New Roman"/>
+          <w:rFonts w:ascii="Times New Roman" w:hAnsi="Times New Roman" w:eastAsia="Times New Roman" w:cs="Times New Roman"/>
           <w:color w:val="000000"/>
           <w:spacing w:val="-3"/>
           <w:sz w:val="24"/>
@@ -670,7 +670,7 @@
       </w:r>
       <w:r>
         <w:rPr>
-          <w:rFonts w:ascii="Times New Roman" w:eastAsia="Times New Roman" w:hAnsi="Times New Roman" w:cs="Times New Roman"/>
+          <w:rFonts w:ascii="Times New Roman" w:hAnsi="Times New Roman" w:eastAsia="Times New Roman" w:cs="Times New Roman"/>
           <w:color w:val="000000"/>
           <w:sz w:val="24"/>
           <w:szCs w:val="24"/>
@@ -679,7 +679,7 @@
       </w:r>
       <w:r>
         <w:rPr>
-          <w:rFonts w:ascii="Times New Roman" w:eastAsia="Times New Roman" w:hAnsi="Times New Roman" w:cs="Times New Roman"/>
+          <w:rFonts w:ascii="Times New Roman" w:hAnsi="Times New Roman" w:eastAsia="Times New Roman" w:cs="Times New Roman"/>
           <w:color w:val="000000"/>
           <w:spacing w:val="1"/>
           <w:sz w:val="24"/>
@@ -689,7 +689,7 @@
       </w:r>
       <w:r>
         <w:rPr>
-          <w:rFonts w:ascii="Times New Roman" w:eastAsia="Times New Roman" w:hAnsi="Times New Roman" w:cs="Times New Roman"/>
+          <w:rFonts w:ascii="Times New Roman" w:hAnsi="Times New Roman" w:eastAsia="Times New Roman" w:cs="Times New Roman"/>
           <w:color w:val="000000"/>
           <w:sz w:val="24"/>
           <w:szCs w:val="24"/>
@@ -704,15 +704,15 @@
         <w:ind w:left="4471" w:right="-20"/>
         <w:jc w:val="both"/>
         <w:rPr>
-          <w:rFonts w:ascii="Times New Roman" w:eastAsia="Times New Roman" w:hAnsi="Times New Roman" w:cs="Times New Roman"/>
-          <w:color w:val="000000"/>
-          <w:sz w:val="24"/>
-          <w:szCs w:val="24"/>
-        </w:rPr>
-      </w:pPr>
-      <w:r>
-        <w:rPr>
-          <w:rFonts w:ascii="Times New Roman" w:eastAsia="Times New Roman" w:hAnsi="Times New Roman" w:cs="Times New Roman"/>
+          <w:rFonts w:ascii="Times New Roman" w:hAnsi="Times New Roman" w:eastAsia="Times New Roman" w:cs="Times New Roman"/>
+          <w:color w:val="000000"/>
+          <w:sz w:val="24"/>
+          <w:szCs w:val="24"/>
+        </w:rPr>
+      </w:pPr>
+      <w:r>
+        <w:rPr>
+          <w:rFonts w:ascii="Times New Roman" w:hAnsi="Times New Roman" w:eastAsia="Times New Roman" w:cs="Times New Roman"/>
           <w:color w:val="000000"/>
           <w:spacing w:val="1"/>
           <w:sz w:val="24"/>
@@ -722,7 +722,7 @@
       </w:r>
       <w:r>
         <w:rPr>
-          <w:rFonts w:ascii="Times New Roman" w:eastAsia="Times New Roman" w:hAnsi="Times New Roman" w:cs="Times New Roman"/>
+          <w:rFonts w:ascii="Times New Roman" w:hAnsi="Times New Roman" w:eastAsia="Times New Roman" w:cs="Times New Roman"/>
           <w:color w:val="000000"/>
           <w:spacing w:val="2"/>
           <w:sz w:val="24"/>
@@ -732,7 +732,7 @@
       </w:r>
       <w:r>
         <w:rPr>
-          <w:rFonts w:ascii="Times New Roman" w:eastAsia="Times New Roman" w:hAnsi="Times New Roman" w:cs="Times New Roman"/>
+          <w:rFonts w:ascii="Times New Roman" w:hAnsi="Times New Roman" w:eastAsia="Times New Roman" w:cs="Times New Roman"/>
           <w:color w:val="000000"/>
           <w:sz w:val="24"/>
           <w:szCs w:val="24"/>
@@ -747,15 +747,15 @@
         <w:ind w:left="3707" w:right="320" w:hanging="3707"/>
         <w:jc w:val="both"/>
         <w:rPr>
-          <w:rFonts w:ascii="Times New Roman" w:eastAsia="Times New Roman" w:hAnsi="Times New Roman" w:cs="Times New Roman"/>
-          <w:color w:val="000000"/>
-          <w:sz w:val="24"/>
-          <w:szCs w:val="24"/>
-        </w:rPr>
-      </w:pPr>
-      <w:r>
-        <w:rPr>
-          <w:rFonts w:ascii="Times New Roman" w:eastAsia="Times New Roman" w:hAnsi="Times New Roman" w:cs="Times New Roman"/>
+          <w:rFonts w:ascii="Times New Roman" w:hAnsi="Times New Roman" w:eastAsia="Times New Roman" w:cs="Times New Roman"/>
+          <w:color w:val="000000"/>
+          <w:sz w:val="24"/>
+          <w:szCs w:val="24"/>
+        </w:rPr>
+      </w:pPr>
+      <w:r>
+        <w:rPr>
+          <w:rFonts w:ascii="Times New Roman" w:hAnsi="Times New Roman" w:eastAsia="Times New Roman" w:cs="Times New Roman"/>
           <w:color w:val="000000"/>
           <w:sz w:val="24"/>
           <w:szCs w:val="24"/>
@@ -764,7 +764,7 @@
       </w:r>
       <w:r>
         <w:rPr>
-          <w:rFonts w:ascii="Times New Roman" w:eastAsia="Times New Roman" w:hAnsi="Times New Roman" w:cs="Times New Roman"/>
+          <w:rFonts w:ascii="Times New Roman" w:hAnsi="Times New Roman" w:eastAsia="Times New Roman" w:cs="Times New Roman"/>
           <w:color w:val="000000"/>
           <w:spacing w:val="2"/>
           <w:sz w:val="24"/>
@@ -774,7 +774,7 @@
       </w:r>
       <w:r>
         <w:rPr>
-          <w:rFonts w:ascii="Times New Roman" w:eastAsia="Times New Roman" w:hAnsi="Times New Roman" w:cs="Times New Roman"/>
+          <w:rFonts w:ascii="Times New Roman" w:hAnsi="Times New Roman" w:eastAsia="Times New Roman" w:cs="Times New Roman"/>
           <w:color w:val="000000"/>
           <w:sz w:val="24"/>
           <w:szCs w:val="24"/>
@@ -783,7 +783,7 @@
       </w:r>
       <w:r>
         <w:rPr>
-          <w:rFonts w:ascii="Times New Roman" w:eastAsia="Times New Roman" w:hAnsi="Times New Roman" w:cs="Times New Roman"/>
+          <w:rFonts w:ascii="Times New Roman" w:hAnsi="Times New Roman" w:eastAsia="Times New Roman" w:cs="Times New Roman"/>
           <w:color w:val="000000"/>
           <w:spacing w:val="2"/>
           <w:sz w:val="24"/>
@@ -793,7 +793,7 @@
       </w:r>
       <w:r>
         <w:rPr>
-          <w:rFonts w:ascii="Times New Roman" w:eastAsia="Times New Roman" w:hAnsi="Times New Roman" w:cs="Times New Roman"/>
+          <w:rFonts w:ascii="Times New Roman" w:hAnsi="Times New Roman" w:eastAsia="Times New Roman" w:cs="Times New Roman"/>
           <w:color w:val="000000"/>
           <w:sz w:val="24"/>
           <w:szCs w:val="24"/>
@@ -802,7 +802,7 @@
       </w:r>
       <w:r>
         <w:rPr>
-          <w:rFonts w:ascii="Times New Roman" w:eastAsia="Times New Roman" w:hAnsi="Times New Roman" w:cs="Times New Roman"/>
+          <w:rFonts w:ascii="Times New Roman" w:hAnsi="Times New Roman" w:eastAsia="Times New Roman" w:cs="Times New Roman"/>
           <w:color w:val="000000"/>
           <w:spacing w:val="-2"/>
           <w:sz w:val="24"/>
@@ -812,7 +812,7 @@
       </w:r>
       <w:r>
         <w:rPr>
-          <w:rFonts w:ascii="Times New Roman" w:eastAsia="Times New Roman" w:hAnsi="Times New Roman" w:cs="Times New Roman"/>
+          <w:rFonts w:ascii="Times New Roman" w:hAnsi="Times New Roman" w:eastAsia="Times New Roman" w:cs="Times New Roman"/>
           <w:color w:val="000000"/>
           <w:sz w:val="24"/>
           <w:szCs w:val="24"/>
@@ -821,7 +821,7 @@
       </w:r>
       <w:r>
         <w:rPr>
-          <w:rFonts w:ascii="Times New Roman" w:eastAsia="Times New Roman" w:hAnsi="Times New Roman" w:cs="Times New Roman"/>
+          <w:rFonts w:ascii="Times New Roman" w:hAnsi="Times New Roman" w:eastAsia="Times New Roman" w:cs="Times New Roman"/>
           <w:color w:val="000000"/>
           <w:spacing w:val="1"/>
           <w:sz w:val="24"/>
@@ -831,7 +831,7 @@
       </w:r>
       <w:r>
         <w:rPr>
-          <w:rFonts w:ascii="Times New Roman" w:eastAsia="Times New Roman" w:hAnsi="Times New Roman" w:cs="Times New Roman"/>
+          <w:rFonts w:ascii="Times New Roman" w:hAnsi="Times New Roman" w:eastAsia="Times New Roman" w:cs="Times New Roman"/>
           <w:color w:val="000000"/>
           <w:spacing w:val="-4"/>
           <w:sz w:val="24"/>
@@ -841,7 +841,7 @@
       </w:r>
       <w:r>
         <w:rPr>
-          <w:rFonts w:ascii="Times New Roman" w:eastAsia="Times New Roman" w:hAnsi="Times New Roman" w:cs="Times New Roman"/>
+          <w:rFonts w:ascii="Times New Roman" w:hAnsi="Times New Roman" w:eastAsia="Times New Roman" w:cs="Times New Roman"/>
           <w:color w:val="000000"/>
           <w:spacing w:val="1"/>
           <w:sz w:val="24"/>
@@ -851,7 +851,7 @@
       </w:r>
       <w:r>
         <w:rPr>
-          <w:rFonts w:ascii="Times New Roman" w:eastAsia="Times New Roman" w:hAnsi="Times New Roman" w:cs="Times New Roman"/>
+          <w:rFonts w:ascii="Times New Roman" w:hAnsi="Times New Roman" w:eastAsia="Times New Roman" w:cs="Times New Roman"/>
           <w:color w:val="000000"/>
           <w:sz w:val="24"/>
           <w:szCs w:val="24"/>
@@ -860,7 +860,7 @@
       </w:r>
       <w:r>
         <w:rPr>
-          <w:rFonts w:ascii="Times New Roman" w:eastAsia="Times New Roman" w:hAnsi="Times New Roman" w:cs="Times New Roman"/>
+          <w:rFonts w:ascii="Times New Roman" w:hAnsi="Times New Roman" w:eastAsia="Times New Roman" w:cs="Times New Roman"/>
           <w:color w:val="000000"/>
           <w:spacing w:val="-1"/>
           <w:sz w:val="24"/>
@@ -870,7 +870,7 @@
       </w:r>
       <w:r>
         <w:rPr>
-          <w:rFonts w:ascii="Times New Roman" w:eastAsia="Times New Roman" w:hAnsi="Times New Roman" w:cs="Times New Roman"/>
+          <w:rFonts w:ascii="Times New Roman" w:hAnsi="Times New Roman" w:eastAsia="Times New Roman" w:cs="Times New Roman"/>
           <w:color w:val="000000"/>
           <w:sz w:val="24"/>
           <w:szCs w:val="24"/>
@@ -879,7 +879,7 @@
       </w:r>
       <w:r>
         <w:rPr>
-          <w:rFonts w:ascii="Times New Roman" w:eastAsia="Times New Roman" w:hAnsi="Times New Roman" w:cs="Times New Roman"/>
+          <w:rFonts w:ascii="Times New Roman" w:hAnsi="Times New Roman" w:eastAsia="Times New Roman" w:cs="Times New Roman"/>
           <w:color w:val="000000"/>
           <w:spacing w:val="1"/>
           <w:sz w:val="24"/>
@@ -889,7 +889,7 @@
       </w:r>
       <w:r>
         <w:rPr>
-          <w:rFonts w:ascii="Times New Roman" w:eastAsia="Times New Roman" w:hAnsi="Times New Roman" w:cs="Times New Roman"/>
+          <w:rFonts w:ascii="Times New Roman" w:hAnsi="Times New Roman" w:eastAsia="Times New Roman" w:cs="Times New Roman"/>
           <w:color w:val="000000"/>
           <w:sz w:val="24"/>
           <w:szCs w:val="24"/>
@@ -898,7 +898,7 @@
       </w:r>
       <w:r>
         <w:rPr>
-          <w:rFonts w:ascii="Times New Roman" w:eastAsia="Times New Roman" w:hAnsi="Times New Roman" w:cs="Times New Roman"/>
+          <w:rFonts w:ascii="Times New Roman" w:hAnsi="Times New Roman" w:eastAsia="Times New Roman" w:cs="Times New Roman"/>
           <w:color w:val="000000"/>
           <w:spacing w:val="-4"/>
           <w:sz w:val="24"/>
@@ -908,7 +908,7 @@
       </w:r>
       <w:r>
         <w:rPr>
-          <w:rFonts w:ascii="Times New Roman" w:eastAsia="Times New Roman" w:hAnsi="Times New Roman" w:cs="Times New Roman"/>
+          <w:rFonts w:ascii="Times New Roman" w:hAnsi="Times New Roman" w:eastAsia="Times New Roman" w:cs="Times New Roman"/>
           <w:color w:val="000000"/>
           <w:sz w:val="24"/>
           <w:szCs w:val="24"/>
@@ -923,15 +923,15 @@
         <w:ind w:left="3707" w:right="320" w:hanging="3707"/>
         <w:jc w:val="center"/>
         <w:rPr>
-          <w:rFonts w:ascii="Times New Roman" w:eastAsia="Times New Roman" w:hAnsi="Times New Roman" w:cs="Times New Roman"/>
-          <w:color w:val="000000"/>
-          <w:sz w:val="24"/>
-          <w:szCs w:val="24"/>
-        </w:rPr>
-      </w:pPr>
-      <w:r>
-        <w:rPr>
-          <w:rFonts w:ascii="Times New Roman" w:eastAsia="Times New Roman" w:hAnsi="Times New Roman" w:cs="Times New Roman"/>
+          <w:rFonts w:ascii="Times New Roman" w:hAnsi="Times New Roman" w:eastAsia="Times New Roman" w:cs="Times New Roman"/>
+          <w:color w:val="000000"/>
+          <w:sz w:val="24"/>
+          <w:szCs w:val="24"/>
+        </w:rPr>
+      </w:pPr>
+      <w:r>
+        <w:rPr>
+          <w:rFonts w:ascii="Times New Roman" w:hAnsi="Times New Roman" w:eastAsia="Times New Roman" w:cs="Times New Roman"/>
           <w:color w:val="000000"/>
           <w:spacing w:val="1"/>
           <w:sz w:val="24"/>
@@ -941,7 +941,7 @@
       </w:r>
       <w:r>
         <w:rPr>
-          <w:rFonts w:ascii="Times New Roman" w:eastAsia="Times New Roman" w:hAnsi="Times New Roman" w:cs="Times New Roman"/>
+          <w:rFonts w:ascii="Times New Roman" w:hAnsi="Times New Roman" w:eastAsia="Times New Roman" w:cs="Times New Roman"/>
           <w:color w:val="000000"/>
           <w:sz w:val="24"/>
           <w:szCs w:val="24"/>
@@ -950,7 +950,7 @@
       </w:r>
       <w:r>
         <w:rPr>
-          <w:rFonts w:ascii="Times New Roman" w:eastAsia="Times New Roman" w:hAnsi="Times New Roman" w:cs="Times New Roman"/>
+          <w:rFonts w:ascii="Times New Roman" w:hAnsi="Times New Roman" w:eastAsia="Times New Roman" w:cs="Times New Roman"/>
           <w:color w:val="000000"/>
           <w:spacing w:val="3"/>
           <w:sz w:val="24"/>
@@ -960,7 +960,7 @@
       </w:r>
       <w:r>
         <w:rPr>
-          <w:rFonts w:ascii="Times New Roman" w:eastAsia="Times New Roman" w:hAnsi="Times New Roman" w:cs="Times New Roman"/>
+          <w:rFonts w:ascii="Times New Roman" w:hAnsi="Times New Roman" w:eastAsia="Times New Roman" w:cs="Times New Roman"/>
           <w:color w:val="000000"/>
           <w:spacing w:val="1"/>
           <w:sz w:val="24"/>
@@ -970,7 +970,7 @@
       </w:r>
       <w:r>
         <w:rPr>
-          <w:rFonts w:ascii="Times New Roman" w:eastAsia="Times New Roman" w:hAnsi="Times New Roman" w:cs="Times New Roman"/>
+          <w:rFonts w:ascii="Times New Roman" w:hAnsi="Times New Roman" w:eastAsia="Times New Roman" w:cs="Times New Roman"/>
           <w:color w:val="000000"/>
           <w:sz w:val="24"/>
           <w:szCs w:val="24"/>
@@ -979,7 +979,7 @@
       </w:r>
       <w:r>
         <w:rPr>
-          <w:rFonts w:ascii="Times New Roman" w:eastAsia="Times New Roman" w:hAnsi="Times New Roman" w:cs="Times New Roman"/>
+          <w:rFonts w:ascii="Times New Roman" w:hAnsi="Times New Roman" w:eastAsia="Times New Roman" w:cs="Times New Roman"/>
           <w:color w:val="000000"/>
           <w:spacing w:val="-1"/>
           <w:sz w:val="24"/>
@@ -989,7 +989,7 @@
       </w:r>
       <w:r>
         <w:rPr>
-          <w:rFonts w:ascii="Times New Roman" w:eastAsia="Times New Roman" w:hAnsi="Times New Roman" w:cs="Times New Roman"/>
+          <w:rFonts w:ascii="Times New Roman" w:hAnsi="Times New Roman" w:eastAsia="Times New Roman" w:cs="Times New Roman"/>
           <w:color w:val="000000"/>
           <w:sz w:val="24"/>
           <w:szCs w:val="24"/>
@@ -998,7 +998,7 @@
       </w:r>
       <w:r>
         <w:rPr>
-          <w:rFonts w:ascii="Times New Roman" w:eastAsia="Times New Roman" w:hAnsi="Times New Roman" w:cs="Times New Roman"/>
+          <w:rFonts w:ascii="Times New Roman" w:hAnsi="Times New Roman" w:eastAsia="Times New Roman" w:cs="Times New Roman"/>
           <w:color w:val="000000"/>
           <w:spacing w:val="-3"/>
           <w:sz w:val="24"/>
@@ -1008,7 +1008,7 @@
       </w:r>
       <w:r>
         <w:rPr>
-          <w:rFonts w:ascii="Times New Roman" w:eastAsia="Times New Roman" w:hAnsi="Times New Roman" w:cs="Times New Roman"/>
+          <w:rFonts w:ascii="Times New Roman" w:hAnsi="Times New Roman" w:eastAsia="Times New Roman" w:cs="Times New Roman"/>
           <w:color w:val="000000"/>
           <w:sz w:val="24"/>
           <w:szCs w:val="24"/>
@@ -1017,7 +1017,7 @@
       </w:r>
       <w:r>
         <w:rPr>
-          <w:rFonts w:ascii="Times New Roman" w:eastAsia="Times New Roman" w:hAnsi="Times New Roman" w:cs="Times New Roman"/>
+          <w:rFonts w:ascii="Times New Roman" w:hAnsi="Times New Roman" w:eastAsia="Times New Roman" w:cs="Times New Roman"/>
           <w:color w:val="000000"/>
           <w:spacing w:val="-3"/>
           <w:sz w:val="24"/>
@@ -1027,7 +1027,7 @@
       </w:r>
       <w:r>
         <w:rPr>
-          <w:rFonts w:ascii="Times New Roman" w:eastAsia="Times New Roman" w:hAnsi="Times New Roman" w:cs="Times New Roman"/>
+          <w:rFonts w:ascii="Times New Roman" w:hAnsi="Times New Roman" w:eastAsia="Times New Roman" w:cs="Times New Roman"/>
           <w:color w:val="000000"/>
           <w:spacing w:val="4"/>
           <w:sz w:val="24"/>
@@ -1037,7 +1037,7 @@
       </w:r>
       <w:r>
         <w:rPr>
-          <w:rFonts w:ascii="Times New Roman" w:eastAsia="Times New Roman" w:hAnsi="Times New Roman" w:cs="Times New Roman"/>
+          <w:rFonts w:ascii="Times New Roman" w:hAnsi="Times New Roman" w:eastAsia="Times New Roman" w:cs="Times New Roman"/>
           <w:color w:val="000000"/>
           <w:spacing w:val="1"/>
           <w:sz w:val="24"/>
@@ -1047,7 +1047,7 @@
       </w:r>
       <w:r>
         <w:rPr>
-          <w:rFonts w:ascii="Times New Roman" w:eastAsia="Times New Roman" w:hAnsi="Times New Roman" w:cs="Times New Roman"/>
+          <w:rFonts w:ascii="Times New Roman" w:hAnsi="Times New Roman" w:eastAsia="Times New Roman" w:cs="Times New Roman"/>
           <w:color w:val="000000"/>
           <w:sz w:val="24"/>
           <w:szCs w:val="24"/>
@@ -1056,7 +1056,7 @@
       </w:r>
       <w:r>
         <w:rPr>
-          <w:rFonts w:ascii="Times New Roman" w:eastAsia="Times New Roman" w:hAnsi="Times New Roman" w:cs="Times New Roman"/>
+          <w:rFonts w:ascii="Times New Roman" w:hAnsi="Times New Roman" w:eastAsia="Times New Roman" w:cs="Times New Roman"/>
           <w:color w:val="000000"/>
           <w:spacing w:val="1"/>
           <w:sz w:val="24"/>
@@ -1066,7 +1066,7 @@
       </w:r>
       <w:r>
         <w:rPr>
-          <w:rFonts w:ascii="Times New Roman" w:eastAsia="Times New Roman" w:hAnsi="Times New Roman" w:cs="Times New Roman"/>
+          <w:rFonts w:ascii="Times New Roman" w:hAnsi="Times New Roman" w:eastAsia="Times New Roman" w:cs="Times New Roman"/>
           <w:color w:val="000000"/>
           <w:sz w:val="24"/>
           <w:szCs w:val="24"/>
@@ -1081,7 +1081,7 @@
         <w:ind w:right="-20"/>
         <w:jc w:val="both"/>
         <w:rPr>
-          <w:rFonts w:ascii="Times New Roman" w:eastAsia="Times New Roman" w:hAnsi="Times New Roman" w:cs="Times New Roman"/>
+          <w:rFonts w:ascii="Times New Roman" w:hAnsi="Times New Roman" w:eastAsia="Times New Roman" w:cs="Times New Roman"/>
           <w:b/>
           <w:bCs/>
           <w:color w:val="000000"/>
@@ -1091,7 +1091,7 @@
       </w:pPr>
       <w:r>
         <w:rPr>
-          <w:rFonts w:ascii="Times New Roman" w:eastAsia="Times New Roman" w:hAnsi="Times New Roman" w:cs="Times New Roman"/>
+          <w:rFonts w:ascii="Times New Roman" w:hAnsi="Times New Roman" w:eastAsia="Times New Roman" w:cs="Times New Roman"/>
           <w:color w:val="000000"/>
           <w:spacing w:val="-2"/>
           <w:sz w:val="24"/>
@@ -1101,7 +1101,7 @@
       </w:r>
       <w:r>
         <w:rPr>
-          <w:rFonts w:ascii="Times New Roman" w:eastAsia="Times New Roman" w:hAnsi="Times New Roman" w:cs="Times New Roman"/>
+          <w:rFonts w:ascii="Times New Roman" w:hAnsi="Times New Roman" w:eastAsia="Times New Roman" w:cs="Times New Roman"/>
           <w:color w:val="000000"/>
           <w:sz w:val="24"/>
           <w:szCs w:val="24"/>
@@ -1110,7 +1110,7 @@
       </w:r>
       <w:r>
         <w:rPr>
-          <w:rFonts w:ascii="Times New Roman" w:eastAsia="Times New Roman" w:hAnsi="Times New Roman" w:cs="Times New Roman"/>
+          <w:rFonts w:ascii="Times New Roman" w:hAnsi="Times New Roman" w:eastAsia="Times New Roman" w:cs="Times New Roman"/>
           <w:color w:val="000000"/>
           <w:spacing w:val="-1"/>
           <w:sz w:val="24"/>
@@ -1120,7 +1120,7 @@
       </w:r>
       <w:r>
         <w:rPr>
-          <w:rFonts w:ascii="Times New Roman" w:eastAsia="Times New Roman" w:hAnsi="Times New Roman" w:cs="Times New Roman"/>
+          <w:rFonts w:ascii="Times New Roman" w:hAnsi="Times New Roman" w:eastAsia="Times New Roman" w:cs="Times New Roman"/>
           <w:color w:val="000000"/>
           <w:sz w:val="24"/>
           <w:szCs w:val="24"/>
@@ -1129,7 +1129,7 @@
       </w:r>
       <w:r>
         <w:rPr>
-          <w:rFonts w:ascii="Times New Roman" w:eastAsia="Times New Roman" w:hAnsi="Times New Roman" w:cs="Times New Roman"/>
+          <w:rFonts w:ascii="Times New Roman" w:hAnsi="Times New Roman" w:eastAsia="Times New Roman" w:cs="Times New Roman"/>
           <w:color w:val="000000"/>
           <w:spacing w:val="2"/>
           <w:sz w:val="24"/>
@@ -1139,7 +1139,7 @@
       </w:r>
       <w:r>
         <w:rPr>
-          <w:rFonts w:ascii="Times New Roman" w:eastAsia="Times New Roman" w:hAnsi="Times New Roman" w:cs="Times New Roman"/>
+          <w:rFonts w:ascii="Times New Roman" w:hAnsi="Times New Roman" w:eastAsia="Times New Roman" w:cs="Times New Roman"/>
           <w:color w:val="000000"/>
           <w:sz w:val="24"/>
           <w:szCs w:val="24"/>
@@ -1148,7 +1148,7 @@
       </w:r>
       <w:r>
         <w:rPr>
-          <w:rFonts w:ascii="Times New Roman" w:eastAsia="Times New Roman" w:hAnsi="Times New Roman" w:cs="Times New Roman"/>
+          <w:rFonts w:ascii="Times New Roman" w:hAnsi="Times New Roman" w:eastAsia="Times New Roman" w:cs="Times New Roman"/>
           <w:color w:val="000000"/>
           <w:spacing w:val="2"/>
           <w:sz w:val="24"/>
@@ -1158,7 +1158,7 @@
       </w:r>
       <w:r>
         <w:rPr>
-          <w:rFonts w:ascii="Times New Roman" w:eastAsia="Times New Roman" w:hAnsi="Times New Roman" w:cs="Times New Roman"/>
+          <w:rFonts w:ascii="Times New Roman" w:hAnsi="Times New Roman" w:eastAsia="Times New Roman" w:cs="Times New Roman"/>
           <w:color w:val="000000"/>
           <w:spacing w:val="1"/>
           <w:sz w:val="24"/>
@@ -1168,7 +1168,7 @@
       </w:r>
       <w:r>
         <w:rPr>
-          <w:rFonts w:ascii="Times New Roman" w:eastAsia="Times New Roman" w:hAnsi="Times New Roman" w:cs="Times New Roman"/>
+          <w:rFonts w:ascii="Times New Roman" w:hAnsi="Times New Roman" w:eastAsia="Times New Roman" w:cs="Times New Roman"/>
           <w:color w:val="000000"/>
           <w:sz w:val="24"/>
           <w:szCs w:val="24"/>
@@ -1177,7 +1177,7 @@
       </w:r>
       <w:r>
         <w:rPr>
-          <w:rFonts w:ascii="Times New Roman" w:eastAsia="Times New Roman" w:hAnsi="Times New Roman" w:cs="Times New Roman"/>
+          <w:rFonts w:ascii="Times New Roman" w:hAnsi="Times New Roman" w:eastAsia="Times New Roman" w:cs="Times New Roman"/>
           <w:color w:val="000000"/>
           <w:spacing w:val="-3"/>
           <w:sz w:val="24"/>
@@ -1187,7 +1187,7 @@
       </w:r>
       <w:r>
         <w:rPr>
-          <w:rFonts w:ascii="Times New Roman" w:eastAsia="Times New Roman" w:hAnsi="Times New Roman" w:cs="Times New Roman"/>
+          <w:rFonts w:ascii="Times New Roman" w:hAnsi="Times New Roman" w:eastAsia="Times New Roman" w:cs="Times New Roman"/>
           <w:color w:val="000000"/>
           <w:sz w:val="24"/>
           <w:szCs w:val="24"/>
@@ -1196,7 +1196,7 @@
       </w:r>
       <w:r>
         <w:rPr>
-          <w:rFonts w:ascii="Times New Roman" w:eastAsia="Times New Roman" w:hAnsi="Times New Roman" w:cs="Times New Roman"/>
+          <w:rFonts w:ascii="Times New Roman" w:hAnsi="Times New Roman" w:eastAsia="Times New Roman" w:cs="Times New Roman"/>
           <w:color w:val="000000"/>
           <w:spacing w:val="3"/>
           <w:sz w:val="24"/>
@@ -1206,7 +1206,7 @@
       </w:r>
       <w:r>
         <w:rPr>
-          <w:rFonts w:ascii="Times New Roman" w:eastAsia="Times New Roman" w:hAnsi="Times New Roman" w:cs="Times New Roman"/>
+          <w:rFonts w:ascii="Times New Roman" w:hAnsi="Times New Roman" w:eastAsia="Times New Roman" w:cs="Times New Roman"/>
           <w:color w:val="000000"/>
           <w:sz w:val="24"/>
           <w:szCs w:val="24"/>
@@ -1219,7 +1219,7 @@
         <w:spacing w:line="360" w:lineRule="auto"/>
         <w:jc w:val="both"/>
         <w:rPr>
-          <w:rFonts w:ascii="Times New Roman" w:eastAsia="Times New Roman" w:hAnsi="Times New Roman" w:cs="Times New Roman"/>
+          <w:rFonts w:ascii="Times New Roman" w:hAnsi="Times New Roman" w:eastAsia="Times New Roman" w:cs="Times New Roman"/>
           <w:sz w:val="24"/>
           <w:szCs w:val="24"/>
         </w:rPr>
@@ -1230,7 +1230,7 @@
         <w:spacing w:after="64" w:line="360" w:lineRule="auto"/>
         <w:jc w:val="both"/>
         <w:rPr>
-          <w:rFonts w:ascii="Times New Roman" w:eastAsia="Times New Roman" w:hAnsi="Times New Roman" w:cs="Times New Roman"/>
+          <w:rFonts w:ascii="Times New Roman" w:hAnsi="Times New Roman" w:eastAsia="Times New Roman" w:cs="Times New Roman"/>
           <w:sz w:val="24"/>
           <w:szCs w:val="24"/>
         </w:rPr>
@@ -1241,7 +1241,7 @@
         <w:spacing w:after="64" w:line="360" w:lineRule="auto"/>
         <w:jc w:val="both"/>
         <w:rPr>
-          <w:rFonts w:ascii="Times New Roman" w:eastAsia="Times New Roman" w:hAnsi="Times New Roman" w:cs="Times New Roman"/>
+          <w:rFonts w:ascii="Times New Roman" w:hAnsi="Times New Roman" w:eastAsia="Times New Roman" w:cs="Times New Roman"/>
           <w:sz w:val="24"/>
           <w:szCs w:val="24"/>
         </w:rPr>
@@ -1252,7 +1252,7 @@
         <w:spacing w:after="64" w:line="360" w:lineRule="auto"/>
         <w:jc w:val="both"/>
         <w:rPr>
-          <w:rFonts w:ascii="Times New Roman" w:eastAsia="Times New Roman" w:hAnsi="Times New Roman" w:cs="Times New Roman"/>
+          <w:rFonts w:ascii="Times New Roman" w:hAnsi="Times New Roman" w:eastAsia="Times New Roman" w:cs="Times New Roman"/>
           <w:sz w:val="24"/>
           <w:szCs w:val="24"/>
         </w:rPr>
@@ -1265,15 +1265,15 @@
         <w:ind w:right="8"/>
         <w:jc w:val="both"/>
         <w:rPr>
-          <w:rFonts w:ascii="Times New Roman" w:eastAsia="Times New Roman" w:hAnsi="Times New Roman" w:cs="Times New Roman"/>
-          <w:color w:val="000000"/>
-          <w:sz w:val="24"/>
-          <w:szCs w:val="24"/>
-        </w:rPr>
-      </w:pPr>
-      <w:r>
-        <w:rPr>
-          <w:rFonts w:ascii="Times New Roman" w:eastAsia="Times New Roman" w:hAnsi="Times New Roman" w:cs="Times New Roman"/>
+          <w:rFonts w:ascii="Times New Roman" w:hAnsi="Times New Roman" w:eastAsia="Times New Roman" w:cs="Times New Roman"/>
+          <w:color w:val="000000"/>
+          <w:sz w:val="24"/>
+          <w:szCs w:val="24"/>
+        </w:rPr>
+      </w:pPr>
+      <w:r>
+        <w:rPr>
+          <w:rFonts w:ascii="Times New Roman" w:hAnsi="Times New Roman" w:eastAsia="Times New Roman" w:cs="Times New Roman"/>
           <w:color w:val="000000"/>
           <w:sz w:val="24"/>
           <w:szCs w:val="24"/>
@@ -1282,7 +1282,7 @@
       </w:r>
       <w:r>
         <w:rPr>
-          <w:rFonts w:ascii="Times New Roman" w:eastAsia="Times New Roman" w:hAnsi="Times New Roman" w:cs="Times New Roman"/>
+          <w:rFonts w:ascii="Times New Roman" w:hAnsi="Times New Roman" w:eastAsia="Times New Roman" w:cs="Times New Roman"/>
           <w:color w:val="000000"/>
           <w:spacing w:val="-1"/>
           <w:sz w:val="24"/>
@@ -1292,7 +1292,7 @@
       </w:r>
       <w:r>
         <w:rPr>
-          <w:rFonts w:ascii="Times New Roman" w:eastAsia="Times New Roman" w:hAnsi="Times New Roman" w:cs="Times New Roman"/>
+          <w:rFonts w:ascii="Times New Roman" w:hAnsi="Times New Roman" w:eastAsia="Times New Roman" w:cs="Times New Roman"/>
           <w:color w:val="000000"/>
           <w:sz w:val="24"/>
           <w:szCs w:val="24"/>
@@ -1307,15 +1307,15 @@
         <w:ind w:right="8"/>
         <w:jc w:val="both"/>
         <w:rPr>
-          <w:rFonts w:ascii="Times New Roman" w:eastAsia="Times New Roman" w:hAnsi="Times New Roman" w:cs="Times New Roman"/>
-          <w:color w:val="000000"/>
-          <w:sz w:val="24"/>
-          <w:szCs w:val="24"/>
-        </w:rPr>
-      </w:pPr>
-      <w:r>
-        <w:rPr>
-          <w:rFonts w:ascii="Times New Roman" w:eastAsia="Times New Roman" w:hAnsi="Times New Roman" w:cs="Times New Roman"/>
+          <w:rFonts w:ascii="Times New Roman" w:hAnsi="Times New Roman" w:eastAsia="Times New Roman" w:cs="Times New Roman"/>
+          <w:color w:val="000000"/>
+          <w:sz w:val="24"/>
+          <w:szCs w:val="24"/>
+        </w:rPr>
+      </w:pPr>
+      <w:r>
+        <w:rPr>
+          <w:rFonts w:ascii="Times New Roman" w:hAnsi="Times New Roman" w:eastAsia="Times New Roman" w:cs="Times New Roman"/>
           <w:color w:val="000000"/>
           <w:sz w:val="24"/>
           <w:szCs w:val="24"/>
@@ -1324,7 +1324,7 @@
       </w:r>
       <w:r>
         <w:rPr>
-          <w:rFonts w:ascii="Times New Roman" w:eastAsia="Times New Roman" w:hAnsi="Times New Roman" w:cs="Times New Roman"/>
+          <w:rFonts w:ascii="Times New Roman" w:hAnsi="Times New Roman" w:eastAsia="Times New Roman" w:cs="Times New Roman"/>
           <w:color w:val="000000"/>
           <w:spacing w:val="-1"/>
           <w:sz w:val="24"/>
@@ -1334,7 +1334,7 @@
       </w:r>
       <w:r>
         <w:rPr>
-          <w:rFonts w:ascii="Times New Roman" w:eastAsia="Times New Roman" w:hAnsi="Times New Roman" w:cs="Times New Roman"/>
+          <w:rFonts w:ascii="Times New Roman" w:hAnsi="Times New Roman" w:eastAsia="Times New Roman" w:cs="Times New Roman"/>
           <w:color w:val="000000"/>
           <w:sz w:val="24"/>
           <w:szCs w:val="24"/>
@@ -1347,7 +1347,7 @@
         <w:spacing w:line="360" w:lineRule="auto"/>
         <w:jc w:val="both"/>
         <w:rPr>
-          <w:rFonts w:ascii="Times New Roman" w:eastAsia="Times New Roman" w:hAnsi="Times New Roman" w:cs="Times New Roman"/>
+          <w:rFonts w:ascii="Times New Roman" w:hAnsi="Times New Roman" w:eastAsia="Times New Roman" w:cs="Times New Roman"/>
           <w:sz w:val="24"/>
           <w:szCs w:val="24"/>
         </w:rPr>
@@ -1358,7 +1358,7 @@
         <w:spacing w:after="115" w:line="360" w:lineRule="auto"/>
         <w:jc w:val="both"/>
         <w:rPr>
-          <w:rFonts w:ascii="Times New Roman" w:eastAsia="Times New Roman" w:hAnsi="Times New Roman" w:cs="Times New Roman"/>
+          <w:rFonts w:ascii="Times New Roman" w:hAnsi="Times New Roman" w:eastAsia="Times New Roman" w:cs="Times New Roman"/>
           <w:sz w:val="24"/>
           <w:szCs w:val="24"/>
         </w:rPr>
@@ -1369,7 +1369,7 @@
         <w:spacing w:after="115" w:line="360" w:lineRule="auto"/>
         <w:jc w:val="both"/>
         <w:rPr>
-          <w:rFonts w:ascii="Times New Roman" w:eastAsia="Times New Roman" w:hAnsi="Times New Roman" w:cs="Times New Roman"/>
+          <w:rFonts w:ascii="Times New Roman" w:hAnsi="Times New Roman" w:eastAsia="Times New Roman" w:cs="Times New Roman"/>
           <w:sz w:val="24"/>
           <w:szCs w:val="24"/>
         </w:rPr>
@@ -1380,7 +1380,7 @@
         <w:spacing w:after="115" w:line="360" w:lineRule="auto"/>
         <w:jc w:val="both"/>
         <w:rPr>
-          <w:rFonts w:ascii="Times New Roman" w:eastAsia="Times New Roman" w:hAnsi="Times New Roman" w:cs="Times New Roman"/>
+          <w:rFonts w:ascii="Times New Roman" w:hAnsi="Times New Roman" w:eastAsia="Times New Roman" w:cs="Times New Roman"/>
           <w:sz w:val="24"/>
           <w:szCs w:val="24"/>
         </w:rPr>
@@ -1391,7 +1391,7 @@
         <w:spacing w:after="115" w:line="360" w:lineRule="auto"/>
         <w:jc w:val="both"/>
         <w:rPr>
-          <w:rFonts w:ascii="Times New Roman" w:eastAsia="Times New Roman" w:hAnsi="Times New Roman" w:cs="Times New Roman"/>
+          <w:rFonts w:ascii="Times New Roman" w:hAnsi="Times New Roman" w:eastAsia="Times New Roman" w:cs="Times New Roman"/>
           <w:sz w:val="24"/>
           <w:szCs w:val="24"/>
         </w:rPr>
@@ -1402,7 +1402,7 @@
         <w:spacing w:after="115" w:line="360" w:lineRule="auto"/>
         <w:jc w:val="both"/>
         <w:rPr>
-          <w:rFonts w:ascii="Times New Roman" w:eastAsia="Times New Roman" w:hAnsi="Times New Roman" w:cs="Times New Roman"/>
+          <w:rFonts w:ascii="Times New Roman" w:hAnsi="Times New Roman" w:eastAsia="Times New Roman" w:cs="Times New Roman"/>
           <w:sz w:val="24"/>
           <w:szCs w:val="24"/>
         </w:rPr>
@@ -1415,15 +1415,15 @@
         <w:ind w:right="-20"/>
         <w:jc w:val="center"/>
         <w:rPr>
-          <w:rFonts w:ascii="Times New Roman" w:eastAsia="Times New Roman" w:hAnsi="Times New Roman" w:cs="Times New Roman"/>
-          <w:color w:val="000000"/>
-          <w:sz w:val="24"/>
-          <w:szCs w:val="24"/>
-        </w:rPr>
-      </w:pPr>
-      <w:r>
-        <w:rPr>
-          <w:rFonts w:ascii="Times New Roman" w:eastAsia="Times New Roman" w:hAnsi="Times New Roman" w:cs="Times New Roman"/>
+          <w:rFonts w:ascii="Times New Roman" w:hAnsi="Times New Roman" w:eastAsia="Times New Roman" w:cs="Times New Roman"/>
+          <w:color w:val="000000"/>
+          <w:sz w:val="24"/>
+          <w:szCs w:val="24"/>
+        </w:rPr>
+      </w:pPr>
+      <w:r>
+        <w:rPr>
+          <w:rFonts w:ascii="Times New Roman" w:hAnsi="Times New Roman" w:eastAsia="Times New Roman" w:cs="Times New Roman"/>
           <w:color w:val="000000"/>
           <w:sz w:val="24"/>
           <w:szCs w:val="24"/>
@@ -1438,15 +1438,15 @@
         <w:ind w:right="-20"/>
         <w:jc w:val="center"/>
         <w:rPr>
-          <w:rFonts w:ascii="Times New Roman" w:eastAsia="Times New Roman" w:hAnsi="Times New Roman" w:cs="Times New Roman"/>
-          <w:color w:val="000000"/>
-          <w:sz w:val="24"/>
-          <w:szCs w:val="24"/>
-        </w:rPr>
-      </w:pPr>
-      <w:r>
-        <w:rPr>
-          <w:rFonts w:ascii="Times New Roman" w:eastAsia="Times New Roman" w:hAnsi="Times New Roman" w:cs="Times New Roman"/>
+          <w:rFonts w:ascii="Times New Roman" w:hAnsi="Times New Roman" w:eastAsia="Times New Roman" w:cs="Times New Roman"/>
+          <w:color w:val="000000"/>
+          <w:sz w:val="24"/>
+          <w:szCs w:val="24"/>
+        </w:rPr>
+      </w:pPr>
+      <w:r>
+        <w:rPr>
+          <w:rFonts w:ascii="Times New Roman" w:hAnsi="Times New Roman" w:eastAsia="Times New Roman" w:cs="Times New Roman"/>
           <w:color w:val="000000"/>
           <w:sz w:val="24"/>
           <w:szCs w:val="24"/>
@@ -1458,26 +1458,25 @@
       <w:pPr>
         <w:spacing w:after="160" w:line="259" w:lineRule="auto"/>
         <w:rPr>
-          <w:rFonts w:ascii="Times New Roman" w:eastAsia="Times New Roman" w:hAnsi="Times New Roman" w:cs="Times New Roman"/>
-          <w:color w:val="000000"/>
-          <w:sz w:val="24"/>
-          <w:szCs w:val="24"/>
-        </w:rPr>
-      </w:pPr>
-      <w:r>
-        <w:rPr>
-          <w:rFonts w:ascii="Times New Roman" w:eastAsia="Times New Roman" w:hAnsi="Times New Roman" w:cs="Times New Roman"/>
-          <w:color w:val="000000"/>
-          <w:sz w:val="24"/>
-          <w:szCs w:val="24"/>
-        </w:rPr>
-        <w:lastRenderedPageBreak/>
+          <w:rFonts w:ascii="Times New Roman" w:hAnsi="Times New Roman" w:eastAsia="Times New Roman" w:cs="Times New Roman"/>
+          <w:color w:val="000000"/>
+          <w:sz w:val="24"/>
+          <w:szCs w:val="24"/>
+        </w:rPr>
+      </w:pPr>
+      <w:r>
+        <w:rPr>
+          <w:rFonts w:ascii="Times New Roman" w:hAnsi="Times New Roman" w:eastAsia="Times New Roman" w:cs="Times New Roman"/>
+          <w:color w:val="000000"/>
+          <w:sz w:val="24"/>
+          <w:szCs w:val="24"/>
+        </w:rPr>
         <w:br w:type="page"/>
       </w:r>
     </w:p>
     <w:p>
       <w:pPr>
-        <w:pStyle w:val="1"/>
+        <w:pStyle w:val="2"/>
         <w:spacing w:after="240" w:line="360" w:lineRule="auto"/>
         <w:ind w:firstLine="709"/>
         <w:jc w:val="center"/>
@@ -1488,6 +1487,11 @@
           <w:color w:val="000000" w:themeColor="text1"/>
           <w:sz w:val="24"/>
           <w:szCs w:val="24"/>
+          <w14:textFill>
+            <w14:solidFill>
+              <w14:schemeClr w14:val="tx1"/>
+            </w14:solidFill>
+          </w14:textFill>
         </w:rPr>
       </w:pPr>
       <w:r>
@@ -1498,8 +1502,12 @@
           <w:color w:val="000000" w:themeColor="text1"/>
           <w:sz w:val="24"/>
           <w:szCs w:val="24"/>
-        </w:rPr>
-        <w:lastRenderedPageBreak/>
+          <w14:textFill>
+            <w14:solidFill>
+              <w14:schemeClr w14:val="tx1"/>
+            </w14:solidFill>
+          </w14:textFill>
+        </w:rPr>
         <w:t>ВВЕДЕНИЕ</w:t>
       </w:r>
     </w:p>
@@ -1569,9 +1577,10 @@
         <w:ind w:firstLine="709"/>
         <w:jc w:val="both"/>
         <w:rPr>
-          <w:rFonts w:ascii="Times New Roman" w:hAnsi="Times New Roman" w:cs="Times New Roman"/>
-          <w:sz w:val="24"/>
-          <w:szCs w:val="24"/>
+          <w:rFonts w:hint="default"/>
+          <w:sz w:val="24"/>
+          <w:szCs w:val="24"/>
+          <w:lang w:val="ru-RU"/>
         </w:rPr>
       </w:pPr>
       <w:r>
@@ -1582,38 +1591,32 @@
         </w:rPr>
         <w:t>Целью данного проекта является разработка удобного и функционального сайта для магазина по продаже тканей, который поможет покупателям быстро находить нужные материалы и легко оформлять заказы. В ходе работы предстоит решить задачи по анализу существующих решений, проектированию структуры сайта, созданию дизайна и программной реализации всех необходимых функций. Реализация данного проекта позволит улучшить клиентский сервис, расширить аудиторию и повысить эффективность продаж магазина.</w:t>
       </w:r>
-    </w:p>
-    <w:p>
-      <w:pPr>
-        <w:pStyle w:val="1"/>
-        <w:spacing w:after="240" w:line="360" w:lineRule="auto"/>
-        <w:ind w:firstLine="709"/>
-        <w:jc w:val="center"/>
-        <w:rPr>
-          <w:sz w:val="24"/>
-          <w:szCs w:val="24"/>
-        </w:rPr>
-      </w:pPr>
-      <w:commentRangeStart w:id="0"/>
-      <w:r>
-        <w:rPr>
-          <w:rFonts w:ascii="Times New Roman" w:hAnsi="Times New Roman" w:cs="Times New Roman"/>
-          <w:b/>
-          <w:bCs/>
-          <w:color w:val="000000" w:themeColor="text1"/>
-          <w:sz w:val="24"/>
-          <w:szCs w:val="24"/>
-        </w:rPr>
-        <w:t>ЗАДАЧИ ПРОЕКТА</w:t>
-      </w:r>
-      <w:commentRangeEnd w:id="0"/>
-      <w:r>
-        <w:rPr>
-          <w:rStyle w:val="a3"/>
-          <w:rFonts w:ascii="Calibri" w:eastAsia="Calibri" w:hAnsi="Calibri" w:cs="Calibri"/>
-          <w:color w:val="auto"/>
-        </w:rPr>
-        <w:commentReference w:id="0"/>
+      <w:r>
+        <w:rPr>
+          <w:rFonts w:ascii="Times New Roman" w:hAnsi="Times New Roman" w:cs="Times New Roman"/>
+          <w:sz w:val="24"/>
+          <w:szCs w:val="24"/>
+        </w:rPr>
+        <w:br w:type="textWrapping"/>
+      </w:r>
+      <w:r>
+        <w:rPr>
+          <w:rFonts w:hint="default" w:ascii="Times New Roman" w:hAnsi="Times New Roman" w:cs="Times New Roman"/>
+          <w:sz w:val="24"/>
+          <w:szCs w:val="24"/>
+          <w:lang w:val="ru-RU"/>
+        </w:rPr>
+        <w:tab/>
+        <w:t>Задачи проекта</w:t>
+      </w:r>
+      <w:r>
+        <w:rPr>
+          <w:rFonts w:hint="default" w:ascii="Times New Roman" w:hAnsi="Times New Roman" w:cs="Times New Roman"/>
+          <w:sz w:val="24"/>
+          <w:szCs w:val="24"/>
+          <w:lang w:val="en-US"/>
+        </w:rPr>
+        <w:t>:</w:t>
       </w:r>
     </w:p>
     <w:p>
@@ -1636,7 +1639,23 @@
           <w:sz w:val="24"/>
           <w:szCs w:val="24"/>
         </w:rPr>
-        <w:t>Изучить похожие сайты магазинов тканей, посмотреть, как там сделан каталог и карточки товаров, чтобы сделать наш сайт удобнее.</w:t>
+        <w:t>Продумать структуру сайта: как будут расположены разделы с тканями, как покупатель будет искать товар по цвету, составу или типу материала.</w:t>
+      </w:r>
+      <w:r>
+        <w:rPr>
+          <w:rFonts w:ascii="Times New Roman" w:hAnsi="Times New Roman" w:cs="Times New Roman"/>
+          <w:sz w:val="24"/>
+          <w:szCs w:val="24"/>
+        </w:rPr>
+        <w:br w:type="textWrapping"/>
+      </w:r>
+      <w:r>
+        <w:rPr>
+          <w:rFonts w:ascii="Times New Roman" w:hAnsi="Times New Roman" w:cs="Times New Roman"/>
+          <w:sz w:val="24"/>
+          <w:szCs w:val="24"/>
+        </w:rPr>
+        <w:t>Сделать дизайн страниц, который будет красиво выглядеть и на компьютере, и на телефоне, а также правильно передавать цвета тканей.</w:t>
       </w:r>
     </w:p>
     <w:p>
@@ -1659,16 +1678,24 @@
           <w:sz w:val="24"/>
           <w:szCs w:val="24"/>
         </w:rPr>
-        <w:t>Продумать структуру сайта: как будут расположены разделы с тканями, как покупатель будет искать товар по цвету, составу или типу материала.</w:t>
-      </w:r>
-      <w:r>
-        <w:rPr>
-          <w:rFonts w:ascii="Times New Roman" w:hAnsi="Times New Roman" w:cs="Times New Roman"/>
-          <w:sz w:val="24"/>
-          <w:szCs w:val="24"/>
-        </w:rPr>
-        <w:br/>
-        <w:t>Сделать дизайн страниц, который будет красиво выглядеть и на компьютере, и на телефоне, а также правильно передавать цвета тканей.</w:t>
+        <w:t>Собрать работающий сайт с каталогом товаров, удобными фильтрами для поиска</w:t>
+      </w:r>
+      <w:r>
+        <w:rPr>
+          <w:rFonts w:hint="default" w:ascii="Times New Roman" w:hAnsi="Times New Roman" w:cs="Times New Roman"/>
+          <w:sz w:val="24"/>
+          <w:szCs w:val="24"/>
+          <w:lang w:val="ru-RU"/>
+        </w:rPr>
+        <w:t xml:space="preserve"> и</w:t>
+      </w:r>
+      <w:r>
+        <w:rPr>
+          <w:rFonts w:ascii="Times New Roman" w:hAnsi="Times New Roman" w:cs="Times New Roman"/>
+          <w:sz w:val="24"/>
+          <w:szCs w:val="24"/>
+        </w:rPr>
+        <w:t xml:space="preserve"> корзиной.</w:t>
       </w:r>
     </w:p>
     <w:p>
@@ -1690,9 +1717,26 @@
           <w:rFonts w:ascii="Times New Roman" w:hAnsi="Times New Roman" w:cs="Times New Roman"/>
           <w:sz w:val="24"/>
           <w:szCs w:val="24"/>
-        </w:rPr>
-        <w:lastRenderedPageBreak/>
-        <w:t>Собрать работающий сайт с каталогом товаров, удобными фильтрами для поиска, корзиной и личным кабинетом покупателя.</w:t>
+          <w:lang w:val="ru-RU"/>
+        </w:rPr>
+        <w:t>Разработать</w:t>
+      </w:r>
+      <w:r>
+        <w:rPr>
+          <w:rFonts w:hint="default" w:ascii="Times New Roman" w:hAnsi="Times New Roman" w:cs="Times New Roman"/>
+          <w:sz w:val="24"/>
+          <w:szCs w:val="24"/>
+          <w:lang w:val="ru-RU"/>
+        </w:rPr>
+        <w:t xml:space="preserve"> удобное меню заказа</w:t>
+      </w:r>
+      <w:r>
+        <w:rPr>
+          <w:rFonts w:ascii="Times New Roman" w:hAnsi="Times New Roman" w:cs="Times New Roman"/>
+          <w:sz w:val="24"/>
+          <w:szCs w:val="24"/>
+        </w:rPr>
+        <w:t>, чтобы покупатели могли быстро и безопасно оплатить заказ и выбрать способ получения товара.</w:t>
       </w:r>
     </w:p>
     <w:p>
@@ -1704,29 +1748,6 @@
         <w:spacing w:line="360" w:lineRule="auto"/>
         <w:jc w:val="both"/>
         <w:rPr>
-          <w:rFonts w:ascii="Times New Roman" w:hAnsi="Times New Roman" w:cs="Times New Roman"/>
-          <w:sz w:val="24"/>
-          <w:szCs w:val="24"/>
-        </w:rPr>
-      </w:pPr>
-      <w:r>
-        <w:rPr>
-          <w:rFonts w:ascii="Times New Roman" w:hAnsi="Times New Roman" w:cs="Times New Roman"/>
-          <w:sz w:val="24"/>
-          <w:szCs w:val="24"/>
-        </w:rPr>
-        <w:t>Подключить оплату и доставку, чтобы покупатели могли быстро и безопасно оплатить заказ и выбрать способ получения товара.</w:t>
-      </w:r>
-    </w:p>
-    <w:p>
-      <w:pPr>
-        <w:numPr>
-          <w:ilvl w:val="0"/>
-          <w:numId w:val="1"/>
-        </w:numPr>
-        <w:spacing w:line="360" w:lineRule="auto"/>
-        <w:jc w:val="both"/>
-        <w:rPr>
           <w:sz w:val="24"/>
           <w:szCs w:val="24"/>
         </w:rPr>
@@ -1760,7 +1781,7 @@
     </w:p>
     <w:p>
       <w:pPr>
-        <w:pStyle w:val="ac"/>
+        <w:pStyle w:val="22"/>
         <w:numPr>
           <w:ilvl w:val="0"/>
           <w:numId w:val="2"/>
@@ -1782,22 +1803,17 @@
           <w:sz w:val="24"/>
           <w:szCs w:val="24"/>
         </w:rPr>
-        <w:lastRenderedPageBreak/>
         <w:t>ОСНОВНАЯ ИНФОРМАЦИЯ О САЙТАХ ПО ПРОДАЖАМ</w:t>
       </w:r>
-    </w:p>
-    <w:p>
-      <w:pPr>
-        <w:pStyle w:val="ac"/>
-        <w:spacing w:after="240" w:line="360" w:lineRule="auto"/>
-        <w:ind w:left="0" w:firstLine="709"/>
+      <w:r>
         <w:rPr>
           <w:rFonts w:ascii="Times New Roman" w:hAnsi="Times New Roman" w:cs="Times New Roman"/>
           <w:b/>
           <w:sz w:val="24"/>
           <w:szCs w:val="24"/>
         </w:rPr>
-      </w:pPr>
+        <w:br w:type="textWrapping"/>
+      </w:r>
       <w:r>
         <w:rPr>
           <w:rFonts w:ascii="Times New Roman" w:hAnsi="Times New Roman" w:cs="Times New Roman"/>
@@ -1805,7 +1821,6 @@
           <w:sz w:val="24"/>
           <w:szCs w:val="24"/>
         </w:rPr>
-        <w:br/>
         <w:t>1.1. Информация о создании сайта для продажи тканей</w:t>
       </w:r>
     </w:p>
@@ -1826,39 +1841,7 @@
           <w:sz w:val="24"/>
           <w:szCs w:val="24"/>
         </w:rPr>
-        <w:t xml:space="preserve">Создание сайта для продажи тканей </w:t>
-      </w:r>
-      <w:r>
-        <w:rPr>
-          <w:rFonts w:ascii="Times New Roman" w:hAnsi="Times New Roman" w:cs="Times New Roman"/>
-          <w:sz w:val="24"/>
-          <w:szCs w:val="24"/>
-        </w:rPr>
-        <w:t>- это</w:t>
-      </w:r>
-      <w:r>
-        <w:rPr>
-          <w:rFonts w:ascii="Times New Roman" w:hAnsi="Times New Roman" w:cs="Times New Roman"/>
-          <w:sz w:val="24"/>
-          <w:szCs w:val="24"/>
-        </w:rPr>
-        <w:t xml:space="preserve"> процесс разработки и запуска эффективной онлайн-платформы, которая позволяет покупателям легко находить нужные материалы, делать заказы и получать товары прямо из дома. Основная цель </w:t>
-      </w:r>
-      <w:r>
-        <w:rPr>
-          <w:rFonts w:ascii="Times New Roman" w:hAnsi="Times New Roman" w:cs="Times New Roman"/>
-          <w:sz w:val="24"/>
-          <w:szCs w:val="24"/>
-        </w:rPr>
-        <w:t>-</w:t>
-      </w:r>
-      <w:r>
-        <w:rPr>
-          <w:rFonts w:ascii="Times New Roman" w:hAnsi="Times New Roman" w:cs="Times New Roman"/>
-          <w:sz w:val="24"/>
-          <w:szCs w:val="24"/>
-        </w:rPr>
-        <w:t xml:space="preserve"> объединить привлекательный дизайн, удобный функционал и надежную техническую основу, чтобы обеспечить высокий уровень клиентского опыта и увеличить продажи.</w:t>
+        <w:t>Создание сайта для продажи тканей - это процесс разработки и запуска эффективной онлайн-платформы, которая позволяет покупателям легко находить нужные материалы, делать заказы и получать товары прямо из дома. Основная цель - объединить привлекательный дизайн, удобный функционал и надежную техническую основу, чтобы обеспечить высокий уровень клиентского опыта и увеличить продажи.</w:t>
       </w:r>
     </w:p>
     <w:p>
@@ -1923,7 +1906,7 @@
     </w:p>
     <w:p>
       <w:pPr>
-        <w:pStyle w:val="ac"/>
+        <w:pStyle w:val="22"/>
         <w:numPr>
           <w:ilvl w:val="0"/>
           <w:numId w:val="3"/>
@@ -1937,7 +1920,7 @@
           <w:szCs w:val="24"/>
         </w:rPr>
       </w:pPr>
-      <w:commentRangeStart w:id="1"/>
+      <w:commentRangeStart w:id="0"/>
       <w:r>
         <w:rPr>
           <w:rFonts w:ascii="Times New Roman" w:hAnsi="Times New Roman" w:cs="Times New Roman"/>
@@ -1949,7 +1932,7 @@
     </w:p>
     <w:p>
       <w:pPr>
-        <w:pStyle w:val="ac"/>
+        <w:pStyle w:val="22"/>
         <w:numPr>
           <w:ilvl w:val="0"/>
           <w:numId w:val="3"/>
@@ -1974,7 +1957,7 @@
     </w:p>
     <w:p>
       <w:pPr>
-        <w:pStyle w:val="ac"/>
+        <w:pStyle w:val="22"/>
         <w:numPr>
           <w:ilvl w:val="0"/>
           <w:numId w:val="3"/>
@@ -1999,7 +1982,7 @@
     </w:p>
     <w:p>
       <w:pPr>
-        <w:pStyle w:val="ac"/>
+        <w:pStyle w:val="22"/>
         <w:numPr>
           <w:ilvl w:val="0"/>
           <w:numId w:val="3"/>
@@ -2024,7 +2007,7 @@
     </w:p>
     <w:p>
       <w:pPr>
-        <w:pStyle w:val="ac"/>
+        <w:pStyle w:val="22"/>
         <w:numPr>
           <w:ilvl w:val="0"/>
           <w:numId w:val="3"/>
@@ -2049,7 +2032,7 @@
     </w:p>
     <w:p>
       <w:pPr>
-        <w:pStyle w:val="ac"/>
+        <w:pStyle w:val="22"/>
         <w:numPr>
           <w:ilvl w:val="0"/>
           <w:numId w:val="3"/>
@@ -2071,12 +2054,12 @@
         </w:rPr>
         <w:t>Маркетинг и аналитика: подключение инструментов для отслеживания поведения пользователей, продвижения в поисковых системах и социальных сетях.</w:t>
       </w:r>
-      <w:commentRangeEnd w:id="1"/>
-      <w:r>
-        <w:rPr>
-          <w:rStyle w:val="a3"/>
-        </w:rPr>
-        <w:commentReference w:id="1"/>
+      <w:commentRangeEnd w:id="0"/>
+      <w:r>
+        <w:rPr>
+          <w:rStyle w:val="7"/>
+        </w:rPr>
+        <w:commentReference w:id="0"/>
       </w:r>
     </w:p>
     <w:p>
@@ -2085,19 +2068,47 @@
         <w:ind w:firstLine="709"/>
         <w:jc w:val="both"/>
         <w:rPr>
-          <w:rFonts w:ascii="Times New Roman" w:hAnsi="Times New Roman" w:cs="Times New Roman"/>
-          <w:sz w:val="24"/>
-          <w:szCs w:val="24"/>
-        </w:rPr>
-      </w:pPr>
-      <w:r>
-        <w:rPr>
-          <w:rFonts w:ascii="Times New Roman" w:hAnsi="Times New Roman" w:cs="Times New Roman"/>
-          <w:sz w:val="24"/>
-          <w:szCs w:val="24"/>
-        </w:rPr>
-        <w:lastRenderedPageBreak/>
-        <w:t>Сегодняшние интернет-магазины используют современные технологии защиты данных (SSL-сертификаты), автоматическую обработку заказов, интеграцию с системами учета и логистики, что гарантирует клиентам безопасность и комфорт при покупках.</w:t>
+          <w:rFonts w:hint="default" w:ascii="Times New Roman" w:hAnsi="Times New Roman" w:eastAsia="Calibri" w:cs="Times New Roman"/>
+          <w:sz w:val="24"/>
+          <w:szCs w:val="24"/>
+          <w:lang w:val="en-US" w:eastAsia="zh-CN"/>
+        </w:rPr>
+      </w:pPr>
+      <w:r>
+        <w:rPr>
+          <w:rFonts w:hint="default" w:ascii="Times New Roman" w:hAnsi="Times New Roman" w:eastAsia="Calibri" w:cs="Times New Roman"/>
+          <w:sz w:val="24"/>
+          <w:szCs w:val="24"/>
+          <w:lang w:val="ru-RU" w:eastAsia="zh-CN"/>
+        </w:rPr>
+        <w:t>И</w:t>
+      </w:r>
+      <w:r>
+        <w:rPr>
+          <w:rFonts w:hint="default" w:ascii="Times New Roman" w:hAnsi="Times New Roman" w:eastAsia="Calibri" w:cs="Times New Roman"/>
+          <w:sz w:val="24"/>
+          <w:szCs w:val="24"/>
+          <w:lang w:val="en-US" w:eastAsia="zh-CN"/>
+        </w:rPr>
+        <w:t xml:space="preserve">нтернет-магазины </w:t>
+      </w:r>
+      <w:r>
+        <w:rPr>
+          <w:rFonts w:hint="default" w:ascii="Times New Roman" w:hAnsi="Times New Roman" w:eastAsia="Calibri" w:cs="Times New Roman"/>
+          <w:sz w:val="24"/>
+          <w:szCs w:val="24"/>
+          <w:lang w:val="ru-RU" w:eastAsia="zh-CN"/>
+        </w:rPr>
+        <w:t xml:space="preserve">в настоящее время </w:t>
+      </w:r>
+      <w:r>
+        <w:rPr>
+          <w:rFonts w:hint="default" w:ascii="Times New Roman" w:hAnsi="Times New Roman" w:eastAsia="Calibri" w:cs="Times New Roman"/>
+          <w:sz w:val="24"/>
+          <w:szCs w:val="24"/>
+          <w:lang w:val="en-US" w:eastAsia="zh-CN"/>
+        </w:rPr>
+        <w:t>используют современные технологии защиты данных, автоматическую обработку заказов, интеграцию с системами учета и логистики, что гарантирует клиентам безопасность и комфорт при покупках.</w:t>
       </w:r>
     </w:p>
     <w:p>
@@ -2106,65 +2117,676 @@
         <w:ind w:firstLine="709"/>
         <w:jc w:val="both"/>
         <w:rPr>
-          <w:rFonts w:ascii="Times New Roman" w:hAnsi="Times New Roman" w:cs="Times New Roman"/>
-          <w:sz w:val="24"/>
-          <w:szCs w:val="24"/>
-        </w:rPr>
-      </w:pPr>
-      <w:r>
-        <w:rPr>
-          <w:rFonts w:ascii="Times New Roman" w:hAnsi="Times New Roman" w:cs="Times New Roman"/>
-          <w:sz w:val="24"/>
-          <w:szCs w:val="24"/>
-        </w:rPr>
-        <w:t>Создание сайта для продажи тканей — это не только о технических решениях, но и о формировании бренда, доверия и постоянных клиентов, что достигается качественным дизайном, насыщенным полезным контентом и профессиональной поддержкой.</w:t>
-      </w:r>
+          <w:rFonts w:hint="default" w:ascii="Times New Roman" w:hAnsi="Times New Roman" w:eastAsia="Calibri" w:cs="Times New Roman"/>
+          <w:sz w:val="24"/>
+          <w:szCs w:val="24"/>
+          <w:lang w:val="en-US" w:eastAsia="zh-CN"/>
+        </w:rPr>
+      </w:pPr>
+      <w:r>
+        <w:rPr>
+          <w:rFonts w:hint="default" w:ascii="Times New Roman" w:hAnsi="Times New Roman" w:eastAsia="Calibri" w:cs="Times New Roman"/>
+          <w:sz w:val="24"/>
+          <w:szCs w:val="24"/>
+          <w:lang w:val="en-US" w:eastAsia="zh-CN"/>
+        </w:rPr>
+        <w:t xml:space="preserve">Создание сайта для продажи тканей </w:t>
+      </w:r>
+      <w:r>
+        <w:rPr>
+          <w:rFonts w:hint="default" w:ascii="Times New Roman" w:hAnsi="Times New Roman" w:eastAsia="Calibri" w:cs="Times New Roman"/>
+          <w:sz w:val="24"/>
+          <w:szCs w:val="24"/>
+          <w:lang w:val="ru-RU" w:eastAsia="zh-CN"/>
+        </w:rPr>
+        <w:t xml:space="preserve">- </w:t>
+      </w:r>
+      <w:r>
+        <w:rPr>
+          <w:rFonts w:hint="default" w:ascii="Times New Roman" w:hAnsi="Times New Roman" w:eastAsia="Calibri" w:cs="Times New Roman"/>
+          <w:sz w:val="24"/>
+          <w:szCs w:val="24"/>
+          <w:lang w:val="en-US" w:eastAsia="zh-CN"/>
+        </w:rPr>
+        <w:t>это не только о технических решениях, но и о формировании бренда, доверия и постоянных клиентов, что достигается качественным дизайном, насыщенным полезным контентом и профессиональной поддержкой.</w:t>
+      </w:r>
+    </w:p>
+    <w:p>
+      <w:pPr>
+        <w:pStyle w:val="22"/>
+        <w:numPr>
+          <w:numId w:val="0"/>
+        </w:numPr>
+        <w:spacing w:after="240" w:line="360" w:lineRule="auto"/>
+        <w:ind w:left="426" w:leftChars="0"/>
+        <w:jc w:val="center"/>
+        <w:rPr>
+          <w:rFonts w:hint="default" w:ascii="Times New Roman" w:hAnsi="Times New Roman" w:eastAsia="Calibri" w:cs="Times New Roman"/>
+          <w:b/>
+          <w:sz w:val="24"/>
+          <w:szCs w:val="24"/>
+          <w:lang w:val="ru-RU" w:eastAsia="ru-RU" w:bidi="ar-SA"/>
+        </w:rPr>
+      </w:pPr>
+      <w:r>
+        <w:rPr>
+          <w:rFonts w:ascii="Times New Roman" w:hAnsi="Times New Roman" w:cs="Times New Roman"/>
+          <w:sz w:val="24"/>
+          <w:szCs w:val="24"/>
+        </w:rPr>
+        <w:br w:type="textWrapping"/>
+      </w:r>
+      <w:r>
+        <w:rPr>
+          <w:rFonts w:hint="default" w:ascii="Times New Roman" w:hAnsi="Times New Roman" w:eastAsia="Calibri" w:cs="Times New Roman"/>
+          <w:b/>
+          <w:sz w:val="24"/>
+          <w:szCs w:val="24"/>
+          <w:lang w:val="ru-RU" w:eastAsia="ru-RU"/>
+        </w:rPr>
+        <w:t>1.2 Инструменты разработки</w:t>
+      </w:r>
+    </w:p>
+    <w:p>
+      <w:pPr>
+        <w:spacing w:line="360" w:lineRule="auto"/>
+        <w:ind w:firstLine="709"/>
+        <w:jc w:val="both"/>
+        <w:rPr>
+          <w:rFonts w:hint="default" w:ascii="Times New Roman" w:hAnsi="Times New Roman" w:eastAsia="Calibri" w:cs="Times New Roman"/>
+          <w:sz w:val="24"/>
+          <w:szCs w:val="24"/>
+        </w:rPr>
+      </w:pPr>
+      <w:r>
+        <w:rPr>
+          <w:rFonts w:hint="default" w:ascii="Times New Roman" w:hAnsi="Times New Roman" w:eastAsia="Calibri" w:cs="Times New Roman"/>
+          <w:sz w:val="24"/>
+          <w:szCs w:val="24"/>
+          <w:lang w:val="en-US" w:eastAsia="zh-CN"/>
+        </w:rPr>
+        <w:t xml:space="preserve">В ходе проектирования и реализации веб-сайта для продажи тканей был использован комплекс программных средств, обеспечивающий полный цикл разработки от создания макета до публикации готового продукта. </w:t>
+      </w:r>
+      <w:r>
+        <w:rPr>
+          <w:rFonts w:hint="default" w:ascii="Times New Roman" w:hAnsi="Times New Roman" w:eastAsia="Calibri" w:cs="Times New Roman"/>
+          <w:sz w:val="24"/>
+          <w:szCs w:val="24"/>
+          <w:lang w:val="en-US" w:eastAsia="zh-CN"/>
+        </w:rPr>
+        <w:br w:type="textWrapping"/>
+      </w:r>
+      <w:r>
+        <w:rPr>
+          <w:rFonts w:hint="default" w:ascii="Times New Roman" w:hAnsi="Times New Roman" w:eastAsia="Calibri" w:cs="Times New Roman"/>
+          <w:sz w:val="24"/>
+          <w:szCs w:val="24"/>
+          <w:lang w:val="en-US" w:eastAsia="zh-CN"/>
+        </w:rPr>
+        <w:t xml:space="preserve">На начальном этапе визуального проектирования применялся графический редактор Microsoft Paint. Несмотря на базовый функционал, он позволил зафиксировать </w:t>
+      </w:r>
+      <w:r>
+        <w:rPr>
+          <w:rFonts w:hint="default" w:ascii="Times New Roman" w:hAnsi="Times New Roman" w:eastAsia="Calibri" w:cs="Times New Roman"/>
+          <w:sz w:val="24"/>
+          <w:szCs w:val="24"/>
+          <w:lang w:val="ru-RU" w:eastAsia="zh-CN"/>
+        </w:rPr>
+        <w:t xml:space="preserve">расположение </w:t>
+      </w:r>
+      <w:r>
+        <w:rPr>
+          <w:rFonts w:hint="default" w:ascii="Times New Roman" w:hAnsi="Times New Roman" w:eastAsia="Calibri" w:cs="Times New Roman"/>
+          <w:sz w:val="24"/>
+          <w:szCs w:val="24"/>
+          <w:lang w:val="en-US" w:eastAsia="zh-CN"/>
+        </w:rPr>
+        <w:t>ключевых блоков сайта: шапки, навигационного меню, каталога тканей, карточек товаров, фильтров и контактной информации. Полученная схема стала основой для дальнейшей вёрстки и помогла чётко определить визуальную иерарх элементов до написания кода.</w:t>
+      </w:r>
+    </w:p>
+    <w:p>
+      <w:pPr>
+        <w:spacing w:line="360" w:lineRule="auto"/>
+        <w:ind w:firstLine="709"/>
+        <w:jc w:val="both"/>
+        <w:rPr>
+          <w:rFonts w:hint="default" w:ascii="Times New Roman" w:hAnsi="Times New Roman" w:eastAsia="Calibri" w:cs="Times New Roman"/>
+          <w:sz w:val="24"/>
+          <w:szCs w:val="24"/>
+        </w:rPr>
+      </w:pPr>
+      <w:r>
+        <w:rPr>
+          <w:rFonts w:hint="default" w:ascii="Times New Roman" w:hAnsi="Times New Roman" w:eastAsia="Calibri" w:cs="Times New Roman"/>
+          <w:sz w:val="24"/>
+          <w:szCs w:val="24"/>
+          <w:lang w:val="en-US" w:eastAsia="zh-CN"/>
+        </w:rPr>
+        <w:t>Непосредственная разработка клиентской части осуществлялась на стандартных веб-технологиях. Язык разметки HTML использовался для создания семантической структуры документа, обеспечения доступности контента и базовой SEO-оптимизации. Для реализации интерактивности применялся JavaScript, с помощью которого были настроены динамическая фильтрация товаров по категориям, обработка пользовательских действий, клиентская валидация форм, анимация элементов. Отказ от тяжёлых фронтенд-фреймворков позволил сохранить высокую скорость загрузки страниц, упростить отладку и снизить зависимость проекта от сторонних библиотек.</w:t>
+      </w:r>
+    </w:p>
+    <w:p>
+      <w:pPr>
+        <w:spacing w:line="360" w:lineRule="auto"/>
+        <w:ind w:firstLine="709"/>
+        <w:jc w:val="both"/>
+        <w:rPr>
+          <w:rFonts w:hint="default" w:ascii="Times New Roman" w:hAnsi="Times New Roman" w:eastAsia="Calibri" w:cs="Times New Roman"/>
+          <w:sz w:val="24"/>
+          <w:szCs w:val="24"/>
+        </w:rPr>
+      </w:pPr>
+      <w:r>
+        <w:rPr>
+          <w:rFonts w:hint="default" w:ascii="Times New Roman" w:hAnsi="Times New Roman" w:eastAsia="Calibri" w:cs="Times New Roman"/>
+          <w:sz w:val="24"/>
+          <w:szCs w:val="24"/>
+          <w:lang w:val="en-US" w:eastAsia="zh-CN"/>
+        </w:rPr>
+        <w:t xml:space="preserve">Процесс написания и редактирования исходного кода выполнялся непосредственно во встроенном веб-редакторе платформы GitHub. Создание </w:t>
+      </w:r>
+      <w:r>
+        <w:rPr>
+          <w:rFonts w:hint="default" w:ascii="Times New Roman" w:hAnsi="Times New Roman" w:eastAsia="Calibri" w:cs="Times New Roman"/>
+          <w:sz w:val="24"/>
+          <w:szCs w:val="24"/>
+          <w:lang w:val="ru-RU" w:eastAsia="zh-CN"/>
+        </w:rPr>
+        <w:t xml:space="preserve">файлов </w:t>
+      </w:r>
+      <w:r>
+        <w:rPr>
+          <w:rFonts w:hint="default" w:ascii="Times New Roman" w:hAnsi="Times New Roman" w:eastAsia="Calibri" w:cs="Times New Roman"/>
+          <w:sz w:val="24"/>
+          <w:szCs w:val="24"/>
+          <w:lang w:val="en-US" w:eastAsia="zh-CN"/>
+        </w:rPr>
+        <w:t>и внесение изменений производилось через браузерный интерфейс репозитория. Такой подход обеспечил мгновенное сохранение всех правок в системе контроля версий Git, встроенную подсветку синтаксиса, а также полное отсутствие необходимости в локальной настройке среды разработки, установке IDE или управлении зависимостями. Работать с проектом можно было с любого устройства, имеющего доступ к интернету, что существенно ускорило процесс итераций.</w:t>
+      </w:r>
+    </w:p>
+    <w:p>
+      <w:pPr>
+        <w:spacing w:line="360" w:lineRule="auto"/>
+        <w:ind w:firstLine="709"/>
+        <w:jc w:val="both"/>
+        <w:rPr>
+          <w:rFonts w:hint="default" w:ascii="Times New Roman" w:hAnsi="Times New Roman" w:eastAsia="Calibri" w:cs="Times New Roman"/>
+          <w:sz w:val="24"/>
+          <w:szCs w:val="24"/>
+        </w:rPr>
+      </w:pPr>
+      <w:r>
+        <w:rPr>
+          <w:rFonts w:hint="default" w:ascii="Times New Roman" w:hAnsi="Times New Roman" w:eastAsia="Calibri" w:cs="Times New Roman"/>
+          <w:sz w:val="24"/>
+          <w:szCs w:val="24"/>
+          <w:lang w:val="en-US" w:eastAsia="zh-CN"/>
+        </w:rPr>
+        <w:t>Публикация готового сайта реализована через сервис GitHub Pages, который нативно интегрирован с репозиторием и автоматически собирает и размещает статические файлы при обновлении кода в основной ветке. Сервис гарантирует поддержку защищённого протокола HTTPS, высокую доступность ресурса и минимальную задержку между внесением изменений и их отображением в сети.</w:t>
+      </w:r>
+    </w:p>
+    <w:p>
+      <w:pPr>
+        <w:spacing w:line="360" w:lineRule="auto"/>
+        <w:ind w:firstLine="709"/>
+        <w:jc w:val="both"/>
+        <w:rPr>
+          <w:rFonts w:hint="default" w:ascii="Times New Roman" w:hAnsi="Times New Roman" w:eastAsia="Calibri" w:cs="Times New Roman"/>
+          <w:sz w:val="24"/>
+          <w:szCs w:val="24"/>
+          <w:lang w:val="en-US" w:eastAsia="zh-CN"/>
+        </w:rPr>
+      </w:pPr>
+      <w:r>
+        <w:rPr>
+          <w:rFonts w:hint="default" w:ascii="Times New Roman" w:hAnsi="Times New Roman" w:eastAsia="Calibri" w:cs="Times New Roman"/>
+          <w:sz w:val="24"/>
+          <w:szCs w:val="24"/>
+          <w:lang w:val="en-US" w:eastAsia="zh-CN"/>
+        </w:rPr>
+        <w:t>Выбранный технологический стек представляет собой минималистичное, кроссплатформенное и экономичное решение, оптимально подходящее для учебного и стартового коммерческого проекта. Использование облачного редактора в связке с HTML, JavaScript и GitHub Pages существенно снизило порог входа, позволило сосредоточиться на пользовательском опыте и качестве контента. В дальнейшем при расширении функционала (добавлении корзины, базы данных, админ-панели или интеграции платёжных систем) архитектура проекта может быть дополнена серверными технологиями или перенесена на профессиональные системы непрерывной интеграции без необходимости полной переработки клиентской части</w:t>
+      </w:r>
+      <w:r>
+        <w:rPr>
+          <w:rFonts w:hint="default" w:ascii="Times New Roman" w:hAnsi="Times New Roman" w:eastAsia="Calibri" w:cs="Times New Roman"/>
+          <w:sz w:val="24"/>
+          <w:szCs w:val="24"/>
+          <w:lang w:val="en-US" w:eastAsia="zh-CN"/>
+        </w:rPr>
+        <w:t>.</w:t>
+      </w:r>
+    </w:p>
+    <w:p>
+      <w:pPr>
+        <w:rPr>
+          <w:rFonts w:hint="default" w:ascii="Times New Roman" w:hAnsi="Times New Roman" w:eastAsia="Calibri" w:cs="Times New Roman"/>
+          <w:sz w:val="24"/>
+          <w:szCs w:val="24"/>
+          <w:lang w:val="en-US" w:eastAsia="zh-CN"/>
+        </w:rPr>
+      </w:pPr>
+      <w:r>
+        <w:rPr>
+          <w:rFonts w:hint="default" w:ascii="Times New Roman" w:hAnsi="Times New Roman" w:eastAsia="Calibri" w:cs="Times New Roman"/>
+          <w:sz w:val="24"/>
+          <w:szCs w:val="24"/>
+          <w:lang w:val="en-US" w:eastAsia="zh-CN"/>
+        </w:rPr>
+        <w:br w:type="page"/>
+      </w:r>
+    </w:p>
+    <w:p>
+      <w:pPr>
+        <w:pStyle w:val="22"/>
+        <w:numPr>
+          <w:ilvl w:val="0"/>
+          <w:numId w:val="2"/>
+        </w:numPr>
+        <w:spacing w:after="240" w:line="360" w:lineRule="auto"/>
+        <w:ind w:left="0" w:firstLine="426"/>
+        <w:jc w:val="center"/>
+        <w:rPr>
+          <w:rFonts w:hint="default" w:ascii="Times New Roman" w:hAnsi="Times New Roman" w:eastAsia="Calibri" w:cs="Times New Roman"/>
+          <w:b/>
+          <w:sz w:val="24"/>
+          <w:szCs w:val="24"/>
+        </w:rPr>
+      </w:pPr>
+      <w:r>
+        <w:rPr>
+          <w:rFonts w:hint="default" w:ascii="Times New Roman" w:hAnsi="Times New Roman" w:eastAsia="Calibri" w:cs="Times New Roman"/>
+          <w:b/>
+          <w:sz w:val="24"/>
+          <w:szCs w:val="24"/>
+          <w:lang w:val="ru-RU" w:eastAsia="zh-CN"/>
+        </w:rPr>
+        <w:t>РЕАЛИЗАЦИЯ САЙТА.</w:t>
+      </w:r>
+      <w:r>
+        <w:rPr>
+          <w:rFonts w:hint="default" w:ascii="Times New Roman" w:hAnsi="Times New Roman" w:eastAsia="Calibri" w:cs="Times New Roman"/>
+          <w:b/>
+          <w:sz w:val="24"/>
+          <w:szCs w:val="24"/>
+          <w:lang w:val="ru-RU" w:eastAsia="zh-CN"/>
+        </w:rPr>
+        <w:br w:type="textWrapping"/>
+      </w:r>
+      <w:r>
+        <w:rPr>
+          <w:rFonts w:hint="default" w:ascii="Times New Roman" w:hAnsi="Times New Roman" w:eastAsia="Calibri" w:cs="Times New Roman"/>
+          <w:b/>
+          <w:sz w:val="24"/>
+          <w:szCs w:val="24"/>
+          <w:lang w:val="ru-RU" w:eastAsia="zh-CN"/>
+        </w:rPr>
+        <w:tab/>
+      </w:r>
+      <w:r>
+        <w:rPr>
+          <w:rFonts w:hint="default" w:ascii="Times New Roman" w:hAnsi="Times New Roman" w:eastAsia="Calibri" w:cs="Times New Roman"/>
+          <w:b/>
+          <w:sz w:val="24"/>
+          <w:szCs w:val="24"/>
+        </w:rPr>
+        <w:t>2.1 Основные переменные и структуры данных кода</w:t>
+      </w:r>
+    </w:p>
+    <w:p>
+      <w:pPr>
+        <w:spacing w:line="360" w:lineRule="auto"/>
+        <w:ind w:firstLine="709"/>
+        <w:jc w:val="both"/>
+        <w:rPr>
+          <w:rFonts w:hint="default" w:ascii="Times New Roman" w:hAnsi="Times New Roman" w:eastAsia="Calibri" w:cs="Times New Roman"/>
+          <w:sz w:val="24"/>
+          <w:szCs w:val="24"/>
+          <w:lang w:val="en-US" w:eastAsia="zh-CN"/>
+        </w:rPr>
+      </w:pPr>
+      <w:r>
+        <w:rPr>
+          <w:rFonts w:hint="default" w:ascii="Times New Roman" w:hAnsi="Times New Roman" w:eastAsia="Calibri" w:cs="Times New Roman"/>
+          <w:sz w:val="24"/>
+          <w:szCs w:val="24"/>
+          <w:lang w:val="en-US" w:eastAsia="zh-CN"/>
+        </w:rPr>
+        <w:t>Программная реализация клиентской части сайта построена на модульном подходе с использованием глобальных переменных для управления состоянием приложения и массивов объектов для хранения данных. Центральным элементом логики является массив products, содержащий объекты с полной информацией о товарах: уникальный идентификатор (id), наименование (name), категорию (category), цену за килограмм (price), пути к изображениям (image, gallery), а также расширенные характеристики (specs) и рекомендации по уходу (care). Данная структура позволяет динамически генерировать карточки товаров, модальные окна с детальной информацией и фильтровать каталог без перезагрузки страницы.</w:t>
+      </w:r>
+    </w:p>
+    <w:p>
+      <w:pPr>
+        <w:spacing w:line="360" w:lineRule="auto"/>
+        <w:ind w:firstLine="709"/>
+        <w:jc w:val="both"/>
+        <w:rPr>
+          <w:rFonts w:hint="default" w:ascii="Times New Roman" w:hAnsi="Times New Roman" w:eastAsia="Calibri" w:cs="Times New Roman"/>
+          <w:sz w:val="24"/>
+          <w:szCs w:val="24"/>
+          <w:lang w:val="en-US" w:eastAsia="zh-CN"/>
+        </w:rPr>
+      </w:pPr>
+      <w:r>
+        <w:rPr>
+          <w:rFonts w:hint="default" w:ascii="Times New Roman" w:hAnsi="Times New Roman" w:eastAsia="Calibri" w:cs="Times New Roman"/>
+          <w:sz w:val="24"/>
+          <w:szCs w:val="24"/>
+          <w:lang w:val="en-US" w:eastAsia="zh-CN"/>
+        </w:rPr>
+        <w:t>Для организации навигации по категориям используется массив categoryList, определяющий доступные фильтры («Все ткани», «Хлопок», «Лён» и др.). Состояние интерфейса управляется через переменные currentCategory (текущий выбранный фильтр) и currentProduct (товар, открытый в модальном окне), что обеспечивает обновление контента при взаимодействии пользователя с элементами управления.</w:t>
+      </w:r>
+    </w:p>
+    <w:p>
+      <w:pPr>
+        <w:spacing w:line="360" w:lineRule="auto"/>
+        <w:ind w:firstLine="709"/>
+        <w:jc w:val="both"/>
+        <w:rPr>
+          <w:rFonts w:hint="default" w:ascii="Times New Roman" w:hAnsi="Times New Roman" w:eastAsia="Calibri" w:cs="Times New Roman"/>
+          <w:sz w:val="24"/>
+          <w:szCs w:val="24"/>
+          <w:lang w:val="en-US" w:eastAsia="zh-CN"/>
+        </w:rPr>
+      </w:pPr>
+      <w:r>
+        <w:rPr>
+          <w:rFonts w:hint="default" w:ascii="Times New Roman" w:hAnsi="Times New Roman" w:eastAsia="Calibri" w:cs="Times New Roman"/>
+          <w:sz w:val="24"/>
+          <w:szCs w:val="24"/>
+          <w:lang w:val="en-US" w:eastAsia="zh-CN"/>
+        </w:rPr>
+        <w:t xml:space="preserve">Работа с корзиной и избранным реализована на основе массивов cart и favorites, данные которых синхронизируются с локальным хранилищем браузера (localStorage) через ключи lv_cart и lv_favs. Это позволяет сохранять пользовательские данные между сессиями без использования серверной части. Для расчёта итоговой суммы заказа применяются вспомогательные функции getCartTotal() и getCartCount(), которые </w:t>
+      </w:r>
+      <w:r>
+        <w:rPr>
+          <w:rFonts w:hint="default" w:ascii="Times New Roman" w:hAnsi="Times New Roman" w:eastAsia="Calibri" w:cs="Times New Roman"/>
+          <w:sz w:val="24"/>
+          <w:szCs w:val="24"/>
+          <w:lang w:val="ru-RU" w:eastAsia="zh-CN"/>
+        </w:rPr>
+        <w:t xml:space="preserve">обьеденяют </w:t>
+      </w:r>
+      <w:r>
+        <w:rPr>
+          <w:rFonts w:hint="default" w:ascii="Times New Roman" w:hAnsi="Times New Roman" w:eastAsia="Calibri" w:cs="Times New Roman"/>
+          <w:sz w:val="24"/>
+          <w:szCs w:val="24"/>
+          <w:lang w:val="en-US" w:eastAsia="zh-CN"/>
+        </w:rPr>
+        <w:t>данные массива корзины в реальном времени.</w:t>
+      </w:r>
+    </w:p>
+    <w:p>
+      <w:pPr>
+        <w:spacing w:line="360" w:lineRule="auto"/>
+        <w:ind w:firstLine="709"/>
+        <w:jc w:val="both"/>
+        <w:rPr>
+          <w:rFonts w:hint="default" w:ascii="Times New Roman" w:hAnsi="Times New Roman" w:eastAsia="Calibri" w:cs="Times New Roman"/>
+          <w:sz w:val="24"/>
+          <w:szCs w:val="24"/>
+          <w:lang w:val="en-US" w:eastAsia="zh-CN"/>
+        </w:rPr>
+      </w:pPr>
+      <w:r>
+        <w:rPr>
+          <w:rFonts w:hint="default" w:ascii="Times New Roman" w:hAnsi="Times New Roman" w:eastAsia="Calibri" w:cs="Times New Roman"/>
+          <w:sz w:val="24"/>
+          <w:szCs w:val="24"/>
+          <w:lang w:val="en-US" w:eastAsia="zh-CN"/>
+        </w:rPr>
+        <w:t xml:space="preserve">Отдельный блок переменных отвечает за работу модальных окон и уведомлений: productModal, checkoutModal, authModal </w:t>
+      </w:r>
+      <w:r>
+        <w:rPr>
+          <w:rFonts w:hint="default" w:ascii="Times New Roman" w:hAnsi="Times New Roman" w:eastAsia="Calibri" w:cs="Times New Roman"/>
+          <w:sz w:val="24"/>
+          <w:szCs w:val="24"/>
+          <w:lang w:val="ru-RU" w:eastAsia="zh-CN"/>
+        </w:rPr>
+        <w:t xml:space="preserve">- </w:t>
+      </w:r>
+      <w:r>
+        <w:rPr>
+          <w:rFonts w:hint="default" w:ascii="Times New Roman" w:hAnsi="Times New Roman" w:eastAsia="Calibri" w:cs="Times New Roman"/>
+          <w:sz w:val="24"/>
+          <w:szCs w:val="24"/>
+          <w:lang w:val="en-US" w:eastAsia="zh-CN"/>
+        </w:rPr>
+        <w:t xml:space="preserve">ссылки на элементы интерфейса; toastContainer </w:t>
+      </w:r>
+      <w:r>
+        <w:rPr>
+          <w:rFonts w:hint="default" w:ascii="Times New Roman" w:hAnsi="Times New Roman" w:eastAsia="Calibri" w:cs="Times New Roman"/>
+          <w:sz w:val="24"/>
+          <w:szCs w:val="24"/>
+          <w:lang w:val="ru-RU" w:eastAsia="zh-CN"/>
+        </w:rPr>
+        <w:t xml:space="preserve">- </w:t>
+      </w:r>
+      <w:r>
+        <w:rPr>
+          <w:rFonts w:hint="default" w:ascii="Times New Roman" w:hAnsi="Times New Roman" w:eastAsia="Calibri" w:cs="Times New Roman"/>
+          <w:sz w:val="24"/>
+          <w:szCs w:val="24"/>
+          <w:lang w:val="en-US" w:eastAsia="zh-CN"/>
+        </w:rPr>
+        <w:t>контейнер для всплывающих сообщений.</w:t>
+      </w:r>
+    </w:p>
+    <w:p>
+      <w:pPr>
+        <w:spacing w:line="360" w:lineRule="auto"/>
+        <w:ind w:firstLine="709"/>
+        <w:jc w:val="both"/>
+        <w:rPr>
+          <w:rFonts w:hint="default" w:ascii="Times New Roman" w:hAnsi="Times New Roman" w:eastAsia="Calibri" w:cs="Times New Roman"/>
+          <w:sz w:val="24"/>
+          <w:szCs w:val="24"/>
+          <w:lang w:val="en-US" w:eastAsia="zh-CN"/>
+        </w:rPr>
+      </w:pPr>
+      <w:r>
+        <w:rPr>
+          <w:rFonts w:hint="default" w:ascii="Times New Roman" w:hAnsi="Times New Roman" w:eastAsia="Calibri" w:cs="Times New Roman"/>
+          <w:sz w:val="24"/>
+          <w:szCs w:val="24"/>
+          <w:lang w:val="en-US" w:eastAsia="zh-CN"/>
+        </w:rPr>
+        <w:t>Для административной части предусмотрены функции renderAdminPanel(), updateOrderStatus(), deleteOrder(), которые работают с массивом заказов lv_orders, также хранящимся в localStorage. Авторизация администратора реализована через проверку учётных данных в функции handleAdminLogin() с последующей переадресацией на панель управления.</w:t>
+      </w:r>
+    </w:p>
+    <w:p>
+      <w:pPr>
+        <w:spacing w:line="360" w:lineRule="auto"/>
+        <w:ind w:firstLine="709"/>
+        <w:jc w:val="both"/>
+        <w:rPr>
+          <w:rFonts w:hint="default" w:ascii="Times New Roman" w:hAnsi="Times New Roman" w:eastAsia="Calibri" w:cs="Times New Roman"/>
+          <w:sz w:val="24"/>
+          <w:szCs w:val="24"/>
+          <w:lang w:val="en-US" w:eastAsia="zh-CN"/>
+        </w:rPr>
+      </w:pPr>
+      <w:r>
+        <w:rPr>
+          <w:rFonts w:hint="default" w:ascii="Times New Roman" w:hAnsi="Times New Roman" w:eastAsia="Calibri" w:cs="Times New Roman"/>
+          <w:sz w:val="24"/>
+          <w:szCs w:val="24"/>
+          <w:lang w:val="en-US" w:eastAsia="zh-CN"/>
+        </w:rPr>
+        <w:t>Все переменные и функции структурированы в логические блоки (данные, рендеринг, корзина, оформление заказа, администрирование, утилиты), что упрощает чтение кода, отладку и дальнейшее масштабирование проекта.</w:t>
+      </w:r>
+    </w:p>
+    <w:p>
+      <w:pPr>
+        <w:pStyle w:val="22"/>
+        <w:numPr>
+          <w:numId w:val="0"/>
+        </w:numPr>
+        <w:spacing w:after="240" w:line="360" w:lineRule="auto"/>
+        <w:ind w:left="426" w:leftChars="0"/>
+        <w:jc w:val="center"/>
+        <w:rPr>
+          <w:rFonts w:hint="default" w:ascii="Times New Roman" w:hAnsi="Times New Roman" w:eastAsia="Calibri" w:cs="Times New Roman"/>
+          <w:sz w:val="24"/>
+          <w:szCs w:val="24"/>
+          <w:lang w:val="ru-RU" w:eastAsia="zh-CN"/>
+        </w:rPr>
+      </w:pPr>
+      <w:r>
+        <w:rPr>
+          <w:rFonts w:hint="default" w:ascii="Times New Roman" w:hAnsi="Times New Roman" w:eastAsia="Calibri" w:cs="Times New Roman"/>
+          <w:sz w:val="24"/>
+          <w:szCs w:val="24"/>
+          <w:lang w:val="en-US" w:eastAsia="zh-CN"/>
+        </w:rPr>
+        <w:br w:type="textWrapping"/>
+      </w:r>
+      <w:r>
+        <w:rPr>
+          <w:rFonts w:hint="default" w:ascii="Times New Roman" w:hAnsi="Times New Roman" w:eastAsia="Calibri" w:cs="Times New Roman"/>
+          <w:b/>
+          <w:sz w:val="24"/>
+          <w:szCs w:val="24"/>
+          <w:lang w:val="ru-RU" w:eastAsia="zh-CN"/>
+        </w:rPr>
+        <w:t>2.2 Процесс разработки сайта</w:t>
+      </w:r>
+    </w:p>
+    <w:p>
+      <w:pPr>
+        <w:keepNext w:val="0"/>
+        <w:keepLines w:val="0"/>
+        <w:pageBreakBefore w:val="0"/>
+        <w:widowControl/>
+        <w:kinsoku/>
+        <w:wordWrap/>
+        <w:overflowPunct/>
+        <w:topLinePunct w:val="0"/>
+        <w:autoSpaceDE/>
+        <w:autoSpaceDN/>
+        <w:bidi w:val="0"/>
+        <w:adjustRightInd/>
+        <w:snapToGrid/>
+        <w:spacing w:line="360" w:lineRule="auto"/>
+        <w:ind w:firstLine="709"/>
+        <w:jc w:val="both"/>
+        <w:textAlignment w:val="auto"/>
+        <w:rPr>
+          <w:rFonts w:hint="default" w:ascii="Times New Roman" w:hAnsi="Times New Roman" w:eastAsia="Calibri" w:cs="Times New Roman"/>
+          <w:sz w:val="24"/>
+          <w:szCs w:val="24"/>
+          <w:lang w:val="en-US" w:eastAsia="zh-CN"/>
+        </w:rPr>
+      </w:pPr>
+      <w:r>
+        <w:rPr>
+          <w:rFonts w:hint="default" w:ascii="Times New Roman" w:hAnsi="Times New Roman" w:eastAsia="Calibri" w:cs="Times New Roman"/>
+          <w:sz w:val="24"/>
+          <w:szCs w:val="24"/>
+          <w:lang w:val="en-US" w:eastAsia="zh-CN"/>
+        </w:rPr>
+        <w:t>Разработка главной страницы сайта «Лоскут Весовой» (index.html) осуществлялась последовательно, от объявления базовой структуры документа до подключения интерактивных элементов. Работа началась с указания типа документа и создания семантического каркаса страницы. Был использован стандартный шаблон HTML5 с объявлением &lt;!DOCTYPE html&gt; и указанием языка контента &lt;html lang="ru"&gt;, что обеспечивает корректную интерпретацию кода браузерами и улучшает индексацию поисковыми системами. В разделе &lt;head&gt; подключены мета-теги: &lt;meta charset="UTF-8"&gt; для поддержки кириллицы и &lt;meta name="viewport" content="width=device-width, initial-scale=1.0"&gt;, который критически важен для адаптивного отображения сайта на мобильных устройствах. Заголовок страницы задан через тег &lt;title&gt;, а подключение шрифтов выполнено через CDN-сервис jsdelivr для обеспечения единообразия типографики без необходимости локального хостинга файлов:</w:t>
+      </w:r>
+    </w:p>
+    <w:p>
+      <w:pPr>
+        <w:rPr>
+          <w:rFonts w:hint="default" w:ascii="Times New Roman" w:hAnsi="Times New Roman" w:eastAsia="Calibri" w:cs="Times New Roman"/>
+          <w:sz w:val="24"/>
+          <w:szCs w:val="24"/>
+          <w:lang w:val="en-US" w:eastAsia="zh-CN"/>
+        </w:rPr>
+      </w:pPr>
+    </w:p>
+    <w:p>
+      <w:r>
+        <w:drawing>
+          <wp:inline distT="0" distB="0" distL="114300" distR="114300">
+            <wp:extent cx="5939790" cy="1734820"/>
+            <wp:effectExtent l="0" t="0" r="3810" b="17780"/>
+            <wp:docPr id="2" name="Изображение 2"/>
+            <wp:cNvGraphicFramePr>
+              <a:graphicFrameLocks xmlns:a="http://schemas.openxmlformats.org/drawingml/2006/main" noChangeAspect="1"/>
+            </wp:cNvGraphicFramePr>
+            <a:graphic xmlns:a="http://schemas.openxmlformats.org/drawingml/2006/main">
+              <a:graphicData uri="http://schemas.openxmlformats.org/drawingml/2006/picture">
+                <pic:pic xmlns:pic="http://schemas.openxmlformats.org/drawingml/2006/picture">
+                  <pic:nvPicPr>
+                    <pic:cNvPr id="2" name="Изображение 2"/>
+                    <pic:cNvPicPr>
+                      <a:picLocks noChangeAspect="1"/>
+                    </pic:cNvPicPr>
+                  </pic:nvPicPr>
+                  <pic:blipFill>
+                    <a:blip r:embed="rId14"/>
+                    <a:stretch>
+                      <a:fillRect/>
+                    </a:stretch>
+                  </pic:blipFill>
+                  <pic:spPr>
+                    <a:xfrm>
+                      <a:off x="0" y="0"/>
+                      <a:ext cx="5939790" cy="1734820"/>
+                    </a:xfrm>
+                    <a:prstGeom prst="rect">
+                      <a:avLst/>
+                    </a:prstGeom>
+                    <a:noFill/>
+                    <a:ln>
+                      <a:noFill/>
+                    </a:ln>
+                  </pic:spPr>
+                </pic:pic>
+              </a:graphicData>
+            </a:graphic>
+          </wp:inline>
+        </w:drawing>
+      </w:r>
+    </w:p>
+    <w:p>
+      <w:pPr>
+        <w:rPr>
+          <w:rFonts w:hint="default" w:ascii="Times New Roman" w:hAnsi="Times New Roman" w:cs="Times New Roman"/>
+          <w:lang w:val="ru-RU" w:eastAsia="zh-CN"/>
+        </w:rPr>
+      </w:pPr>
+      <w:r>
+        <w:rPr>
+          <w:rFonts w:hint="default" w:ascii="Times New Roman" w:hAnsi="Times New Roman" w:cs="Times New Roman"/>
+          <w:sz w:val="24"/>
+          <w:szCs w:val="24"/>
+          <w:lang w:val="ru-RU" w:eastAsia="zh-CN"/>
+        </w:rPr>
+        <w:t xml:space="preserve">Рисунок 1 </w:t>
+      </w:r>
+      <w:bookmarkStart w:id="0" w:name="_GoBack"/>
+      <w:bookmarkEnd w:id="0"/>
     </w:p>
     <w:sectPr>
-      <w:headerReference w:type="even" r:id="rId12"/>
-      <w:headerReference w:type="default" r:id="rId13"/>
-      <w:footerReference w:type="even" r:id="rId14"/>
-      <w:footerReference w:type="default" r:id="rId15"/>
-      <w:headerReference w:type="first" r:id="rId16"/>
-      <w:footerReference w:type="first" r:id="rId17"/>
+      <w:headerReference r:id="rId9" w:type="first"/>
+      <w:footerReference r:id="rId12" w:type="first"/>
+      <w:headerReference r:id="rId7" w:type="default"/>
+      <w:footerReference r:id="rId10" w:type="default"/>
+      <w:headerReference r:id="rId8" w:type="even"/>
+      <w:footerReference r:id="rId11" w:type="even"/>
       <w:pgSz w:w="11906" w:h="16838"/>
       <w:pgMar w:top="1134" w:right="850" w:bottom="1134" w:left="1701" w:header="708" w:footer="708" w:gutter="0"/>
-      <w:cols w:space="708"/>
-      <w:docGrid w:linePitch="360"/>
+      <w:cols w:space="708" w:num="1"/>
+      <w:docGrid w:linePitch="360" w:charSpace="0"/>
     </w:sectPr>
   </w:body>
 </w:document>
 </file>
 
 <file path=word/comments.xml><?xml version="1.0" encoding="utf-8"?>
-<w:comments xmlns:wpc="http://schemas.microsoft.com/office/word/2010/wordprocessingCanvas" xmlns:cx="http://schemas.microsoft.com/office/drawing/2014/chartex" xmlns:cx1="http://schemas.microsoft.com/office/drawing/2015/9/8/chartex" xmlns:cx2="http://schemas.microsoft.com/office/drawing/2015/10/21/chartex" xmlns:cx3="http://schemas.microsoft.com/office/drawing/2016/5/9/chartex" xmlns:cx4="http://schemas.microsoft.com/office/drawing/2016/5/10/chartex" xmlns:cx5="http://schemas.microsoft.com/office/drawing/2016/5/11/chartex" xmlns:cx6="http://schemas.microsoft.com/office/drawing/2016/5/12/chartex" xmlns:cx7="http://schemas.microsoft.com/office/drawing/2016/5/13/chartex" xmlns:cx8="http://schemas.microsoft.com/office/drawing/2016/5/14/chartex" xmlns:mc="http://schemas.openxmlformats.org/markup-compatibility/2006" xmlns:aink="http://schemas.microsoft.com/office/drawing/2016/ink" xmlns:am3d="http://schemas.microsoft.com/office/drawing/2017/model3d" xmlns:o="urn:schemas-microsoft-com:office:office" xmlns:r="http://schemas.openxmlformats.org/officeDocument/2006/relationships" xmlns:m="http://schemas.openxmlformats.org/officeDocument/2006/math" xmlns:v="urn:schemas-microsoft-com:vml" xmlns:wp14="http://schemas.microsoft.com/office/word/2010/wordprocessingDrawing" xmlns:wp="http://schemas.openxmlformats.org/drawingml/2006/wordprocessingDrawing" xmlns:w10="urn:schemas-microsoft-com:office:word" xmlns:w="http://schemas.openxmlformats.org/wordprocessingml/2006/main" xmlns:w14="http://schemas.microsoft.com/office/word/2010/wordml" xmlns:w15="http://schemas.microsoft.com/office/word/2012/wordml" xmlns:w16cex="http://schemas.microsoft.com/office/word/2018/wordml/cex" xmlns:w16cid="http://schemas.microsoft.com/office/word/2016/wordml/cid" xmlns:w16="http://schemas.microsoft.com/office/word/2018/wordml" xmlns:w16sdtdh="http://schemas.microsoft.com/office/word/2020/wordml/sdtdatahash" xmlns:w16se="http://schemas.microsoft.com/office/word/2015/wordml/symex" xmlns:wpg="http://schemas.microsoft.com/office/word/2010/wordprocessingGroup" xmlns:wpi="http://schemas.microsoft.com/office/word/2010/wordprocessingInk" xmlns:wne="http://schemas.microsoft.com/office/word/2006/wordml" xmlns:wps="http://schemas.microsoft.com/office/word/2010/wordprocessingShape" mc:Ignorable="w14 w15 w16se w16cid w16 w16cex w16sdtdh wp14">
-  <w:comment w:id="0" w:author="Александр Кетов" w:date="2026-03-11T11:05:00Z" w:initials="АК">
-    <w:p>
-      <w:pPr>
-        <w:pStyle w:val="a5"/>
-      </w:pPr>
-      <w:r>
-        <w:rPr>
-          <w:rStyle w:val="a3"/>
-        </w:rPr>
-        <w:annotationRef/>
-      </w:r>
-      <w:r>
-        <w:t>Оставь это просто в введении. А не отдельным разделом</w:t>
-      </w:r>
-    </w:p>
-  </w:comment>
-  <w:comment w:id="1" w:author="Александр Кетов" w:date="2026-03-11T11:07:00Z" w:initials="АК">
-    <w:p>
-      <w:pPr>
-        <w:pStyle w:val="a5"/>
-      </w:pPr>
-      <w:r>
-        <w:rPr>
-          <w:rStyle w:val="a3"/>
-        </w:rPr>
-        <w:annotationRef/>
-      </w:r>
+<w:comments xmlns:wpc="http://schemas.microsoft.com/office/word/2010/wordprocessingCanvas" xmlns:mc="http://schemas.openxmlformats.org/markup-compatibility/2006" xmlns:o="urn:schemas-microsoft-com:office:office" xmlns:r="http://schemas.openxmlformats.org/officeDocument/2006/relationships" xmlns:m="http://schemas.openxmlformats.org/officeDocument/2006/math" xmlns:v="urn:schemas-microsoft-com:vml" xmlns:wp14="http://schemas.microsoft.com/office/word/2010/wordprocessingDrawing" xmlns:wp="http://schemas.openxmlformats.org/drawingml/2006/wordprocessingDrawing" xmlns:w="http://schemas.openxmlformats.org/wordprocessingml/2006/main" xmlns:w14="http://schemas.microsoft.com/office/word/2010/wordml" xmlns:w15="http://schemas.microsoft.com/office/word/2012/wordml" xmlns:w10="urn:schemas-microsoft-com:office:word" xmlns:wpg="http://schemas.microsoft.com/office/word/2010/wordprocessingGroup" xmlns:wpi="http://schemas.microsoft.com/office/word/2010/wordprocessingInk" xmlns:wne="http://schemas.microsoft.com/office/word/2006/wordml" xmlns:wps="http://schemas.microsoft.com/office/word/2010/wordprocessingShape" xmlns:wpsCustomData="http://www.wps.cn/officeDocument/2013/wpsCustomData" mc:Ignorable="w14 w15 wp14">
+  <w:comment w:id="0" w:author="Александр Кетов" w:date="2026-03-11T11:07:00Z" w:initials="АК">
+    <w:p>
+      <w:pPr>
+        <w:pStyle w:val="10"/>
+      </w:pPr>
       <w:r>
         <w:t>Добавил список</w:t>
       </w:r>
@@ -2174,29 +2796,14 @@
 </file>
 
 <file path=word/commentsExtended.xml><?xml version="1.0" encoding="utf-8"?>
-<w15:commentsEx xmlns:wpc="http://schemas.microsoft.com/office/word/2010/wordprocessingCanvas" xmlns:cx="http://schemas.microsoft.com/office/drawing/2014/chartex" xmlns:cx1="http://schemas.microsoft.com/office/drawing/2015/9/8/chartex" xmlns:cx2="http://schemas.microsoft.com/office/drawing/2015/10/21/chartex" xmlns:cx3="http://schemas.microsoft.com/office/drawing/2016/5/9/chartex" xmlns:cx4="http://schemas.microsoft.com/office/drawing/2016/5/10/chartex" xmlns:cx5="http://schemas.microsoft.com/office/drawing/2016/5/11/chartex" xmlns:cx6="http://schemas.microsoft.com/office/drawing/2016/5/12/chartex" xmlns:cx7="http://schemas.microsoft.com/office/drawing/2016/5/13/chartex" xmlns:cx8="http://schemas.microsoft.com/office/drawing/2016/5/14/chartex" xmlns:mc="http://schemas.openxmlformats.org/markup-compatibility/2006" xmlns:aink="http://schemas.microsoft.com/office/drawing/2016/ink" xmlns:am3d="http://schemas.microsoft.com/office/drawing/2017/model3d" xmlns:o="urn:schemas-microsoft-com:office:office" xmlns:r="http://schemas.openxmlformats.org/officeDocument/2006/relationships" xmlns:m="http://schemas.openxmlformats.org/officeDocument/2006/math" xmlns:v="urn:schemas-microsoft-com:vml" xmlns:wp14="http://schemas.microsoft.com/office/word/2010/wordprocessingDrawing" xmlns:wp="http://schemas.openxmlformats.org/drawingml/2006/wordprocessingDrawing" xmlns:w10="urn:schemas-microsoft-com:office:word" xmlns:w="http://schemas.openxmlformats.org/wordprocessingml/2006/main" xmlns:w14="http://schemas.microsoft.com/office/word/2010/wordml" xmlns:w15="http://schemas.microsoft.com/office/word/2012/wordml" xmlns:w16cex="http://schemas.microsoft.com/office/word/2018/wordml/cex" xmlns:w16cid="http://schemas.microsoft.com/office/word/2016/wordml/cid" xmlns:w16="http://schemas.microsoft.com/office/word/2018/wordml" xmlns:w16sdtdh="http://schemas.microsoft.com/office/word/2020/wordml/sdtdatahash" xmlns:w16se="http://schemas.microsoft.com/office/word/2015/wordml/symex" xmlns:wpg="http://schemas.microsoft.com/office/word/2010/wordprocessingGroup" xmlns:wpi="http://schemas.microsoft.com/office/word/2010/wordprocessingInk" xmlns:wne="http://schemas.microsoft.com/office/word/2006/wordml" xmlns:wps="http://schemas.microsoft.com/office/word/2010/wordprocessingShape" mc:Ignorable="w14 w15 w16se w16cid w16 w16cex w16sdtdh wp14">
-  <w15:commentEx w15:paraId="177C393B" w15:done="0"/>
+<w15:commentsEx xmlns:wpc="http://schemas.microsoft.com/office/word/2010/wordprocessingCanvas" xmlns:mc="http://schemas.openxmlformats.org/markup-compatibility/2006" xmlns:o="urn:schemas-microsoft-com:office:office" xmlns:r="http://schemas.openxmlformats.org/officeDocument/2006/relationships" xmlns:m="http://schemas.openxmlformats.org/officeDocument/2006/math" xmlns:v="urn:schemas-microsoft-com:vml" xmlns:wp14="http://schemas.microsoft.com/office/word/2010/wordprocessingDrawing" xmlns:wp="http://schemas.openxmlformats.org/drawingml/2006/wordprocessingDrawing" xmlns:w="http://schemas.openxmlformats.org/wordprocessingml/2006/main" xmlns:w14="http://schemas.microsoft.com/office/word/2010/wordml" xmlns:w15="http://schemas.microsoft.com/office/word/2012/wordml" xmlns:w10="urn:schemas-microsoft-com:office:word" xmlns:wpg="http://schemas.microsoft.com/office/word/2010/wordprocessingGroup" xmlns:wpi="http://schemas.microsoft.com/office/word/2010/wordprocessingInk" xmlns:wne="http://schemas.microsoft.com/office/word/2006/wordml" xmlns:wps="http://schemas.microsoft.com/office/word/2010/wordprocessingShape" xmlns:wpsCustomData="http://www.wps.cn/officeDocument/2013/wpsCustomData" mc:Ignorable="w14 w15 wp14">
   <w15:commentEx w15:paraId="30662FE6" w15:done="0"/>
 </w15:commentsEx>
 </file>
 
-<file path=word/commentsExtensible.xml><?xml version="1.0" encoding="utf-8"?>
-<w16cex:commentsExtensible xmlns:wpc="http://schemas.microsoft.com/office/word/2010/wordprocessingCanvas" xmlns:cx="http://schemas.microsoft.com/office/drawing/2014/chartex" xmlns:cx1="http://schemas.microsoft.com/office/drawing/2015/9/8/chartex" xmlns:cx2="http://schemas.microsoft.com/office/drawing/2015/10/21/chartex" xmlns:cx3="http://schemas.microsoft.com/office/drawing/2016/5/9/chartex" xmlns:cx4="http://schemas.microsoft.com/office/drawing/2016/5/10/chartex" xmlns:cx5="http://schemas.microsoft.com/office/drawing/2016/5/11/chartex" xmlns:cx6="http://schemas.microsoft.com/office/drawing/2016/5/12/chartex" xmlns:cx7="http://schemas.microsoft.com/office/drawing/2016/5/13/chartex" xmlns:cx8="http://schemas.microsoft.com/office/drawing/2016/5/14/chartex" xmlns:mc="http://schemas.openxmlformats.org/markup-compatibility/2006" xmlns:aink="http://schemas.microsoft.com/office/drawing/2016/ink" xmlns:am3d="http://schemas.microsoft.com/office/drawing/2017/model3d" xmlns:o="urn:schemas-microsoft-com:office:office" xmlns:r="http://schemas.openxmlformats.org/officeDocument/2006/relationships" xmlns:m="http://schemas.openxmlformats.org/officeDocument/2006/math" xmlns:v="urn:schemas-microsoft-com:vml" xmlns:wp14="http://schemas.microsoft.com/office/word/2010/wordprocessingDrawing" xmlns:wp="http://schemas.openxmlformats.org/drawingml/2006/wordprocessingDrawing" xmlns:w10="urn:schemas-microsoft-com:office:word" xmlns:w="http://schemas.openxmlformats.org/wordprocessingml/2006/main" xmlns:w14="http://schemas.microsoft.com/office/word/2010/wordml" xmlns:w15="http://schemas.microsoft.com/office/word/2012/wordml" xmlns:w16cex="http://schemas.microsoft.com/office/word/2018/wordml/cex" xmlns:w16cid="http://schemas.microsoft.com/office/word/2016/wordml/cid" xmlns:w16="http://schemas.microsoft.com/office/word/2018/wordml" xmlns:w16sdtdh="http://schemas.microsoft.com/office/word/2020/wordml/sdtdatahash" xmlns:w16se="http://schemas.microsoft.com/office/word/2015/wordml/symex" xmlns:wpg="http://schemas.microsoft.com/office/word/2010/wordprocessingGroup" xmlns:wpi="http://schemas.microsoft.com/office/word/2010/wordprocessingInk" xmlns:wne="http://schemas.microsoft.com/office/word/2006/wordml" xmlns:wps="http://schemas.microsoft.com/office/word/2010/wordprocessingShape" mc:Ignorable="w14 w15 w16se w16cid w16 w16cex w16sdtdh wp14">
-  <w16cex:commentExtensible w16cex:durableId="2D5BCAE5" w16cex:dateUtc="2026-03-11T08:05:00Z"/>
-  <w16cex:commentExtensible w16cex:durableId="2D5BCB5B" w16cex:dateUtc="2026-03-11T08:07:00Z"/>
-</w16cex:commentsExtensible>
-</file>
-
-<file path=word/commentsIds.xml><?xml version="1.0" encoding="utf-8"?>
-<w16cid:commentsIds xmlns:wpc="http://schemas.microsoft.com/office/word/2010/wordprocessingCanvas" xmlns:cx="http://schemas.microsoft.com/office/drawing/2014/chartex" xmlns:cx1="http://schemas.microsoft.com/office/drawing/2015/9/8/chartex" xmlns:cx2="http://schemas.microsoft.com/office/drawing/2015/10/21/chartex" xmlns:cx3="http://schemas.microsoft.com/office/drawing/2016/5/9/chartex" xmlns:cx4="http://schemas.microsoft.com/office/drawing/2016/5/10/chartex" xmlns:cx5="http://schemas.microsoft.com/office/drawing/2016/5/11/chartex" xmlns:cx6="http://schemas.microsoft.com/office/drawing/2016/5/12/chartex" xmlns:cx7="http://schemas.microsoft.com/office/drawing/2016/5/13/chartex" xmlns:cx8="http://schemas.microsoft.com/office/drawing/2016/5/14/chartex" xmlns:mc="http://schemas.openxmlformats.org/markup-compatibility/2006" xmlns:aink="http://schemas.microsoft.com/office/drawing/2016/ink" xmlns:am3d="http://schemas.microsoft.com/office/drawing/2017/model3d" xmlns:o="urn:schemas-microsoft-com:office:office" xmlns:r="http://schemas.openxmlformats.org/officeDocument/2006/relationships" xmlns:m="http://schemas.openxmlformats.org/officeDocument/2006/math" xmlns:v="urn:schemas-microsoft-com:vml" xmlns:wp14="http://schemas.microsoft.com/office/word/2010/wordprocessingDrawing" xmlns:wp="http://schemas.openxmlformats.org/drawingml/2006/wordprocessingDrawing" xmlns:w10="urn:schemas-microsoft-com:office:word" xmlns:w="http://schemas.openxmlformats.org/wordprocessingml/2006/main" xmlns:w14="http://schemas.microsoft.com/office/word/2010/wordml" xmlns:w15="http://schemas.microsoft.com/office/word/2012/wordml" xmlns:w16cex="http://schemas.microsoft.com/office/word/2018/wordml/cex" xmlns:w16cid="http://schemas.microsoft.com/office/word/2016/wordml/cid" xmlns:w16="http://schemas.microsoft.com/office/word/2018/wordml" xmlns:w16sdtdh="http://schemas.microsoft.com/office/word/2020/wordml/sdtdatahash" xmlns:w16se="http://schemas.microsoft.com/office/word/2015/wordml/symex" xmlns:wpg="http://schemas.microsoft.com/office/word/2010/wordprocessingGroup" xmlns:wpi="http://schemas.microsoft.com/office/word/2010/wordprocessingInk" xmlns:wne="http://schemas.microsoft.com/office/word/2006/wordml" xmlns:wps="http://schemas.microsoft.com/office/word/2010/wordprocessingShape" mc:Ignorable="w14 w15 w16se w16cid w16 w16cex w16sdtdh wp14">
-  <w16cid:commentId w16cid:paraId="177C393B" w16cid:durableId="2D5BCAE5"/>
-  <w16cid:commentId w16cid:paraId="30662FE6" w16cid:durableId="2D5BCB5B"/>
-</w16cid:commentsIds>
-</file>
-
 <file path=word/endnotes.xml><?xml version="1.0" encoding="utf-8"?>
-<w:endnotes xmlns:wpc="http://schemas.microsoft.com/office/word/2010/wordprocessingCanvas" xmlns:cx="http://schemas.microsoft.com/office/drawing/2014/chartex" xmlns:cx1="http://schemas.microsoft.com/office/drawing/2015/9/8/chartex" xmlns:cx2="http://schemas.microsoft.com/office/drawing/2015/10/21/chartex" xmlns:cx3="http://schemas.microsoft.com/office/drawing/2016/5/9/chartex" xmlns:cx4="http://schemas.microsoft.com/office/drawing/2016/5/10/chartex" xmlns:cx5="http://schemas.microsoft.com/office/drawing/2016/5/11/chartex" xmlns:cx6="http://schemas.microsoft.com/office/drawing/2016/5/12/chartex" xmlns:cx7="http://schemas.microsoft.com/office/drawing/2016/5/13/chartex" xmlns:cx8="http://schemas.microsoft.com/office/drawing/2016/5/14/chartex" xmlns:mc="http://schemas.openxmlformats.org/markup-compatibility/2006" xmlns:aink="http://schemas.microsoft.com/office/drawing/2016/ink" xmlns:am3d="http://schemas.microsoft.com/office/drawing/2017/model3d" xmlns:o="urn:schemas-microsoft-com:office:office" xmlns:r="http://schemas.openxmlformats.org/officeDocument/2006/relationships" xmlns:m="http://schemas.openxmlformats.org/officeDocument/2006/math" xmlns:v="urn:schemas-microsoft-com:vml" xmlns:wp14="http://schemas.microsoft.com/office/word/2010/wordprocessingDrawing" xmlns:wp="http://schemas.openxmlformats.org/drawingml/2006/wordprocessingDrawing" xmlns:w10="urn:schemas-microsoft-com:office:word" xmlns:w="http://schemas.openxmlformats.org/wordprocessingml/2006/main" xmlns:w14="http://schemas.microsoft.com/office/word/2010/wordml" xmlns:w15="http://schemas.microsoft.com/office/word/2012/wordml" xmlns:w16cex="http://schemas.microsoft.com/office/word/2018/wordml/cex" xmlns:w16cid="http://schemas.microsoft.com/office/word/2016/wordml/cid" xmlns:w16="http://schemas.microsoft.com/office/word/2018/wordml" xmlns:w16sdtdh="http://schemas.microsoft.com/office/word/2020/wordml/sdtdatahash" xmlns:w16se="http://schemas.microsoft.com/office/word/2015/wordml/symex" xmlns:wpg="http://schemas.microsoft.com/office/word/2010/wordprocessingGroup" xmlns:wpi="http://schemas.microsoft.com/office/word/2010/wordprocessingInk" xmlns:wne="http://schemas.microsoft.com/office/word/2006/wordml" xmlns:wps="http://schemas.microsoft.com/office/word/2010/wordprocessingShape" mc:Ignorable="w14 w15 w16se w16cid w16 w16cex w16sdtdh wp14">
-  <w:endnote w:type="separator" w:id="-1">
+<w:endnotes xmlns:wpc="http://schemas.microsoft.com/office/word/2010/wordprocessingCanvas" xmlns:mc="http://schemas.openxmlformats.org/markup-compatibility/2006" xmlns:o="urn:schemas-microsoft-com:office:office" xmlns:r="http://schemas.openxmlformats.org/officeDocument/2006/relationships" xmlns:m="http://schemas.openxmlformats.org/officeDocument/2006/math" xmlns:v="urn:schemas-microsoft-com:vml" xmlns:wp14="http://schemas.microsoft.com/office/word/2010/wordprocessingDrawing" xmlns:wp="http://schemas.openxmlformats.org/drawingml/2006/wordprocessingDrawing" xmlns:w="http://schemas.openxmlformats.org/wordprocessingml/2006/main" xmlns:w14="http://schemas.microsoft.com/office/word/2010/wordml" xmlns:w15="http://schemas.microsoft.com/office/word/2012/wordml" xmlns:w10="urn:schemas-microsoft-com:office:word" xmlns:wpg="http://schemas.microsoft.com/office/word/2010/wordprocessingGroup" xmlns:wpi="http://schemas.microsoft.com/office/word/2010/wordprocessingInk" xmlns:wne="http://schemas.microsoft.com/office/word/2006/wordml" xmlns:wps="http://schemas.microsoft.com/office/word/2010/wordprocessingShape" xmlns:wpsCustomData="http://www.wps.cn/officeDocument/2013/wpsCustomData" mc:Ignorable="w14 w15 wp14">
+  <w:endnote w:type="separator" w:id="0">
     <w:p>
       <w:pPr>
         <w:spacing w:line="240" w:lineRule="auto"/>
@@ -2206,7 +2813,7 @@
       </w:r>
     </w:p>
   </w:endnote>
-  <w:endnote w:type="continuationSeparator" w:id="0">
+  <w:endnote w:type="continuationSeparator" w:id="1">
     <w:p>
       <w:pPr>
         <w:spacing w:line="240" w:lineRule="auto"/>
@@ -2220,46 +2827,52 @@
 </file>
 
 <file path=word/footer1.xml><?xml version="1.0" encoding="utf-8"?>
-<w:ftr xmlns:wpc="http://schemas.microsoft.com/office/word/2010/wordprocessingCanvas" xmlns:cx="http://schemas.microsoft.com/office/drawing/2014/chartex" xmlns:cx1="http://schemas.microsoft.com/office/drawing/2015/9/8/chartex" xmlns:cx2="http://schemas.microsoft.com/office/drawing/2015/10/21/chartex" xmlns:cx3="http://schemas.microsoft.com/office/drawing/2016/5/9/chartex" xmlns:cx4="http://schemas.microsoft.com/office/drawing/2016/5/10/chartex" xmlns:cx5="http://schemas.microsoft.com/office/drawing/2016/5/11/chartex" xmlns:cx6="http://schemas.microsoft.com/office/drawing/2016/5/12/chartex" xmlns:cx7="http://schemas.microsoft.com/office/drawing/2016/5/13/chartex" xmlns:cx8="http://schemas.microsoft.com/office/drawing/2016/5/14/chartex" xmlns:mc="http://schemas.openxmlformats.org/markup-compatibility/2006" xmlns:aink="http://schemas.microsoft.com/office/drawing/2016/ink" xmlns:am3d="http://schemas.microsoft.com/office/drawing/2017/model3d" xmlns:o="urn:schemas-microsoft-com:office:office" xmlns:r="http://schemas.openxmlformats.org/officeDocument/2006/relationships" xmlns:m="http://schemas.openxmlformats.org/officeDocument/2006/math" xmlns:v="urn:schemas-microsoft-com:vml" xmlns:wp14="http://schemas.microsoft.com/office/word/2010/wordprocessingDrawing" xmlns:wp="http://schemas.openxmlformats.org/drawingml/2006/wordprocessingDrawing" xmlns:w10="urn:schemas-microsoft-com:office:word" xmlns:w="http://schemas.openxmlformats.org/wordprocessingml/2006/main" xmlns:w14="http://schemas.microsoft.com/office/word/2010/wordml" xmlns:w15="http://schemas.microsoft.com/office/word/2012/wordml" xmlns:w16cex="http://schemas.microsoft.com/office/word/2018/wordml/cex" xmlns:w16cid="http://schemas.microsoft.com/office/word/2016/wordml/cid" xmlns:w16="http://schemas.microsoft.com/office/word/2018/wordml" xmlns:w16sdtdh="http://schemas.microsoft.com/office/word/2020/wordml/sdtdatahash" xmlns:w16se="http://schemas.microsoft.com/office/word/2015/wordml/symex" xmlns:wpg="http://schemas.microsoft.com/office/word/2010/wordprocessingGroup" xmlns:wpi="http://schemas.microsoft.com/office/word/2010/wordprocessingInk" xmlns:wne="http://schemas.microsoft.com/office/word/2006/wordml" xmlns:wps="http://schemas.microsoft.com/office/word/2010/wordprocessingShape" mc:Ignorable="w14 w15 w16se w16cid w16 w16cex w16sdtdh wp14">
+<w:ftr xmlns:wpc="http://schemas.microsoft.com/office/word/2010/wordprocessingCanvas" xmlns:mc="http://schemas.openxmlformats.org/markup-compatibility/2006" xmlns:o="urn:schemas-microsoft-com:office:office" xmlns:r="http://schemas.openxmlformats.org/officeDocument/2006/relationships" xmlns:m="http://schemas.openxmlformats.org/officeDocument/2006/math" xmlns:v="urn:schemas-microsoft-com:vml" xmlns:wp14="http://schemas.microsoft.com/office/word/2010/wordprocessingDrawing" xmlns:wp="http://schemas.openxmlformats.org/drawingml/2006/wordprocessingDrawing" xmlns:w10="urn:schemas-microsoft-com:office:word" xmlns:w="http://schemas.openxmlformats.org/wordprocessingml/2006/main" xmlns:w14="http://schemas.microsoft.com/office/word/2010/wordml" xmlns:w15="http://schemas.microsoft.com/office/word/2012/wordml" xmlns:wpg="http://schemas.microsoft.com/office/word/2010/wordprocessingGroup" xmlns:wpi="http://schemas.microsoft.com/office/word/2010/wordprocessingInk" xmlns:wne="http://schemas.microsoft.com/office/word/2006/wordml" xmlns:wps="http://schemas.microsoft.com/office/word/2010/wordprocessingShape" xmlns:wpsCustomData="http://www.wps.cn/officeDocument/2013/wpsCustomData" mc:Ignorable="w14 w15 wp14">
   <w:p>
     <w:pPr>
-      <w:pStyle w:val="af"/>
+      <w:pStyle w:val="14"/>
     </w:pPr>
   </w:p>
 </w:ftr>
 </file>
 
 <file path=word/footer2.xml><?xml version="1.0" encoding="utf-8"?>
-<w:ftr xmlns:wpc="http://schemas.microsoft.com/office/word/2010/wordprocessingCanvas" xmlns:cx="http://schemas.microsoft.com/office/drawing/2014/chartex" xmlns:cx1="http://schemas.microsoft.com/office/drawing/2015/9/8/chartex" xmlns:cx2="http://schemas.microsoft.com/office/drawing/2015/10/21/chartex" xmlns:cx3="http://schemas.microsoft.com/office/drawing/2016/5/9/chartex" xmlns:cx4="http://schemas.microsoft.com/office/drawing/2016/5/10/chartex" xmlns:cx5="http://schemas.microsoft.com/office/drawing/2016/5/11/chartex" xmlns:cx6="http://schemas.microsoft.com/office/drawing/2016/5/12/chartex" xmlns:cx7="http://schemas.microsoft.com/office/drawing/2016/5/13/chartex" xmlns:cx8="http://schemas.microsoft.com/office/drawing/2016/5/14/chartex" xmlns:mc="http://schemas.openxmlformats.org/markup-compatibility/2006" xmlns:aink="http://schemas.microsoft.com/office/drawing/2016/ink" xmlns:am3d="http://schemas.microsoft.com/office/drawing/2017/model3d" xmlns:o="urn:schemas-microsoft-com:office:office" xmlns:r="http://schemas.openxmlformats.org/officeDocument/2006/relationships" xmlns:m="http://schemas.openxmlformats.org/officeDocument/2006/math" xmlns:v="urn:schemas-microsoft-com:vml" xmlns:wp14="http://schemas.microsoft.com/office/word/2010/wordprocessingDrawing" xmlns:wp="http://schemas.openxmlformats.org/drawingml/2006/wordprocessingDrawing" xmlns:w10="urn:schemas-microsoft-com:office:word" xmlns:w="http://schemas.openxmlformats.org/wordprocessingml/2006/main" xmlns:w14="http://schemas.microsoft.com/office/word/2010/wordml" xmlns:w15="http://schemas.microsoft.com/office/word/2012/wordml" xmlns:w16cex="http://schemas.microsoft.com/office/word/2018/wordml/cex" xmlns:w16cid="http://schemas.microsoft.com/office/word/2016/wordml/cid" xmlns:w16="http://schemas.microsoft.com/office/word/2018/wordml" xmlns:w16sdtdh="http://schemas.microsoft.com/office/word/2020/wordml/sdtdatahash" xmlns:w16se="http://schemas.microsoft.com/office/word/2015/wordml/symex" xmlns:wpg="http://schemas.microsoft.com/office/word/2010/wordprocessingGroup" xmlns:wpi="http://schemas.microsoft.com/office/word/2010/wordprocessingInk" xmlns:wne="http://schemas.microsoft.com/office/word/2006/wordml" xmlns:wps="http://schemas.microsoft.com/office/word/2010/wordprocessingShape" mc:Ignorable="w14 w15 w16se w16cid w16 w16cex w16sdtdh wp14">
+<w:ftr xmlns:wpc="http://schemas.microsoft.com/office/word/2010/wordprocessingCanvas" xmlns:mc="http://schemas.openxmlformats.org/markup-compatibility/2006" xmlns:o="urn:schemas-microsoft-com:office:office" xmlns:r="http://schemas.openxmlformats.org/officeDocument/2006/relationships" xmlns:m="http://schemas.openxmlformats.org/officeDocument/2006/math" xmlns:v="urn:schemas-microsoft-com:vml" xmlns:wp14="http://schemas.microsoft.com/office/word/2010/wordprocessingDrawing" xmlns:wp="http://schemas.openxmlformats.org/drawingml/2006/wordprocessingDrawing" xmlns:w10="urn:schemas-microsoft-com:office:word" xmlns:w="http://schemas.openxmlformats.org/wordprocessingml/2006/main" xmlns:w14="http://schemas.microsoft.com/office/word/2010/wordml" xmlns:w15="http://schemas.microsoft.com/office/word/2012/wordml" xmlns:wpg="http://schemas.microsoft.com/office/word/2010/wordprocessingGroup" xmlns:wpi="http://schemas.microsoft.com/office/word/2010/wordprocessingInk" xmlns:wne="http://schemas.microsoft.com/office/word/2006/wordml" xmlns:wps="http://schemas.microsoft.com/office/word/2010/wordprocessingShape" xmlns:wpsCustomData="http://www.wps.cn/officeDocument/2013/wpsCustomData" mc:Ignorable="w14 w15 wp14">
   <w:p>
     <w:pPr>
-      <w:pStyle w:val="af"/>
+      <w:pStyle w:val="14"/>
     </w:pPr>
   </w:p>
 </w:ftr>
 </file>
 
 <file path=word/footer3.xml><?xml version="1.0" encoding="utf-8"?>
-<w:ftr xmlns:wpc="http://schemas.microsoft.com/office/word/2010/wordprocessingCanvas" xmlns:cx="http://schemas.microsoft.com/office/drawing/2014/chartex" xmlns:cx1="http://schemas.microsoft.com/office/drawing/2015/9/8/chartex" xmlns:cx2="http://schemas.microsoft.com/office/drawing/2015/10/21/chartex" xmlns:cx3="http://schemas.microsoft.com/office/drawing/2016/5/9/chartex" xmlns:cx4="http://schemas.microsoft.com/office/drawing/2016/5/10/chartex" xmlns:cx5="http://schemas.microsoft.com/office/drawing/2016/5/11/chartex" xmlns:cx6="http://schemas.microsoft.com/office/drawing/2016/5/12/chartex" xmlns:cx7="http://schemas.microsoft.com/office/drawing/2016/5/13/chartex" xmlns:cx8="http://schemas.microsoft.com/office/drawing/2016/5/14/chartex" xmlns:mc="http://schemas.openxmlformats.org/markup-compatibility/2006" xmlns:aink="http://schemas.microsoft.com/office/drawing/2016/ink" xmlns:am3d="http://schemas.microsoft.com/office/drawing/2017/model3d" xmlns:o="urn:schemas-microsoft-com:office:office" xmlns:r="http://schemas.openxmlformats.org/officeDocument/2006/relationships" xmlns:m="http://schemas.openxmlformats.org/officeDocument/2006/math" xmlns:v="urn:schemas-microsoft-com:vml" xmlns:wp14="http://schemas.microsoft.com/office/word/2010/wordprocessingDrawing" xmlns:wp="http://schemas.openxmlformats.org/drawingml/2006/wordprocessingDrawing" xmlns:w10="urn:schemas-microsoft-com:office:word" xmlns:w="http://schemas.openxmlformats.org/wordprocessingml/2006/main" xmlns:w14="http://schemas.microsoft.com/office/word/2010/wordml" xmlns:w15="http://schemas.microsoft.com/office/word/2012/wordml" xmlns:w16cex="http://schemas.microsoft.com/office/word/2018/wordml/cex" xmlns:w16cid="http://schemas.microsoft.com/office/word/2016/wordml/cid" xmlns:w16="http://schemas.microsoft.com/office/word/2018/wordml" xmlns:w16sdtdh="http://schemas.microsoft.com/office/word/2020/wordml/sdtdatahash" xmlns:w16se="http://schemas.microsoft.com/office/word/2015/wordml/symex" xmlns:wpg="http://schemas.microsoft.com/office/word/2010/wordprocessingGroup" xmlns:wpi="http://schemas.microsoft.com/office/word/2010/wordprocessingInk" xmlns:wne="http://schemas.microsoft.com/office/word/2006/wordml" xmlns:wps="http://schemas.microsoft.com/office/word/2010/wordprocessingShape" mc:Ignorable="w14 w15 w16se w16cid w16 w16cex w16sdtdh wp14">
+<w:ftr xmlns:wpc="http://schemas.microsoft.com/office/word/2010/wordprocessingCanvas" xmlns:mc="http://schemas.openxmlformats.org/markup-compatibility/2006" xmlns:o="urn:schemas-microsoft-com:office:office" xmlns:r="http://schemas.openxmlformats.org/officeDocument/2006/relationships" xmlns:m="http://schemas.openxmlformats.org/officeDocument/2006/math" xmlns:v="urn:schemas-microsoft-com:vml" xmlns:wp14="http://schemas.microsoft.com/office/word/2010/wordprocessingDrawing" xmlns:wp="http://schemas.openxmlformats.org/drawingml/2006/wordprocessingDrawing" xmlns:w10="urn:schemas-microsoft-com:office:word" xmlns:w="http://schemas.openxmlformats.org/wordprocessingml/2006/main" xmlns:w14="http://schemas.microsoft.com/office/word/2010/wordml" xmlns:w15="http://schemas.microsoft.com/office/word/2012/wordml" xmlns:wpg="http://schemas.microsoft.com/office/word/2010/wordprocessingGroup" xmlns:wpi="http://schemas.microsoft.com/office/word/2010/wordprocessingInk" xmlns:wne="http://schemas.microsoft.com/office/word/2006/wordml" xmlns:wps="http://schemas.microsoft.com/office/word/2010/wordprocessingShape" xmlns:wpsCustomData="http://www.wps.cn/officeDocument/2013/wpsCustomData" mc:Ignorable="w14 w15 wp14">
   <w:p>
     <w:pPr>
-      <w:pStyle w:val="af"/>
+      <w:pStyle w:val="14"/>
     </w:pPr>
   </w:p>
 </w:ftr>
 </file>
 
 <file path=word/footnotes.xml><?xml version="1.0" encoding="utf-8"?>
-<w:footnotes xmlns:wpc="http://schemas.microsoft.com/office/word/2010/wordprocessingCanvas" xmlns:cx="http://schemas.microsoft.com/office/drawing/2014/chartex" xmlns:cx1="http://schemas.microsoft.com/office/drawing/2015/9/8/chartex" xmlns:cx2="http://schemas.microsoft.com/office/drawing/2015/10/21/chartex" xmlns:cx3="http://schemas.microsoft.com/office/drawing/2016/5/9/chartex" xmlns:cx4="http://schemas.microsoft.com/office/drawing/2016/5/10/chartex" xmlns:cx5="http://schemas.microsoft.com/office/drawing/2016/5/11/chartex" xmlns:cx6="http://schemas.microsoft.com/office/drawing/2016/5/12/chartex" xmlns:cx7="http://schemas.microsoft.com/office/drawing/2016/5/13/chartex" xmlns:cx8="http://schemas.microsoft.com/office/drawing/2016/5/14/chartex" xmlns:mc="http://schemas.openxmlformats.org/markup-compatibility/2006" xmlns:aink="http://schemas.microsoft.com/office/drawing/2016/ink" xmlns:am3d="http://schemas.microsoft.com/office/drawing/2017/model3d" xmlns:o="urn:schemas-microsoft-com:office:office" xmlns:r="http://schemas.openxmlformats.org/officeDocument/2006/relationships" xmlns:m="http://schemas.openxmlformats.org/officeDocument/2006/math" xmlns:v="urn:schemas-microsoft-com:vml" xmlns:wp14="http://schemas.microsoft.com/office/word/2010/wordprocessingDrawing" xmlns:wp="http://schemas.openxmlformats.org/drawingml/2006/wordprocessingDrawing" xmlns:w10="urn:schemas-microsoft-com:office:word" xmlns:w="http://schemas.openxmlformats.org/wordprocessingml/2006/main" xmlns:w14="http://schemas.microsoft.com/office/word/2010/wordml" xmlns:w15="http://schemas.microsoft.com/office/word/2012/wordml" xmlns:w16cex="http://schemas.microsoft.com/office/word/2018/wordml/cex" xmlns:w16cid="http://schemas.microsoft.com/office/word/2016/wordml/cid" xmlns:w16="http://schemas.microsoft.com/office/word/2018/wordml" xmlns:w16sdtdh="http://schemas.microsoft.com/office/word/2020/wordml/sdtdatahash" xmlns:w16se="http://schemas.microsoft.com/office/word/2015/wordml/symex" xmlns:wpg="http://schemas.microsoft.com/office/word/2010/wordprocessingGroup" xmlns:wpi="http://schemas.microsoft.com/office/word/2010/wordprocessingInk" xmlns:wne="http://schemas.microsoft.com/office/word/2006/wordml" xmlns:wps="http://schemas.microsoft.com/office/word/2010/wordprocessingShape" mc:Ignorable="w14 w15 w16se w16cid w16 w16cex w16sdtdh wp14">
-  <w:footnote w:type="separator" w:id="-1">
-    <w:p>
+<w:footnotes xmlns:wpc="http://schemas.microsoft.com/office/word/2010/wordprocessingCanvas" xmlns:mc="http://schemas.openxmlformats.org/markup-compatibility/2006" xmlns:o="urn:schemas-microsoft-com:office:office" xmlns:r="http://schemas.openxmlformats.org/officeDocument/2006/relationships" xmlns:m="http://schemas.openxmlformats.org/officeDocument/2006/math" xmlns:v="urn:schemas-microsoft-com:vml" xmlns:wp14="http://schemas.microsoft.com/office/word/2010/wordprocessingDrawing" xmlns:wp="http://schemas.openxmlformats.org/drawingml/2006/wordprocessingDrawing" xmlns:w="http://schemas.openxmlformats.org/wordprocessingml/2006/main" xmlns:w14="http://schemas.microsoft.com/office/word/2010/wordml" xmlns:w15="http://schemas.microsoft.com/office/word/2012/wordml" xmlns:w10="urn:schemas-microsoft-com:office:word" xmlns:wpg="http://schemas.microsoft.com/office/word/2010/wordprocessingGroup" xmlns:wpi="http://schemas.microsoft.com/office/word/2010/wordprocessingInk" xmlns:wne="http://schemas.microsoft.com/office/word/2006/wordml" xmlns:wps="http://schemas.microsoft.com/office/word/2010/wordprocessingShape" xmlns:wpsCustomData="http://www.wps.cn/officeDocument/2013/wpsCustomData" mc:Ignorable="w14 w15 wp14">
+  <w:footnote w:type="separator" w:id="0">
+    <w:p>
+      <w:pPr>
+        <w:spacing w:line="256" w:lineRule="auto"/>
+      </w:pPr>
       <w:r>
         <w:separator/>
       </w:r>
     </w:p>
   </w:footnote>
-  <w:footnote w:type="continuationSeparator" w:id="0">
-    <w:p>
+  <w:footnote w:type="continuationSeparator" w:id="1">
+    <w:p>
+      <w:pPr>
+        <w:spacing w:line="256" w:lineRule="auto"/>
+      </w:pPr>
       <w:r>
         <w:continuationSeparator/>
       </w:r>
@@ -2269,42 +2882,42 @@
 </file>
 
 <file path=word/header1.xml><?xml version="1.0" encoding="utf-8"?>
-<w:hdr xmlns:wpc="http://schemas.microsoft.com/office/word/2010/wordprocessingCanvas" xmlns:cx="http://schemas.microsoft.com/office/drawing/2014/chartex" xmlns:cx1="http://schemas.microsoft.com/office/drawing/2015/9/8/chartex" xmlns:cx2="http://schemas.microsoft.com/office/drawing/2015/10/21/chartex" xmlns:cx3="http://schemas.microsoft.com/office/drawing/2016/5/9/chartex" xmlns:cx4="http://schemas.microsoft.com/office/drawing/2016/5/10/chartex" xmlns:cx5="http://schemas.microsoft.com/office/drawing/2016/5/11/chartex" xmlns:cx6="http://schemas.microsoft.com/office/drawing/2016/5/12/chartex" xmlns:cx7="http://schemas.microsoft.com/office/drawing/2016/5/13/chartex" xmlns:cx8="http://schemas.microsoft.com/office/drawing/2016/5/14/chartex" xmlns:mc="http://schemas.openxmlformats.org/markup-compatibility/2006" xmlns:aink="http://schemas.microsoft.com/office/drawing/2016/ink" xmlns:am3d="http://schemas.microsoft.com/office/drawing/2017/model3d" xmlns:o="urn:schemas-microsoft-com:office:office" xmlns:r="http://schemas.openxmlformats.org/officeDocument/2006/relationships" xmlns:m="http://schemas.openxmlformats.org/officeDocument/2006/math" xmlns:v="urn:schemas-microsoft-com:vml" xmlns:wp14="http://schemas.microsoft.com/office/word/2010/wordprocessingDrawing" xmlns:wp="http://schemas.openxmlformats.org/drawingml/2006/wordprocessingDrawing" xmlns:w10="urn:schemas-microsoft-com:office:word" xmlns:w="http://schemas.openxmlformats.org/wordprocessingml/2006/main" xmlns:w14="http://schemas.microsoft.com/office/word/2010/wordml" xmlns:w15="http://schemas.microsoft.com/office/word/2012/wordml" xmlns:w16cex="http://schemas.microsoft.com/office/word/2018/wordml/cex" xmlns:w16cid="http://schemas.microsoft.com/office/word/2016/wordml/cid" xmlns:w16="http://schemas.microsoft.com/office/word/2018/wordml" xmlns:w16sdtdh="http://schemas.microsoft.com/office/word/2020/wordml/sdtdatahash" xmlns:w16se="http://schemas.microsoft.com/office/word/2015/wordml/symex" xmlns:wpg="http://schemas.microsoft.com/office/word/2010/wordprocessingGroup" xmlns:wpi="http://schemas.microsoft.com/office/word/2010/wordprocessingInk" xmlns:wne="http://schemas.microsoft.com/office/word/2006/wordml" xmlns:wps="http://schemas.microsoft.com/office/word/2010/wordprocessingShape" mc:Ignorable="w14 w15 w16se w16cid w16 w16cex w16sdtdh wp14">
+<w:hdr xmlns:wpc="http://schemas.microsoft.com/office/word/2010/wordprocessingCanvas" xmlns:mc="http://schemas.openxmlformats.org/markup-compatibility/2006" xmlns:o="urn:schemas-microsoft-com:office:office" xmlns:r="http://schemas.openxmlformats.org/officeDocument/2006/relationships" xmlns:m="http://schemas.openxmlformats.org/officeDocument/2006/math" xmlns:v="urn:schemas-microsoft-com:vml" xmlns:wp14="http://schemas.microsoft.com/office/word/2010/wordprocessingDrawing" xmlns:wp="http://schemas.openxmlformats.org/drawingml/2006/wordprocessingDrawing" xmlns:w10="urn:schemas-microsoft-com:office:word" xmlns:w="http://schemas.openxmlformats.org/wordprocessingml/2006/main" xmlns:w14="http://schemas.microsoft.com/office/word/2010/wordml" xmlns:w15="http://schemas.microsoft.com/office/word/2012/wordml" xmlns:wpg="http://schemas.microsoft.com/office/word/2010/wordprocessingGroup" xmlns:wpi="http://schemas.microsoft.com/office/word/2010/wordprocessingInk" xmlns:wne="http://schemas.microsoft.com/office/word/2006/wordml" xmlns:wps="http://schemas.microsoft.com/office/word/2010/wordprocessingShape" xmlns:wpsCustomData="http://www.wps.cn/officeDocument/2013/wpsCustomData" mc:Ignorable="w14 w15 wp14">
   <w:p>
     <w:pPr>
-      <w:pStyle w:val="ad"/>
+      <w:pStyle w:val="12"/>
     </w:pPr>
   </w:p>
 </w:hdr>
 </file>
 
 <file path=word/header2.xml><?xml version="1.0" encoding="utf-8"?>
-<w:hdr xmlns:wpc="http://schemas.microsoft.com/office/word/2010/wordprocessingCanvas" xmlns:cx="http://schemas.microsoft.com/office/drawing/2014/chartex" xmlns:cx1="http://schemas.microsoft.com/office/drawing/2015/9/8/chartex" xmlns:cx2="http://schemas.microsoft.com/office/drawing/2015/10/21/chartex" xmlns:cx3="http://schemas.microsoft.com/office/drawing/2016/5/9/chartex" xmlns:cx4="http://schemas.microsoft.com/office/drawing/2016/5/10/chartex" xmlns:cx5="http://schemas.microsoft.com/office/drawing/2016/5/11/chartex" xmlns:cx6="http://schemas.microsoft.com/office/drawing/2016/5/12/chartex" xmlns:cx7="http://schemas.microsoft.com/office/drawing/2016/5/13/chartex" xmlns:cx8="http://schemas.microsoft.com/office/drawing/2016/5/14/chartex" xmlns:mc="http://schemas.openxmlformats.org/markup-compatibility/2006" xmlns:aink="http://schemas.microsoft.com/office/drawing/2016/ink" xmlns:am3d="http://schemas.microsoft.com/office/drawing/2017/model3d" xmlns:o="urn:schemas-microsoft-com:office:office" xmlns:r="http://schemas.openxmlformats.org/officeDocument/2006/relationships" xmlns:m="http://schemas.openxmlformats.org/officeDocument/2006/math" xmlns:v="urn:schemas-microsoft-com:vml" xmlns:wp14="http://schemas.microsoft.com/office/word/2010/wordprocessingDrawing" xmlns:wp="http://schemas.openxmlformats.org/drawingml/2006/wordprocessingDrawing" xmlns:w10="urn:schemas-microsoft-com:office:word" xmlns:w="http://schemas.openxmlformats.org/wordprocessingml/2006/main" xmlns:w14="http://schemas.microsoft.com/office/word/2010/wordml" xmlns:w15="http://schemas.microsoft.com/office/word/2012/wordml" xmlns:w16cex="http://schemas.microsoft.com/office/word/2018/wordml/cex" xmlns:w16cid="http://schemas.microsoft.com/office/word/2016/wordml/cid" xmlns:w16="http://schemas.microsoft.com/office/word/2018/wordml" xmlns:w16sdtdh="http://schemas.microsoft.com/office/word/2020/wordml/sdtdatahash" xmlns:w16se="http://schemas.microsoft.com/office/word/2015/wordml/symex" xmlns:wpg="http://schemas.microsoft.com/office/word/2010/wordprocessingGroup" xmlns:wpi="http://schemas.microsoft.com/office/word/2010/wordprocessingInk" xmlns:wne="http://schemas.microsoft.com/office/word/2006/wordml" xmlns:wps="http://schemas.microsoft.com/office/word/2010/wordprocessingShape" mc:Ignorable="w14 w15 w16se w16cid w16 w16cex w16sdtdh wp14">
+<w:hdr xmlns:wpc="http://schemas.microsoft.com/office/word/2010/wordprocessingCanvas" xmlns:mc="http://schemas.openxmlformats.org/markup-compatibility/2006" xmlns:o="urn:schemas-microsoft-com:office:office" xmlns:r="http://schemas.openxmlformats.org/officeDocument/2006/relationships" xmlns:m="http://schemas.openxmlformats.org/officeDocument/2006/math" xmlns:v="urn:schemas-microsoft-com:vml" xmlns:wp14="http://schemas.microsoft.com/office/word/2010/wordprocessingDrawing" xmlns:wp="http://schemas.openxmlformats.org/drawingml/2006/wordprocessingDrawing" xmlns:w10="urn:schemas-microsoft-com:office:word" xmlns:w="http://schemas.openxmlformats.org/wordprocessingml/2006/main" xmlns:w14="http://schemas.microsoft.com/office/word/2010/wordml" xmlns:w15="http://schemas.microsoft.com/office/word/2012/wordml" xmlns:wpg="http://schemas.microsoft.com/office/word/2010/wordprocessingGroup" xmlns:wpi="http://schemas.microsoft.com/office/word/2010/wordprocessingInk" xmlns:wne="http://schemas.microsoft.com/office/word/2006/wordml" xmlns:wps="http://schemas.microsoft.com/office/word/2010/wordprocessingShape" xmlns:wpsCustomData="http://www.wps.cn/officeDocument/2013/wpsCustomData" mc:Ignorable="w14 w15 wp14">
   <w:p>
     <w:pPr>
-      <w:pStyle w:val="ad"/>
+      <w:pStyle w:val="12"/>
     </w:pPr>
   </w:p>
 </w:hdr>
 </file>
 
 <file path=word/header3.xml><?xml version="1.0" encoding="utf-8"?>
-<w:hdr xmlns:wpc="http://schemas.microsoft.com/office/word/2010/wordprocessingCanvas" xmlns:cx="http://schemas.microsoft.com/office/drawing/2014/chartex" xmlns:cx1="http://schemas.microsoft.com/office/drawing/2015/9/8/chartex" xmlns:cx2="http://schemas.microsoft.com/office/drawing/2015/10/21/chartex" xmlns:cx3="http://schemas.microsoft.com/office/drawing/2016/5/9/chartex" xmlns:cx4="http://schemas.microsoft.com/office/drawing/2016/5/10/chartex" xmlns:cx5="http://schemas.microsoft.com/office/drawing/2016/5/11/chartex" xmlns:cx6="http://schemas.microsoft.com/office/drawing/2016/5/12/chartex" xmlns:cx7="http://schemas.microsoft.com/office/drawing/2016/5/13/chartex" xmlns:cx8="http://schemas.microsoft.com/office/drawing/2016/5/14/chartex" xmlns:mc="http://schemas.openxmlformats.org/markup-compatibility/2006" xmlns:aink="http://schemas.microsoft.com/office/drawing/2016/ink" xmlns:am3d="http://schemas.microsoft.com/office/drawing/2017/model3d" xmlns:o="urn:schemas-microsoft-com:office:office" xmlns:r="http://schemas.openxmlformats.org/officeDocument/2006/relationships" xmlns:m="http://schemas.openxmlformats.org/officeDocument/2006/math" xmlns:v="urn:schemas-microsoft-com:vml" xmlns:wp14="http://schemas.microsoft.com/office/word/2010/wordprocessingDrawing" xmlns:wp="http://schemas.openxmlformats.org/drawingml/2006/wordprocessingDrawing" xmlns:w10="urn:schemas-microsoft-com:office:word" xmlns:w="http://schemas.openxmlformats.org/wordprocessingml/2006/main" xmlns:w14="http://schemas.microsoft.com/office/word/2010/wordml" xmlns:w15="http://schemas.microsoft.com/office/word/2012/wordml" xmlns:w16cex="http://schemas.microsoft.com/office/word/2018/wordml/cex" xmlns:w16cid="http://schemas.microsoft.com/office/word/2016/wordml/cid" xmlns:w16="http://schemas.microsoft.com/office/word/2018/wordml" xmlns:w16sdtdh="http://schemas.microsoft.com/office/word/2020/wordml/sdtdatahash" xmlns:w16se="http://schemas.microsoft.com/office/word/2015/wordml/symex" xmlns:wpg="http://schemas.microsoft.com/office/word/2010/wordprocessingGroup" xmlns:wpi="http://schemas.microsoft.com/office/word/2010/wordprocessingInk" xmlns:wne="http://schemas.microsoft.com/office/word/2006/wordml" xmlns:wps="http://schemas.microsoft.com/office/word/2010/wordprocessingShape" mc:Ignorable="w14 w15 w16se w16cid w16 w16cex w16sdtdh wp14">
+<w:hdr xmlns:wpc="http://schemas.microsoft.com/office/word/2010/wordprocessingCanvas" xmlns:mc="http://schemas.openxmlformats.org/markup-compatibility/2006" xmlns:o="urn:schemas-microsoft-com:office:office" xmlns:r="http://schemas.openxmlformats.org/officeDocument/2006/relationships" xmlns:m="http://schemas.openxmlformats.org/officeDocument/2006/math" xmlns:v="urn:schemas-microsoft-com:vml" xmlns:wp14="http://schemas.microsoft.com/office/word/2010/wordprocessingDrawing" xmlns:wp="http://schemas.openxmlformats.org/drawingml/2006/wordprocessingDrawing" xmlns:w10="urn:schemas-microsoft-com:office:word" xmlns:w="http://schemas.openxmlformats.org/wordprocessingml/2006/main" xmlns:w14="http://schemas.microsoft.com/office/word/2010/wordml" xmlns:w15="http://schemas.microsoft.com/office/word/2012/wordml" xmlns:wpg="http://schemas.microsoft.com/office/word/2010/wordprocessingGroup" xmlns:wpi="http://schemas.microsoft.com/office/word/2010/wordprocessingInk" xmlns:wne="http://schemas.microsoft.com/office/word/2006/wordml" xmlns:wps="http://schemas.microsoft.com/office/word/2010/wordprocessingShape" xmlns:wpsCustomData="http://www.wps.cn/officeDocument/2013/wpsCustomData" mc:Ignorable="w14 w15 wp14">
   <w:p>
     <w:pPr>
-      <w:pStyle w:val="ad"/>
+      <w:pStyle w:val="12"/>
     </w:pPr>
   </w:p>
 </w:hdr>
 </file>
 
 <file path=word/numbering.xml><?xml version="1.0" encoding="utf-8"?>
-<w:numbering xmlns:wpc="http://schemas.microsoft.com/office/word/2010/wordprocessingCanvas" xmlns:cx="http://schemas.microsoft.com/office/drawing/2014/chartex" xmlns:cx1="http://schemas.microsoft.com/office/drawing/2015/9/8/chartex" xmlns:cx2="http://schemas.microsoft.com/office/drawing/2015/10/21/chartex" xmlns:cx3="http://schemas.microsoft.com/office/drawing/2016/5/9/chartex" xmlns:cx4="http://schemas.microsoft.com/office/drawing/2016/5/10/chartex" xmlns:cx5="http://schemas.microsoft.com/office/drawing/2016/5/11/chartex" xmlns:cx6="http://schemas.microsoft.com/office/drawing/2016/5/12/chartex" xmlns:cx7="http://schemas.microsoft.com/office/drawing/2016/5/13/chartex" xmlns:cx8="http://schemas.microsoft.com/office/drawing/2016/5/14/chartex" xmlns:mc="http://schemas.openxmlformats.org/markup-compatibility/2006" xmlns:aink="http://schemas.microsoft.com/office/drawing/2016/ink" xmlns:am3d="http://schemas.microsoft.com/office/drawing/2017/model3d" xmlns:o="urn:schemas-microsoft-com:office:office" xmlns:r="http://schemas.openxmlformats.org/officeDocument/2006/relationships" xmlns:m="http://schemas.openxmlformats.org/officeDocument/2006/math" xmlns:v="urn:schemas-microsoft-com:vml" xmlns:wp14="http://schemas.microsoft.com/office/word/2010/wordprocessingDrawing" xmlns:wp="http://schemas.openxmlformats.org/drawingml/2006/wordprocessingDrawing" xmlns:w10="urn:schemas-microsoft-com:office:word" xmlns:w="http://schemas.openxmlformats.org/wordprocessingml/2006/main" xmlns:w14="http://schemas.microsoft.com/office/word/2010/wordml" xmlns:w15="http://schemas.microsoft.com/office/word/2012/wordml" xmlns:w16cex="http://schemas.microsoft.com/office/word/2018/wordml/cex" xmlns:w16cid="http://schemas.microsoft.com/office/word/2016/wordml/cid" xmlns:w16="http://schemas.microsoft.com/office/word/2018/wordml" xmlns:w16sdtdh="http://schemas.microsoft.com/office/word/2020/wordml/sdtdatahash" xmlns:w16se="http://schemas.microsoft.com/office/word/2015/wordml/symex" xmlns:wpg="http://schemas.microsoft.com/office/word/2010/wordprocessingGroup" xmlns:wpi="http://schemas.microsoft.com/office/word/2010/wordprocessingInk" xmlns:wne="http://schemas.microsoft.com/office/word/2006/wordml" xmlns:wps="http://schemas.microsoft.com/office/word/2010/wordprocessingShape" mc:Ignorable="w14 w15 w16se w16cid w16 w16cex w16sdtdh wp14">
-  <w:abstractNum w:abstractNumId="0" w15:restartNumberingAfterBreak="0">
+<w:numbering xmlns:wpc="http://schemas.microsoft.com/office/word/2010/wordprocessingCanvas" xmlns:mc="http://schemas.openxmlformats.org/markup-compatibility/2006" xmlns:o="urn:schemas-microsoft-com:office:office" xmlns:r="http://schemas.openxmlformats.org/officeDocument/2006/relationships" xmlns:m="http://schemas.openxmlformats.org/officeDocument/2006/math" xmlns:v="urn:schemas-microsoft-com:vml" xmlns:wp14="http://schemas.microsoft.com/office/word/2010/wordprocessingDrawing" xmlns:wp="http://schemas.openxmlformats.org/drawingml/2006/wordprocessingDrawing" xmlns:w10="urn:schemas-microsoft-com:office:word" xmlns:w="http://schemas.openxmlformats.org/wordprocessingml/2006/main" xmlns:w14="http://schemas.microsoft.com/office/word/2010/wordml" xmlns:wpg="http://schemas.microsoft.com/office/word/2010/wordprocessingGroup" xmlns:wpi="http://schemas.microsoft.com/office/word/2010/wordprocessingInk" xmlns:wne="http://schemas.microsoft.com/office/word/2006/wordml" xmlns:wps="http://schemas.microsoft.com/office/word/2010/wordprocessingShape" xmlns:wpsCustomData="http://www.wps.cn/officeDocument/2013/wpsCustomData" mc:Ignorable="w14 wp14">
+  <w:abstractNum w:abstractNumId="0">
     <w:nsid w:val="37C65944"/>
-    <w:multiLevelType w:val="hybridMultilevel"/>
-    <w:tmpl w:val="82FC7EF6"/>
-    <w:lvl w:ilvl="0" w:tplc="0419000F">
+    <w:multiLevelType w:val="multilevel"/>
+    <w:tmpl w:val="37C65944"/>
+    <w:lvl w:ilvl="0" w:tentative="0">
       <w:start w:val="1"/>
       <w:numFmt w:val="decimal"/>
       <w:lvlText w:val="%1."/>
@@ -2313,7 +2926,7 @@
         <w:ind w:left="1429" w:hanging="360"/>
       </w:pPr>
     </w:lvl>
-    <w:lvl w:ilvl="1" w:tplc="04190019" w:tentative="1">
+    <w:lvl w:ilvl="1" w:tentative="0">
       <w:start w:val="1"/>
       <w:numFmt w:val="lowerLetter"/>
       <w:lvlText w:val="%2."/>
@@ -2322,7 +2935,7 @@
         <w:ind w:left="2149" w:hanging="360"/>
       </w:pPr>
     </w:lvl>
-    <w:lvl w:ilvl="2" w:tplc="0419001B" w:tentative="1">
+    <w:lvl w:ilvl="2" w:tentative="0">
       <w:start w:val="1"/>
       <w:numFmt w:val="lowerRoman"/>
       <w:lvlText w:val="%3."/>
@@ -2331,7 +2944,7 @@
         <w:ind w:left="2869" w:hanging="180"/>
       </w:pPr>
     </w:lvl>
-    <w:lvl w:ilvl="3" w:tplc="0419000F" w:tentative="1">
+    <w:lvl w:ilvl="3" w:tentative="0">
       <w:start w:val="1"/>
       <w:numFmt w:val="decimal"/>
       <w:lvlText w:val="%4."/>
@@ -2340,7 +2953,7 @@
         <w:ind w:left="3589" w:hanging="360"/>
       </w:pPr>
     </w:lvl>
-    <w:lvl w:ilvl="4" w:tplc="04190019" w:tentative="1">
+    <w:lvl w:ilvl="4" w:tentative="0">
       <w:start w:val="1"/>
       <w:numFmt w:val="lowerLetter"/>
       <w:lvlText w:val="%5."/>
@@ -2349,7 +2962,7 @@
         <w:ind w:left="4309" w:hanging="360"/>
       </w:pPr>
     </w:lvl>
-    <w:lvl w:ilvl="5" w:tplc="0419001B" w:tentative="1">
+    <w:lvl w:ilvl="5" w:tentative="0">
       <w:start w:val="1"/>
       <w:numFmt w:val="lowerRoman"/>
       <w:lvlText w:val="%6."/>
@@ -2358,7 +2971,7 @@
         <w:ind w:left="5029" w:hanging="180"/>
       </w:pPr>
     </w:lvl>
-    <w:lvl w:ilvl="6" w:tplc="0419000F" w:tentative="1">
+    <w:lvl w:ilvl="6" w:tentative="0">
       <w:start w:val="1"/>
       <w:numFmt w:val="decimal"/>
       <w:lvlText w:val="%7."/>
@@ -2367,7 +2980,7 @@
         <w:ind w:left="5749" w:hanging="360"/>
       </w:pPr>
     </w:lvl>
-    <w:lvl w:ilvl="7" w:tplc="04190019" w:tentative="1">
+    <w:lvl w:ilvl="7" w:tentative="0">
       <w:start w:val="1"/>
       <w:numFmt w:val="lowerLetter"/>
       <w:lvlText w:val="%8."/>
@@ -2376,7 +2989,7 @@
         <w:ind w:left="6469" w:hanging="360"/>
       </w:pPr>
     </w:lvl>
-    <w:lvl w:ilvl="8" w:tplc="0419001B" w:tentative="1">
+    <w:lvl w:ilvl="8" w:tentative="0">
       <w:start w:val="1"/>
       <w:numFmt w:val="lowerRoman"/>
       <w:lvlText w:val="%9."/>
@@ -2386,11 +2999,11 @@
       </w:pPr>
     </w:lvl>
   </w:abstractNum>
-  <w:abstractNum w:abstractNumId="1" w15:restartNumberingAfterBreak="0">
+  <w:abstractNum w:abstractNumId="1">
     <w:nsid w:val="5E4DEE6F"/>
     <w:multiLevelType w:val="singleLevel"/>
     <w:tmpl w:val="5E4DEE6F"/>
-    <w:lvl w:ilvl="0">
+    <w:lvl w:ilvl="0" w:tentative="0">
       <w:start w:val="1"/>
       <w:numFmt w:val="decimal"/>
       <w:lvlText w:val="%1)"/>
@@ -2406,11 +3019,11 @@
       </w:rPr>
     </w:lvl>
   </w:abstractNum>
-  <w:abstractNum w:abstractNumId="2" w15:restartNumberingAfterBreak="0">
+  <w:abstractNum w:abstractNumId="2">
     <w:nsid w:val="69053806"/>
-    <w:multiLevelType w:val="hybridMultilevel"/>
-    <w:tmpl w:val="D5D0444C"/>
-    <w:lvl w:ilvl="0" w:tplc="68E4673C">
+    <w:multiLevelType w:val="multilevel"/>
+    <w:tmpl w:val="69053806"/>
+    <w:lvl w:ilvl="0" w:tentative="0">
       <w:start w:val="1"/>
       <w:numFmt w:val="decimal"/>
       <w:lvlText w:val="%1."/>
@@ -2422,7 +3035,7 @@
         <w:rFonts w:hint="default"/>
       </w:rPr>
     </w:lvl>
-    <w:lvl w:ilvl="1" w:tplc="04190019" w:tentative="1">
+    <w:lvl w:ilvl="1" w:tentative="0">
       <w:start w:val="1"/>
       <w:numFmt w:val="lowerLetter"/>
       <w:lvlText w:val="%2."/>
@@ -2431,7 +3044,7 @@
         <w:ind w:left="2496" w:hanging="360"/>
       </w:pPr>
     </w:lvl>
-    <w:lvl w:ilvl="2" w:tplc="0419001B" w:tentative="1">
+    <w:lvl w:ilvl="2" w:tentative="0">
       <w:start w:val="1"/>
       <w:numFmt w:val="lowerRoman"/>
       <w:lvlText w:val="%3."/>
@@ -2440,7 +3053,7 @@
         <w:ind w:left="3216" w:hanging="180"/>
       </w:pPr>
     </w:lvl>
-    <w:lvl w:ilvl="3" w:tplc="0419000F" w:tentative="1">
+    <w:lvl w:ilvl="3" w:tentative="0">
       <w:start w:val="1"/>
       <w:numFmt w:val="decimal"/>
       <w:lvlText w:val="%4."/>
@@ -2449,7 +3062,7 @@
         <w:ind w:left="3936" w:hanging="360"/>
       </w:pPr>
     </w:lvl>
-    <w:lvl w:ilvl="4" w:tplc="04190019" w:tentative="1">
+    <w:lvl w:ilvl="4" w:tentative="0">
       <w:start w:val="1"/>
       <w:numFmt w:val="lowerLetter"/>
       <w:lvlText w:val="%5."/>
@@ -2458,7 +3071,7 @@
         <w:ind w:left="4656" w:hanging="360"/>
       </w:pPr>
     </w:lvl>
-    <w:lvl w:ilvl="5" w:tplc="0419001B" w:tentative="1">
+    <w:lvl w:ilvl="5" w:tentative="0">
       <w:start w:val="1"/>
       <w:numFmt w:val="lowerRoman"/>
       <w:lvlText w:val="%6."/>
@@ -2467,7 +3080,7 @@
         <w:ind w:left="5376" w:hanging="180"/>
       </w:pPr>
     </w:lvl>
-    <w:lvl w:ilvl="6" w:tplc="0419000F" w:tentative="1">
+    <w:lvl w:ilvl="6" w:tentative="0">
       <w:start w:val="1"/>
       <w:numFmt w:val="decimal"/>
       <w:lvlText w:val="%7."/>
@@ -2476,7 +3089,7 @@
         <w:ind w:left="6096" w:hanging="360"/>
       </w:pPr>
     </w:lvl>
-    <w:lvl w:ilvl="7" w:tplc="04190019" w:tentative="1">
+    <w:lvl w:ilvl="7" w:tentative="0">
       <w:start w:val="1"/>
       <w:numFmt w:val="lowerLetter"/>
       <w:lvlText w:val="%8."/>
@@ -2485,7 +3098,7 @@
         <w:ind w:left="6816" w:hanging="360"/>
       </w:pPr>
     </w:lvl>
-    <w:lvl w:ilvl="8" w:tplc="0419001B" w:tentative="1">
+    <w:lvl w:ilvl="8" w:tentative="0">
       <w:start w:val="1"/>
       <w:numFmt w:val="lowerRoman"/>
       <w:lvlText w:val="%9."/>
@@ -2508,7 +3121,7 @@
 </file>
 
 <file path=word/people.xml><?xml version="1.0" encoding="utf-8"?>
-<w15:people xmlns:wpc="http://schemas.microsoft.com/office/word/2010/wordprocessingCanvas" xmlns:cx="http://schemas.microsoft.com/office/drawing/2014/chartex" xmlns:cx1="http://schemas.microsoft.com/office/drawing/2015/9/8/chartex" xmlns:cx2="http://schemas.microsoft.com/office/drawing/2015/10/21/chartex" xmlns:cx3="http://schemas.microsoft.com/office/drawing/2016/5/9/chartex" xmlns:cx4="http://schemas.microsoft.com/office/drawing/2016/5/10/chartex" xmlns:cx5="http://schemas.microsoft.com/office/drawing/2016/5/11/chartex" xmlns:cx6="http://schemas.microsoft.com/office/drawing/2016/5/12/chartex" xmlns:cx7="http://schemas.microsoft.com/office/drawing/2016/5/13/chartex" xmlns:cx8="http://schemas.microsoft.com/office/drawing/2016/5/14/chartex" xmlns:mc="http://schemas.openxmlformats.org/markup-compatibility/2006" xmlns:aink="http://schemas.microsoft.com/office/drawing/2016/ink" xmlns:am3d="http://schemas.microsoft.com/office/drawing/2017/model3d" xmlns:o="urn:schemas-microsoft-com:office:office" xmlns:r="http://schemas.openxmlformats.org/officeDocument/2006/relationships" xmlns:m="http://schemas.openxmlformats.org/officeDocument/2006/math" xmlns:v="urn:schemas-microsoft-com:vml" xmlns:wp14="http://schemas.microsoft.com/office/word/2010/wordprocessingDrawing" xmlns:wp="http://schemas.openxmlformats.org/drawingml/2006/wordprocessingDrawing" xmlns:w10="urn:schemas-microsoft-com:office:word" xmlns:w="http://schemas.openxmlformats.org/wordprocessingml/2006/main" xmlns:w14="http://schemas.microsoft.com/office/word/2010/wordml" xmlns:w15="http://schemas.microsoft.com/office/word/2012/wordml" xmlns:w16cex="http://schemas.microsoft.com/office/word/2018/wordml/cex" xmlns:w16cid="http://schemas.microsoft.com/office/word/2016/wordml/cid" xmlns:w16="http://schemas.microsoft.com/office/word/2018/wordml" xmlns:w16sdtdh="http://schemas.microsoft.com/office/word/2020/wordml/sdtdatahash" xmlns:w16se="http://schemas.microsoft.com/office/word/2015/wordml/symex" xmlns:wpg="http://schemas.microsoft.com/office/word/2010/wordprocessingGroup" xmlns:wpi="http://schemas.microsoft.com/office/word/2010/wordprocessingInk" xmlns:wne="http://schemas.microsoft.com/office/word/2006/wordml" xmlns:wps="http://schemas.microsoft.com/office/word/2010/wordprocessingShape" mc:Ignorable="w14 w15 w16se w16cid w16 w16cex w16sdtdh wp14">
+<w15:people xmlns:wpc="http://schemas.microsoft.com/office/word/2010/wordprocessingCanvas" xmlns:mc="http://schemas.openxmlformats.org/markup-compatibility/2006" xmlns:o="urn:schemas-microsoft-com:office:office" xmlns:r="http://schemas.openxmlformats.org/officeDocument/2006/relationships" xmlns:m="http://schemas.openxmlformats.org/officeDocument/2006/math" xmlns:v="urn:schemas-microsoft-com:vml" xmlns:wp14="http://schemas.microsoft.com/office/word/2010/wordprocessingDrawing" xmlns:wp="http://schemas.openxmlformats.org/drawingml/2006/wordprocessingDrawing" xmlns:w="http://schemas.openxmlformats.org/wordprocessingml/2006/main" xmlns:w14="http://schemas.microsoft.com/office/word/2010/wordml" xmlns:w15="http://schemas.microsoft.com/office/word/2012/wordml" xmlns:w10="urn:schemas-microsoft-com:office:word" xmlns:wpg="http://schemas.microsoft.com/office/word/2010/wordprocessingGroup" xmlns:wpi="http://schemas.microsoft.com/office/word/2010/wordprocessingInk" xmlns:wne="http://schemas.microsoft.com/office/word/2006/wordml" xmlns:wps="http://schemas.microsoft.com/office/word/2010/wordprocessingShape" xmlns:wpsCustomData="http://www.wps.cn/officeDocument/2013/wpsCustomData" mc:Ignorable="w14 w15 wp14">
   <w15:person w15:author="Александр Кетов">
     <w15:presenceInfo w15:providerId="Windows Live" w15:userId="646f6aa675915919"/>
   </w15:person>
@@ -2516,396 +3129,189 @@
 </file>
 
 <file path=word/styles.xml><?xml version="1.0" encoding="utf-8"?>
-<w:styles xmlns:mc="http://schemas.openxmlformats.org/markup-compatibility/2006" xmlns:r="http://schemas.openxmlformats.org/officeDocument/2006/relationships" xmlns:w="http://schemas.openxmlformats.org/wordprocessingml/2006/main" xmlns:w14="http://schemas.microsoft.com/office/word/2010/wordml" xmlns:w15="http://schemas.microsoft.com/office/word/2012/wordml" xmlns:w16cex="http://schemas.microsoft.com/office/word/2018/wordml/cex" xmlns:w16cid="http://schemas.microsoft.com/office/word/2016/wordml/cid" xmlns:w16="http://schemas.microsoft.com/office/word/2018/wordml" xmlns:w16sdtdh="http://schemas.microsoft.com/office/word/2020/wordml/sdtdatahash" xmlns:w16se="http://schemas.microsoft.com/office/word/2015/wordml/symex" mc:Ignorable="w14 w15 w16se w16cid w16 w16cex w16sdtdh">
+<w:styles xmlns:mc="http://schemas.openxmlformats.org/markup-compatibility/2006" xmlns:o="urn:schemas-microsoft-com:office:office" xmlns:r="http://schemas.openxmlformats.org/officeDocument/2006/relationships" xmlns:m="http://schemas.openxmlformats.org/officeDocument/2006/math" xmlns:v="urn:schemas-microsoft-com:vml" xmlns:w="http://schemas.openxmlformats.org/wordprocessingml/2006/main" xmlns:w14="http://schemas.microsoft.com/office/word/2010/wordml" xmlns:w10="urn:schemas-microsoft-com:office:word" xmlns:sl="http://schemas.openxmlformats.org/schemaLibrary/2006/main" xmlns:wpsCustomData="http://www.wps.cn/officeDocument/2013/wpsCustomData" mc:Ignorable="w14">
   <w:docDefaults>
     <w:rPrDefault>
       <w:rPr>
-        <w:rFonts w:ascii="Times New Roman" w:eastAsia="SimSun" w:hAnsi="Times New Roman" w:cs="Times New Roman"/>
-        <w:lang w:val="ru-RU" w:eastAsia="ru-RU" w:bidi="ar-SA"/>
+        <w:rFonts w:ascii="Times New Roman" w:hAnsi="Times New Roman" w:eastAsia="SimSun" w:cs="Times New Roman"/>
       </w:rPr>
     </w:rPrDefault>
     <w:pPrDefault/>
   </w:docDefaults>
-  <w:latentStyles w:defLockedState="0" w:defUIPriority="99" w:defSemiHidden="0" w:defUnhideWhenUsed="0" w:defQFormat="0" w:count="376">
-    <w:lsdException w:name="Normal" w:uiPriority="0" w:qFormat="1"/>
-    <w:lsdException w:name="heading 1" w:uiPriority="9" w:qFormat="1"/>
-    <w:lsdException w:name="heading 2" w:uiPriority="9" w:unhideWhenUsed="1" w:qFormat="1"/>
-    <w:lsdException w:name="heading 3" w:semiHidden="1" w:uiPriority="9" w:unhideWhenUsed="1" w:qFormat="1"/>
-    <w:lsdException w:name="heading 4" w:semiHidden="1" w:uiPriority="9" w:unhideWhenUsed="1" w:qFormat="1"/>
-    <w:lsdException w:name="heading 5" w:semiHidden="1" w:uiPriority="9" w:unhideWhenUsed="1" w:qFormat="1"/>
-    <w:lsdException w:name="heading 6" w:semiHidden="1" w:uiPriority="9" w:unhideWhenUsed="1" w:qFormat="1"/>
-    <w:lsdException w:name="heading 7" w:semiHidden="1" w:uiPriority="9" w:unhideWhenUsed="1" w:qFormat="1"/>
-    <w:lsdException w:name="heading 8" w:semiHidden="1" w:uiPriority="9" w:unhideWhenUsed="1" w:qFormat="1"/>
-    <w:lsdException w:name="heading 9" w:semiHidden="1" w:uiPriority="9" w:unhideWhenUsed="1" w:qFormat="1"/>
-    <w:lsdException w:name="index 1" w:semiHidden="1" w:unhideWhenUsed="1"/>
-    <w:lsdException w:name="index 2" w:semiHidden="1" w:unhideWhenUsed="1"/>
-    <w:lsdException w:name="index 3" w:semiHidden="1" w:unhideWhenUsed="1"/>
-    <w:lsdException w:name="index 4" w:semiHidden="1" w:unhideWhenUsed="1"/>
-    <w:lsdException w:name="index 5" w:semiHidden="1" w:unhideWhenUsed="1"/>
-    <w:lsdException w:name="index 6" w:semiHidden="1" w:unhideWhenUsed="1"/>
-    <w:lsdException w:name="index 7" w:semiHidden="1" w:unhideWhenUsed="1"/>
-    <w:lsdException w:name="index 8" w:semiHidden="1" w:unhideWhenUsed="1"/>
-    <w:lsdException w:name="index 9" w:semiHidden="1" w:unhideWhenUsed="1"/>
-    <w:lsdException w:name="toc 1" w:semiHidden="1" w:uiPriority="39" w:unhideWhenUsed="1"/>
-    <w:lsdException w:name="toc 2" w:semiHidden="1" w:uiPriority="39" w:unhideWhenUsed="1"/>
-    <w:lsdException w:name="toc 3" w:semiHidden="1" w:uiPriority="39" w:unhideWhenUsed="1"/>
-    <w:lsdException w:name="toc 4" w:semiHidden="1" w:uiPriority="39" w:unhideWhenUsed="1"/>
-    <w:lsdException w:name="toc 5" w:semiHidden="1" w:uiPriority="39" w:unhideWhenUsed="1"/>
-    <w:lsdException w:name="toc 6" w:semiHidden="1" w:uiPriority="39" w:unhideWhenUsed="1"/>
-    <w:lsdException w:name="toc 7" w:semiHidden="1" w:uiPriority="39" w:unhideWhenUsed="1"/>
-    <w:lsdException w:name="toc 8" w:semiHidden="1" w:uiPriority="39" w:unhideWhenUsed="1"/>
-    <w:lsdException w:name="toc 9" w:semiHidden="1" w:uiPriority="39" w:unhideWhenUsed="1"/>
-    <w:lsdException w:name="Normal Indent" w:semiHidden="1" w:unhideWhenUsed="1"/>
-    <w:lsdException w:name="footnote text" w:semiHidden="1" w:unhideWhenUsed="1"/>
-    <w:lsdException w:name="annotation text" w:semiHidden="1" w:unhideWhenUsed="1" w:qFormat="1"/>
-    <w:lsdException w:name="header" w:semiHidden="1" w:unhideWhenUsed="1"/>
-    <w:lsdException w:name="footer" w:semiHidden="1" w:unhideWhenUsed="1"/>
-    <w:lsdException w:name="index heading" w:semiHidden="1" w:unhideWhenUsed="1"/>
-    <w:lsdException w:name="caption" w:semiHidden="1" w:uiPriority="35" w:unhideWhenUsed="1" w:qFormat="1"/>
-    <w:lsdException w:name="table of figures" w:semiHidden="1" w:unhideWhenUsed="1"/>
-    <w:lsdException w:name="envelope address" w:semiHidden="1" w:unhideWhenUsed="1"/>
-    <w:lsdException w:name="envelope return" w:semiHidden="1" w:unhideWhenUsed="1"/>
-    <w:lsdException w:name="footnote reference" w:semiHidden="1" w:unhideWhenUsed="1"/>
-    <w:lsdException w:name="annotation reference" w:semiHidden="1" w:unhideWhenUsed="1" w:qFormat="1"/>
-    <w:lsdException w:name="line number" w:semiHidden="1" w:unhideWhenUsed="1"/>
-    <w:lsdException w:name="page number" w:semiHidden="1" w:unhideWhenUsed="1"/>
-    <w:lsdException w:name="endnote reference" w:semiHidden="1" w:unhideWhenUsed="1"/>
-    <w:lsdException w:name="endnote text" w:semiHidden="1" w:unhideWhenUsed="1"/>
-    <w:lsdException w:name="table of authorities" w:semiHidden="1" w:unhideWhenUsed="1"/>
-    <w:lsdException w:name="macro" w:semiHidden="1" w:unhideWhenUsed="1"/>
-    <w:lsdException w:name="toa heading" w:semiHidden="1" w:unhideWhenUsed="1"/>
-    <w:lsdException w:name="List" w:semiHidden="1" w:unhideWhenUsed="1"/>
-    <w:lsdException w:name="List Bullet" w:semiHidden="1" w:unhideWhenUsed="1"/>
-    <w:lsdException w:name="List Number" w:semiHidden="1" w:unhideWhenUsed="1"/>
-    <w:lsdException w:name="List 2" w:semiHidden="1" w:unhideWhenUsed="1"/>
-    <w:lsdException w:name="List 3" w:semiHidden="1" w:unhideWhenUsed="1"/>
-    <w:lsdException w:name="List 4" w:semiHidden="1" w:unhideWhenUsed="1"/>
-    <w:lsdException w:name="List 5" w:semiHidden="1" w:unhideWhenUsed="1"/>
-    <w:lsdException w:name="List Bullet 2" w:semiHidden="1" w:unhideWhenUsed="1"/>
-    <w:lsdException w:name="List Bullet 3" w:semiHidden="1" w:unhideWhenUsed="1"/>
-    <w:lsdException w:name="List Bullet 4" w:semiHidden="1" w:unhideWhenUsed="1"/>
-    <w:lsdException w:name="List Bullet 5" w:semiHidden="1" w:unhideWhenUsed="1"/>
-    <w:lsdException w:name="List Number 2" w:semiHidden="1" w:unhideWhenUsed="1"/>
-    <w:lsdException w:name="List Number 3" w:semiHidden="1" w:unhideWhenUsed="1"/>
-    <w:lsdException w:name="List Number 4" w:semiHidden="1" w:unhideWhenUsed="1"/>
-    <w:lsdException w:name="List Number 5" w:semiHidden="1" w:unhideWhenUsed="1"/>
-    <w:lsdException w:name="Title" w:uiPriority="10" w:qFormat="1"/>
-    <w:lsdException w:name="Closing" w:semiHidden="1" w:unhideWhenUsed="1"/>
-    <w:lsdException w:name="Signature" w:semiHidden="1" w:unhideWhenUsed="1"/>
-    <w:lsdException w:name="Default Paragraph Font" w:semiHidden="1" w:uiPriority="1" w:unhideWhenUsed="1"/>
-    <w:lsdException w:name="Body Text" w:semiHidden="1" w:unhideWhenUsed="1"/>
-    <w:lsdException w:name="Body Text Indent" w:semiHidden="1" w:unhideWhenUsed="1"/>
-    <w:lsdException w:name="List Continue" w:semiHidden="1" w:unhideWhenUsed="1"/>
-    <w:lsdException w:name="List Continue 2" w:semiHidden="1" w:unhideWhenUsed="1"/>
-    <w:lsdException w:name="List Continue 3" w:semiHidden="1" w:unhideWhenUsed="1"/>
-    <w:lsdException w:name="List Continue 4" w:semiHidden="1" w:unhideWhenUsed="1"/>
-    <w:lsdException w:name="List Continue 5" w:semiHidden="1" w:unhideWhenUsed="1"/>
-    <w:lsdException w:name="Message Header" w:semiHidden="1" w:unhideWhenUsed="1"/>
-    <w:lsdException w:name="Subtitle" w:uiPriority="11" w:qFormat="1"/>
-    <w:lsdException w:name="Salutation" w:semiHidden="1" w:unhideWhenUsed="1"/>
-    <w:lsdException w:name="Date" w:semiHidden="1" w:unhideWhenUsed="1"/>
-    <w:lsdException w:name="Body Text First Indent" w:semiHidden="1" w:unhideWhenUsed="1"/>
-    <w:lsdException w:name="Body Text First Indent 2" w:semiHidden="1" w:unhideWhenUsed="1"/>
-    <w:lsdException w:name="Note Heading" w:semiHidden="1" w:unhideWhenUsed="1"/>
-    <w:lsdException w:name="Body Text 2" w:semiHidden="1" w:unhideWhenUsed="1"/>
-    <w:lsdException w:name="Body Text 3" w:semiHidden="1" w:unhideWhenUsed="1"/>
-    <w:lsdException w:name="Body Text Indent 2" w:semiHidden="1" w:unhideWhenUsed="1"/>
-    <w:lsdException w:name="Body Text Indent 3" w:semiHidden="1" w:unhideWhenUsed="1"/>
-    <w:lsdException w:name="Block Text" w:semiHidden="1" w:unhideWhenUsed="1"/>
-    <w:lsdException w:name="Hyperlink" w:semiHidden="1" w:unhideWhenUsed="1"/>
-    <w:lsdException w:name="FollowedHyperlink" w:semiHidden="1" w:unhideWhenUsed="1"/>
-    <w:lsdException w:name="Strong" w:uiPriority="22" w:qFormat="1"/>
-    <w:lsdException w:name="Emphasis" w:uiPriority="20" w:qFormat="1"/>
-    <w:lsdException w:name="Document Map" w:semiHidden="1" w:unhideWhenUsed="1"/>
-    <w:lsdException w:name="Plain Text" w:semiHidden="1" w:unhideWhenUsed="1"/>
-    <w:lsdException w:name="E-mail Signature" w:semiHidden="1" w:unhideWhenUsed="1"/>
-    <w:lsdException w:name="HTML Top of Form" w:semiHidden="1" w:unhideWhenUsed="1"/>
-    <w:lsdException w:name="HTML Bottom of Form" w:semiHidden="1" w:unhideWhenUsed="1"/>
-    <w:lsdException w:name="Normal (Web)" w:unhideWhenUsed="1" w:qFormat="1"/>
-    <w:lsdException w:name="HTML Acronym" w:semiHidden="1" w:unhideWhenUsed="1"/>
-    <w:lsdException w:name="HTML Address" w:semiHidden="1" w:unhideWhenUsed="1"/>
-    <w:lsdException w:name="HTML Cite" w:semiHidden="1" w:unhideWhenUsed="1"/>
-    <w:lsdException w:name="HTML Code" w:semiHidden="1" w:unhideWhenUsed="1"/>
-    <w:lsdException w:name="HTML Definition" w:semiHidden="1" w:unhideWhenUsed="1"/>
-    <w:lsdException w:name="HTML Keyboard" w:semiHidden="1" w:unhideWhenUsed="1"/>
-    <w:lsdException w:name="HTML Preformatted" w:semiHidden="1" w:unhideWhenUsed="1"/>
-    <w:lsdException w:name="HTML Sample" w:semiHidden="1" w:unhideWhenUsed="1"/>
-    <w:lsdException w:name="HTML Typewriter" w:semiHidden="1" w:unhideWhenUsed="1"/>
-    <w:lsdException w:name="HTML Variable" w:semiHidden="1" w:unhideWhenUsed="1"/>
-    <w:lsdException w:name="annotation subject" w:semiHidden="1" w:unhideWhenUsed="1" w:qFormat="1"/>
-    <w:lsdException w:name="No List" w:semiHidden="1" w:unhideWhenUsed="1"/>
-    <w:lsdException w:name="Outline List 1" w:semiHidden="1" w:unhideWhenUsed="1"/>
-    <w:lsdException w:name="Outline List 2" w:semiHidden="1" w:unhideWhenUsed="1"/>
-    <w:lsdException w:name="Outline List 3" w:semiHidden="1" w:unhideWhenUsed="1"/>
-    <w:lsdException w:name="Table Simple 1" w:semiHidden="1" w:unhideWhenUsed="1"/>
-    <w:lsdException w:name="Table Simple 2" w:semiHidden="1" w:unhideWhenUsed="1"/>
-    <w:lsdException w:name="Table Simple 3" w:semiHidden="1" w:unhideWhenUsed="1"/>
-    <w:lsdException w:name="Table Classic 1" w:semiHidden="1" w:unhideWhenUsed="1"/>
-    <w:lsdException w:name="Table Classic 2" w:semiHidden="1" w:unhideWhenUsed="1"/>
-    <w:lsdException w:name="Table Classic 3" w:semiHidden="1" w:unhideWhenUsed="1"/>
-    <w:lsdException w:name="Table Classic 4" w:semiHidden="1" w:unhideWhenUsed="1"/>
-    <w:lsdException w:name="Table Colorful 1" w:semiHidden="1" w:unhideWhenUsed="1"/>
-    <w:lsdException w:name="Table Colorful 2" w:semiHidden="1" w:unhideWhenUsed="1"/>
-    <w:lsdException w:name="Table Colorful 3" w:semiHidden="1" w:unhideWhenUsed="1"/>
-    <w:lsdException w:name="Table Columns 1" w:semiHidden="1" w:unhideWhenUsed="1"/>
-    <w:lsdException w:name="Table Columns 2" w:semiHidden="1" w:unhideWhenUsed="1"/>
-    <w:lsdException w:name="Table Columns 3" w:semiHidden="1" w:unhideWhenUsed="1"/>
-    <w:lsdException w:name="Table Columns 4" w:semiHidden="1" w:unhideWhenUsed="1"/>
-    <w:lsdException w:name="Table Columns 5" w:semiHidden="1" w:unhideWhenUsed="1"/>
-    <w:lsdException w:name="Table Grid 1" w:semiHidden="1" w:unhideWhenUsed="1"/>
-    <w:lsdException w:name="Table Grid 2" w:semiHidden="1" w:unhideWhenUsed="1"/>
-    <w:lsdException w:name="Table Grid 3" w:semiHidden="1" w:unhideWhenUsed="1"/>
-    <w:lsdException w:name="Table Grid 4" w:semiHidden="1" w:unhideWhenUsed="1"/>
-    <w:lsdException w:name="Table Grid 5" w:semiHidden="1" w:unhideWhenUsed="1"/>
-    <w:lsdException w:name="Table Grid 6" w:semiHidden="1" w:unhideWhenUsed="1"/>
-    <w:lsdException w:name="Table Grid 7" w:semiHidden="1" w:unhideWhenUsed="1"/>
-    <w:lsdException w:name="Table Grid 8" w:semiHidden="1" w:unhideWhenUsed="1"/>
-    <w:lsdException w:name="Table List 1" w:semiHidden="1" w:unhideWhenUsed="1"/>
-    <w:lsdException w:name="Table List 2" w:semiHidden="1" w:unhideWhenUsed="1"/>
-    <w:lsdException w:name="Table List 3" w:semiHidden="1" w:unhideWhenUsed="1"/>
-    <w:lsdException w:name="Table List 4" w:semiHidden="1" w:unhideWhenUsed="1"/>
-    <w:lsdException w:name="Table List 5" w:semiHidden="1" w:unhideWhenUsed="1"/>
-    <w:lsdException w:name="Table List 6" w:semiHidden="1" w:unhideWhenUsed="1"/>
-    <w:lsdException w:name="Table List 7" w:semiHidden="1" w:unhideWhenUsed="1"/>
-    <w:lsdException w:name="Table List 8" w:semiHidden="1" w:unhideWhenUsed="1"/>
-    <w:lsdException w:name="Table 3D effects 1" w:semiHidden="1" w:unhideWhenUsed="1"/>
-    <w:lsdException w:name="Table 3D effects 2" w:semiHidden="1" w:unhideWhenUsed="1"/>
-    <w:lsdException w:name="Table 3D effects 3" w:semiHidden="1" w:unhideWhenUsed="1"/>
-    <w:lsdException w:name="Table Contemporary" w:semiHidden="1" w:unhideWhenUsed="1"/>
-    <w:lsdException w:name="Table Elegant" w:semiHidden="1" w:unhideWhenUsed="1"/>
-    <w:lsdException w:name="Table Professional" w:semiHidden="1" w:unhideWhenUsed="1"/>
-    <w:lsdException w:name="Table Subtle 2" w:semiHidden="1" w:unhideWhenUsed="1"/>
-    <w:lsdException w:name="Table Web 1" w:semiHidden="1" w:unhideWhenUsed="1"/>
-    <w:lsdException w:name="Balloon Text" w:semiHidden="1" w:unhideWhenUsed="1"/>
-    <w:lsdException w:name="Table Grid" w:uiPriority="39"/>
-    <w:lsdException w:name="Table Theme" w:semiHidden="1" w:unhideWhenUsed="1"/>
-    <w:lsdException w:name="Placeholder Text" w:semiHidden="1"/>
-    <w:lsdException w:name="Light Shading"/>
-    <w:lsdException w:name="Light List"/>
-    <w:lsdException w:name="Light Grid"/>
-    <w:lsdException w:name="Medium Shading 1"/>
-    <w:lsdException w:name="Medium Shading 2"/>
-    <w:lsdException w:name="Medium List 1"/>
-    <w:lsdException w:name="Medium List 2"/>
-    <w:lsdException w:name="Medium Grid 1"/>
-    <w:lsdException w:name="Medium Grid 2"/>
-    <w:lsdException w:name="Medium Grid 3"/>
-    <w:lsdException w:name="Dark List"/>
-    <w:lsdException w:name="Colorful Shading"/>
-    <w:lsdException w:name="Colorful List"/>
-    <w:lsdException w:name="Colorful Grid"/>
-    <w:lsdException w:name="Light Shading Accent 1"/>
-    <w:lsdException w:name="Medium List 1 Accent 1"/>
-    <w:lsdException w:name="Revision" w:semiHidden="1"/>
-    <w:lsdException w:name="Medium List 2 Accent 1"/>
-    <w:lsdException w:name="Medium Grid 1 Accent 1"/>
-    <w:lsdException w:name="Medium Grid 2 Accent 1"/>
-    <w:lsdException w:name="Medium Grid 3 Accent 1"/>
-    <w:lsdException w:name="Dark List Accent 1"/>
-    <w:lsdException w:name="Colorful Shading Accent 1"/>
-    <w:lsdException w:name="Colorful List Accent 1"/>
-    <w:lsdException w:name="Colorful Grid Accent 1"/>
-    <w:lsdException w:name="Light Shading Accent 2"/>
-    <w:lsdException w:name="Light List Accent 2"/>
-    <w:lsdException w:name="Light Grid Accent 2"/>
-    <w:lsdException w:name="Medium Shading 1 Accent 2"/>
-    <w:lsdException w:name="Medium Shading 2 Accent 2"/>
-    <w:lsdException w:name="Medium List 1 Accent 2"/>
-    <w:lsdException w:name="Medium List 2 Accent 2"/>
-    <w:lsdException w:name="Medium Grid 1 Accent 2"/>
-    <w:lsdException w:name="Medium Grid 2 Accent 2"/>
-    <w:lsdException w:name="Medium Grid 3 Accent 2"/>
-    <w:lsdException w:name="Dark List Accent 2"/>
-    <w:lsdException w:name="Colorful Shading Accent 2"/>
-    <w:lsdException w:name="Colorful List Accent 2"/>
-    <w:lsdException w:name="Colorful Grid Accent 2"/>
-    <w:lsdException w:name="Light Shading Accent 3"/>
-    <w:lsdException w:name="Light List Accent 3"/>
-    <w:lsdException w:name="Light Grid Accent 3"/>
-    <w:lsdException w:name="Medium Shading 1 Accent 3"/>
-    <w:lsdException w:name="Medium Shading 2 Accent 3"/>
-    <w:lsdException w:name="Medium List 1 Accent 3"/>
-    <w:lsdException w:name="Medium List 2 Accent 3"/>
-    <w:lsdException w:name="Medium Grid 1 Accent 3"/>
-    <w:lsdException w:name="Medium Grid 2 Accent 3"/>
-    <w:lsdException w:name="Medium Grid 3 Accent 3"/>
-    <w:lsdException w:name="Dark List Accent 3"/>
-    <w:lsdException w:name="Colorful Shading Accent 3"/>
-    <w:lsdException w:name="Colorful List Accent 3"/>
-    <w:lsdException w:name="Colorful Grid Accent 3"/>
-    <w:lsdException w:name="Light Shading Accent 4"/>
-    <w:lsdException w:name="Light List Accent 4"/>
-    <w:lsdException w:name="Light Grid Accent 4"/>
-    <w:lsdException w:name="Medium Shading 1 Accent 4"/>
-    <w:lsdException w:name="Medium Shading 2 Accent 4"/>
-    <w:lsdException w:name="Medium List 1 Accent 4"/>
-    <w:lsdException w:name="Medium List 2 Accent 4"/>
-    <w:lsdException w:name="Medium Grid 1 Accent 4"/>
-    <w:lsdException w:name="Medium Grid 2 Accent 4"/>
-    <w:lsdException w:name="Medium Grid 3 Accent 4"/>
-    <w:lsdException w:name="Dark List Accent 4"/>
-    <w:lsdException w:name="Colorful Shading Accent 4"/>
-    <w:lsdException w:name="Colorful List Accent 4"/>
-    <w:lsdException w:name="Colorful Grid Accent 4"/>
-    <w:lsdException w:name="Light Shading Accent 5"/>
-    <w:lsdException w:name="Light List Accent 5"/>
-    <w:lsdException w:name="Light Grid Accent 5"/>
-    <w:lsdException w:name="Medium Shading 1 Accent 5"/>
-    <w:lsdException w:name="Medium Shading 2 Accent 5"/>
-    <w:lsdException w:name="Medium List 1 Accent 5"/>
-    <w:lsdException w:name="Medium List 2 Accent 5"/>
-    <w:lsdException w:name="Medium Grid 1 Accent 5"/>
-    <w:lsdException w:name="Medium Grid 2 Accent 5"/>
-    <w:lsdException w:name="Medium Grid 3 Accent 5"/>
-    <w:lsdException w:name="Dark List Accent 5"/>
-    <w:lsdException w:name="Colorful Shading Accent 5"/>
-    <w:lsdException w:name="Colorful List Accent 5"/>
-    <w:lsdException w:name="Colorful Grid Accent 5"/>
-    <w:lsdException w:name="Light Shading Accent 6"/>
-    <w:lsdException w:name="Light List Accent 6"/>
-    <w:lsdException w:name="Light Grid Accent 6"/>
-    <w:lsdException w:name="Medium Shading 1 Accent 6"/>
-    <w:lsdException w:name="Medium Shading 2 Accent 6"/>
-    <w:lsdException w:name="Medium List 1 Accent 6"/>
-    <w:lsdException w:name="Medium List 2 Accent 6"/>
-    <w:lsdException w:name="Medium Grid 1 Accent 6"/>
-    <w:lsdException w:name="Medium Grid 2 Accent 6"/>
-    <w:lsdException w:name="Subtle Emphasis" w:uiPriority="19" w:qFormat="1"/>
-    <w:lsdException w:name="Intense Emphasis" w:uiPriority="21" w:qFormat="1"/>
-    <w:lsdException w:name="Subtle Reference" w:uiPriority="31" w:qFormat="1"/>
-    <w:lsdException w:name="Intense Reference" w:uiPriority="32" w:qFormat="1"/>
-    <w:lsdException w:name="Book Title" w:uiPriority="33" w:qFormat="1"/>
-    <w:lsdException w:name="Bibliography" w:semiHidden="1" w:uiPriority="37" w:unhideWhenUsed="1"/>
-    <w:lsdException w:name="TOC Heading" w:semiHidden="1" w:uiPriority="39" w:unhideWhenUsed="1" w:qFormat="1"/>
-    <w:lsdException w:name="Plain Table 1" w:uiPriority="41"/>
-    <w:lsdException w:name="Plain Table 2" w:uiPriority="42"/>
-    <w:lsdException w:name="Plain Table 3" w:uiPriority="43"/>
-    <w:lsdException w:name="Plain Table 4" w:uiPriority="44"/>
-    <w:lsdException w:name="Plain Table 5" w:uiPriority="45"/>
-    <w:lsdException w:name="Grid Table Light" w:uiPriority="40"/>
-    <w:lsdException w:name="Grid Table 1 Light" w:uiPriority="46"/>
-    <w:lsdException w:name="Grid Table 2" w:uiPriority="47"/>
-    <w:lsdException w:name="Grid Table 3" w:uiPriority="48"/>
-    <w:lsdException w:name="Grid Table 4" w:uiPriority="49"/>
-    <w:lsdException w:name="Grid Table 5 Dark" w:uiPriority="50"/>
-    <w:lsdException w:name="Grid Table 6 Colorful" w:uiPriority="51"/>
-    <w:lsdException w:name="Grid Table 7 Colorful" w:uiPriority="52"/>
-    <w:lsdException w:name="Grid Table 1 Light Accent 1" w:uiPriority="46"/>
-    <w:lsdException w:name="Grid Table 2 Accent 1" w:uiPriority="47"/>
-    <w:lsdException w:name="Grid Table 3 Accent 1" w:uiPriority="48"/>
-    <w:lsdException w:name="Grid Table 4 Accent 1" w:uiPriority="49"/>
-    <w:lsdException w:name="Grid Table 5 Dark Accent 1" w:uiPriority="50"/>
-    <w:lsdException w:name="Grid Table 6 Colorful Accent 1" w:uiPriority="51"/>
-    <w:lsdException w:name="Grid Table 7 Colorful Accent 1" w:uiPriority="52"/>
-    <w:lsdException w:name="Grid Table 1 Light Accent 2" w:uiPriority="46"/>
-    <w:lsdException w:name="Grid Table 2 Accent 2" w:uiPriority="47"/>
-    <w:lsdException w:name="Grid Table 3 Accent 2" w:uiPriority="48"/>
-    <w:lsdException w:name="Grid Table 4 Accent 2" w:uiPriority="49"/>
-    <w:lsdException w:name="Grid Table 5 Dark Accent 2" w:uiPriority="50"/>
-    <w:lsdException w:name="Grid Table 6 Colorful Accent 2" w:uiPriority="51"/>
-    <w:lsdException w:name="Grid Table 7 Colorful Accent 2" w:uiPriority="52"/>
-    <w:lsdException w:name="Grid Table 1 Light Accent 3" w:uiPriority="46"/>
-    <w:lsdException w:name="Grid Table 2 Accent 3" w:uiPriority="47"/>
-    <w:lsdException w:name="Grid Table 3 Accent 3" w:uiPriority="48"/>
-    <w:lsdException w:name="Grid Table 4 Accent 3" w:uiPriority="49"/>
-    <w:lsdException w:name="Grid Table 5 Dark Accent 3" w:uiPriority="50"/>
-    <w:lsdException w:name="Grid Table 6 Colorful Accent 3" w:uiPriority="51"/>
-    <w:lsdException w:name="Grid Table 7 Colorful Accent 3" w:uiPriority="52"/>
-    <w:lsdException w:name="Grid Table 1 Light Accent 4" w:uiPriority="46"/>
-    <w:lsdException w:name="Grid Table 2 Accent 4" w:uiPriority="47"/>
-    <w:lsdException w:name="Grid Table 3 Accent 4" w:uiPriority="48"/>
-    <w:lsdException w:name="Grid Table 4 Accent 4" w:uiPriority="49"/>
-    <w:lsdException w:name="Grid Table 5 Dark Accent 4" w:uiPriority="50"/>
-    <w:lsdException w:name="Grid Table 6 Colorful Accent 4" w:uiPriority="51"/>
-    <w:lsdException w:name="Grid Table 7 Colorful Accent 4" w:uiPriority="52"/>
-    <w:lsdException w:name="Grid Table 1 Light Accent 5" w:uiPriority="46"/>
-    <w:lsdException w:name="Grid Table 2 Accent 5" w:uiPriority="47"/>
-    <w:lsdException w:name="Grid Table 3 Accent 5" w:uiPriority="48"/>
-    <w:lsdException w:name="Grid Table 4 Accent 5" w:uiPriority="49"/>
-    <w:lsdException w:name="Grid Table 5 Dark Accent 5" w:uiPriority="50"/>
-    <w:lsdException w:name="Grid Table 6 Colorful Accent 5" w:uiPriority="51"/>
-    <w:lsdException w:name="Grid Table 7 Colorful Accent 5" w:uiPriority="52"/>
-    <w:lsdException w:name="Grid Table 1 Light Accent 6" w:uiPriority="46"/>
-    <w:lsdException w:name="Grid Table 2 Accent 6" w:uiPriority="47"/>
-    <w:lsdException w:name="Grid Table 3 Accent 6" w:uiPriority="48"/>
-    <w:lsdException w:name="Grid Table 4 Accent 6" w:uiPriority="49"/>
-    <w:lsdException w:name="Grid Table 5 Dark Accent 6" w:uiPriority="50"/>
-    <w:lsdException w:name="Grid Table 6 Colorful Accent 6" w:uiPriority="51"/>
-    <w:lsdException w:name="Grid Table 7 Colorful Accent 6" w:uiPriority="52"/>
-    <w:lsdException w:name="List Table 1 Light" w:uiPriority="46"/>
-    <w:lsdException w:name="List Table 2" w:uiPriority="47"/>
-    <w:lsdException w:name="List Table 3" w:uiPriority="48"/>
-    <w:lsdException w:name="List Table 4" w:uiPriority="49"/>
-    <w:lsdException w:name="List Table 5 Dark" w:uiPriority="50"/>
-    <w:lsdException w:name="List Table 6 Colorful" w:uiPriority="51"/>
-    <w:lsdException w:name="List Table 7 Colorful" w:uiPriority="52"/>
-    <w:lsdException w:name="List Table 1 Light Accent 1" w:uiPriority="46"/>
-    <w:lsdException w:name="List Table 2 Accent 1" w:uiPriority="47"/>
-    <w:lsdException w:name="List Table 3 Accent 1" w:uiPriority="48"/>
-    <w:lsdException w:name="List Table 4 Accent 1" w:uiPriority="49"/>
-    <w:lsdException w:name="List Table 5 Dark Accent 1" w:uiPriority="50"/>
-    <w:lsdException w:name="List Table 6 Colorful Accent 1" w:uiPriority="51"/>
-    <w:lsdException w:name="List Table 7 Colorful Accent 1" w:uiPriority="52"/>
-    <w:lsdException w:name="List Table 1 Light Accent 2" w:uiPriority="46"/>
-    <w:lsdException w:name="List Table 2 Accent 2" w:uiPriority="47"/>
-    <w:lsdException w:name="List Table 3 Accent 2" w:uiPriority="48"/>
-    <w:lsdException w:name="List Table 4 Accent 2" w:uiPriority="49"/>
-    <w:lsdException w:name="List Table 5 Dark Accent 2" w:uiPriority="50"/>
-    <w:lsdException w:name="List Table 6 Colorful Accent 2" w:uiPriority="51"/>
-    <w:lsdException w:name="List Table 7 Colorful Accent 2" w:uiPriority="52"/>
-    <w:lsdException w:name="List Table 1 Light Accent 3" w:uiPriority="46"/>
-    <w:lsdException w:name="List Table 2 Accent 3" w:uiPriority="47"/>
-    <w:lsdException w:name="List Table 3 Accent 3" w:uiPriority="48"/>
-    <w:lsdException w:name="List Table 4 Accent 3" w:uiPriority="49"/>
-    <w:lsdException w:name="List Table 5 Dark Accent 3" w:uiPriority="50"/>
-    <w:lsdException w:name="List Table 6 Colorful Accent 3" w:uiPriority="51"/>
-    <w:lsdException w:name="List Table 7 Colorful Accent 3" w:uiPriority="52"/>
-    <w:lsdException w:name="List Table 1 Light Accent 4" w:uiPriority="46"/>
-    <w:lsdException w:name="List Table 2 Accent 4" w:uiPriority="47"/>
-    <w:lsdException w:name="List Table 3 Accent 4" w:uiPriority="48"/>
-    <w:lsdException w:name="List Table 4 Accent 4" w:uiPriority="49"/>
-    <w:lsdException w:name="List Table 5 Dark Accent 4" w:uiPriority="50"/>
-    <w:lsdException w:name="List Table 6 Colorful Accent 4" w:uiPriority="51"/>
-    <w:lsdException w:name="List Table 7 Colorful Accent 4" w:uiPriority="52"/>
-    <w:lsdException w:name="List Table 1 Light Accent 5" w:uiPriority="46"/>
-    <w:lsdException w:name="List Table 2 Accent 5" w:uiPriority="47"/>
-    <w:lsdException w:name="List Table 3 Accent 5" w:uiPriority="48"/>
-    <w:lsdException w:name="List Table 4 Accent 5" w:uiPriority="49"/>
-    <w:lsdException w:name="List Table 5 Dark Accent 5" w:uiPriority="50"/>
-    <w:lsdException w:name="List Table 6 Colorful Accent 5" w:uiPriority="51"/>
-    <w:lsdException w:name="List Table 7 Colorful Accent 5" w:uiPriority="52"/>
-    <w:lsdException w:name="List Table 1 Light Accent 6" w:uiPriority="46"/>
-    <w:lsdException w:name="List Table 2 Accent 6" w:uiPriority="47"/>
-    <w:lsdException w:name="List Table 3 Accent 6" w:uiPriority="48"/>
-    <w:lsdException w:name="List Table 4 Accent 6" w:uiPriority="49"/>
-    <w:lsdException w:name="List Table 5 Dark Accent 6" w:uiPriority="50"/>
-    <w:lsdException w:name="List Table 6 Colorful Accent 6" w:uiPriority="51"/>
-    <w:lsdException w:name="List Table 7 Colorful Accent 6" w:uiPriority="52"/>
-    <w:lsdException w:name="Mention" w:semiHidden="1" w:unhideWhenUsed="1"/>
-    <w:lsdException w:name="Smart Hyperlink" w:semiHidden="1" w:unhideWhenUsed="1"/>
-    <w:lsdException w:name="Hashtag" w:semiHidden="1" w:unhideWhenUsed="1"/>
-    <w:lsdException w:name="Unresolved Mention" w:semiHidden="1" w:unhideWhenUsed="1"/>
-    <w:lsdException w:name="Smart Link" w:semiHidden="1" w:unhideWhenUsed="1"/>
+  <w:latentStyles w:count="260" w:defQFormat="0" w:defUnhideWhenUsed="1" w:defSemiHidden="1" w:defUIPriority="99" w:defLockedState="0">
+    <w:lsdException w:qFormat="1" w:unhideWhenUsed="0" w:uiPriority="0" w:semiHidden="0" w:name="Normal"/>
+    <w:lsdException w:qFormat="1" w:unhideWhenUsed="0" w:uiPriority="9" w:semiHidden="0" w:name="heading 1"/>
+    <w:lsdException w:qFormat="1" w:uiPriority="9" w:semiHidden="0" w:name="heading 2"/>
+    <w:lsdException w:qFormat="1" w:uiPriority="9" w:name="heading 3"/>
+    <w:lsdException w:qFormat="1" w:uiPriority="9" w:name="heading 4"/>
+    <w:lsdException w:qFormat="1" w:uiPriority="9" w:name="heading 5"/>
+    <w:lsdException w:qFormat="1" w:uiPriority="9" w:name="heading 6"/>
+    <w:lsdException w:qFormat="1" w:uiPriority="9" w:name="heading 7"/>
+    <w:lsdException w:qFormat="1" w:uiPriority="9" w:name="heading 8"/>
+    <w:lsdException w:qFormat="1" w:uiPriority="9" w:name="heading 9"/>
+    <w:lsdException w:uiPriority="99" w:name="index 1"/>
+    <w:lsdException w:uiPriority="99" w:name="index 2"/>
+    <w:lsdException w:uiPriority="99" w:name="index 3"/>
+    <w:lsdException w:uiPriority="99" w:name="index 4"/>
+    <w:lsdException w:uiPriority="99" w:name="index 5"/>
+    <w:lsdException w:uiPriority="99" w:name="index 6"/>
+    <w:lsdException w:uiPriority="99" w:name="index 7"/>
+    <w:lsdException w:uiPriority="99" w:name="index 8"/>
+    <w:lsdException w:uiPriority="99" w:name="index 9"/>
+    <w:lsdException w:uiPriority="39" w:name="toc 1"/>
+    <w:lsdException w:uiPriority="39" w:name="toc 2"/>
+    <w:lsdException w:uiPriority="39" w:name="toc 3"/>
+    <w:lsdException w:uiPriority="39" w:name="toc 4"/>
+    <w:lsdException w:uiPriority="39" w:name="toc 5"/>
+    <w:lsdException w:uiPriority="39" w:name="toc 6"/>
+    <w:lsdException w:uiPriority="39" w:name="toc 7"/>
+    <w:lsdException w:uiPriority="39" w:name="toc 8"/>
+    <w:lsdException w:uiPriority="39" w:name="toc 9"/>
+    <w:lsdException w:uiPriority="99" w:name="Normal Indent"/>
+    <w:lsdException w:uiPriority="99" w:name="footnote text"/>
+    <w:lsdException w:qFormat="1" w:uiPriority="99" w:name="annotation text"/>
+    <w:lsdException w:uiPriority="99" w:semiHidden="0" w:name="header"/>
+    <w:lsdException w:qFormat="1" w:uiPriority="99" w:semiHidden="0" w:name="footer"/>
+    <w:lsdException w:uiPriority="99" w:name="index heading"/>
+    <w:lsdException w:qFormat="1" w:uiPriority="35" w:name="caption"/>
+    <w:lsdException w:uiPriority="99" w:name="table of figures"/>
+    <w:lsdException w:uiPriority="99" w:name="envelope address"/>
+    <w:lsdException w:uiPriority="99" w:name="envelope return"/>
+    <w:lsdException w:uiPriority="99" w:name="footnote reference"/>
+    <w:lsdException w:qFormat="1" w:uiPriority="99" w:name="annotation reference"/>
+    <w:lsdException w:uiPriority="99" w:name="line number"/>
+    <w:lsdException w:uiPriority="99" w:name="page number"/>
+    <w:lsdException w:uiPriority="99" w:name="endnote reference"/>
+    <w:lsdException w:uiPriority="99" w:name="endnote text"/>
+    <w:lsdException w:uiPriority="99" w:name="table of authorities"/>
+    <w:lsdException w:uiPriority="99" w:name="macro"/>
+    <w:lsdException w:uiPriority="99" w:name="toa heading"/>
+    <w:lsdException w:uiPriority="99" w:name="List"/>
+    <w:lsdException w:uiPriority="99" w:name="List Bullet"/>
+    <w:lsdException w:uiPriority="99" w:name="List Number"/>
+    <w:lsdException w:uiPriority="99" w:name="List 2"/>
+    <w:lsdException w:uiPriority="99" w:name="List 3"/>
+    <w:lsdException w:uiPriority="99" w:name="List 4"/>
+    <w:lsdException w:uiPriority="99" w:name="List 5"/>
+    <w:lsdException w:uiPriority="99" w:name="List Bullet 2"/>
+    <w:lsdException w:uiPriority="99" w:name="List Bullet 3"/>
+    <w:lsdException w:uiPriority="99" w:name="List Bullet 4"/>
+    <w:lsdException w:uiPriority="99" w:name="List Bullet 5"/>
+    <w:lsdException w:uiPriority="99" w:name="List Number 2"/>
+    <w:lsdException w:uiPriority="99" w:name="List Number 3"/>
+    <w:lsdException w:uiPriority="99" w:name="List Number 4"/>
+    <w:lsdException w:uiPriority="99" w:name="List Number 5"/>
+    <w:lsdException w:qFormat="1" w:unhideWhenUsed="0" w:uiPriority="10" w:semiHidden="0" w:name="Title"/>
+    <w:lsdException w:uiPriority="99" w:name="Closing"/>
+    <w:lsdException w:uiPriority="99" w:name="Signature"/>
+    <w:lsdException w:uiPriority="1" w:name="Default Paragraph Font"/>
+    <w:lsdException w:uiPriority="99" w:name="Body Text"/>
+    <w:lsdException w:uiPriority="99" w:name="Body Text Indent"/>
+    <w:lsdException w:uiPriority="99" w:name="List Continue"/>
+    <w:lsdException w:uiPriority="99" w:name="List Continue 2"/>
+    <w:lsdException w:uiPriority="99" w:name="List Continue 3"/>
+    <w:lsdException w:uiPriority="99" w:name="List Continue 4"/>
+    <w:lsdException w:uiPriority="99" w:name="List Continue 5"/>
+    <w:lsdException w:uiPriority="99" w:name="Message Header"/>
+    <w:lsdException w:qFormat="1" w:unhideWhenUsed="0" w:uiPriority="11" w:semiHidden="0" w:name="Subtitle"/>
+    <w:lsdException w:uiPriority="99" w:name="Salutation"/>
+    <w:lsdException w:uiPriority="99" w:name="Date"/>
+    <w:lsdException w:uiPriority="99" w:name="Body Text First Indent"/>
+    <w:lsdException w:uiPriority="99" w:name="Body Text First Indent 2"/>
+    <w:lsdException w:uiPriority="99" w:name="Note Heading"/>
+    <w:lsdException w:uiPriority="99" w:name="Body Text 2"/>
+    <w:lsdException w:uiPriority="99" w:name="Body Text 3"/>
+    <w:lsdException w:uiPriority="99" w:name="Body Text Indent 2"/>
+    <w:lsdException w:uiPriority="99" w:name="Body Text Indent 3"/>
+    <w:lsdException w:uiPriority="99" w:name="Block Text"/>
+    <w:lsdException w:uiPriority="99" w:name="Hyperlink"/>
+    <w:lsdException w:uiPriority="99" w:name="FollowedHyperlink"/>
+    <w:lsdException w:qFormat="1" w:unhideWhenUsed="0" w:uiPriority="22" w:semiHidden="0" w:name="Strong"/>
+    <w:lsdException w:qFormat="1" w:unhideWhenUsed="0" w:uiPriority="20" w:semiHidden="0" w:name="Emphasis"/>
+    <w:lsdException w:uiPriority="99" w:name="Document Map"/>
+    <w:lsdException w:uiPriority="99" w:name="Plain Text"/>
+    <w:lsdException w:uiPriority="99" w:name="E-mail Signature"/>
+    <w:lsdException w:qFormat="1" w:uiPriority="99" w:semiHidden="0" w:name="Normal (Web)"/>
+    <w:lsdException w:uiPriority="99" w:name="HTML Acronym"/>
+    <w:lsdException w:uiPriority="99" w:name="HTML Address"/>
+    <w:lsdException w:uiPriority="99" w:name="HTML Cite"/>
+    <w:lsdException w:uiPriority="99" w:name="HTML Code"/>
+    <w:lsdException w:uiPriority="99" w:name="HTML Definition"/>
+    <w:lsdException w:uiPriority="99" w:name="HTML Keyboard"/>
+    <w:lsdException w:uiPriority="99" w:name="HTML Preformatted"/>
+    <w:lsdException w:uiPriority="99" w:name="HTML Sample"/>
+    <w:lsdException w:uiPriority="99" w:name="HTML Typewriter"/>
+    <w:lsdException w:uiPriority="99" w:name="HTML Variable"/>
+    <w:lsdException w:qFormat="1" w:uiPriority="99" w:name="Normal Table"/>
+    <w:lsdException w:qFormat="1" w:uiPriority="99" w:name="annotation subject"/>
+    <w:lsdException w:uiPriority="99" w:name="Table Simple 1"/>
+    <w:lsdException w:uiPriority="99" w:name="Table Simple 2"/>
+    <w:lsdException w:uiPriority="99" w:name="Table Simple 3"/>
+    <w:lsdException w:uiPriority="99" w:name="Table Classic 1"/>
+    <w:lsdException w:uiPriority="99" w:name="Table Classic 2"/>
+    <w:lsdException w:uiPriority="99" w:name="Table Classic 3"/>
+    <w:lsdException w:uiPriority="99" w:name="Table Classic 4"/>
+    <w:lsdException w:uiPriority="99" w:name="Table Colorful 1"/>
+    <w:lsdException w:uiPriority="99" w:name="Table Colorful 2"/>
+    <w:lsdException w:uiPriority="99" w:name="Table Colorful 3"/>
+    <w:lsdException w:uiPriority="99" w:name="Table Columns 1"/>
+    <w:lsdException w:uiPriority="99" w:name="Table Columns 2"/>
+    <w:lsdException w:uiPriority="99" w:name="Table Columns 3"/>
+    <w:lsdException w:uiPriority="99" w:name="Table Columns 4"/>
+    <w:lsdException w:uiPriority="99" w:name="Table Columns 5"/>
+    <w:lsdException w:uiPriority="99" w:name="Table Grid 1"/>
+    <w:lsdException w:uiPriority="99" w:name="Table Grid 2"/>
+    <w:lsdException w:uiPriority="99" w:name="Table Grid 3"/>
+    <w:lsdException w:uiPriority="99" w:name="Table Grid 4"/>
+    <w:lsdException w:uiPriority="99" w:name="Table Grid 5"/>
+    <w:lsdException w:uiPriority="99" w:name="Table Grid 6"/>
+    <w:lsdException w:uiPriority="99" w:name="Table Grid 7"/>
+    <w:lsdException w:uiPriority="99" w:name="Table Grid 8"/>
+    <w:lsdException w:uiPriority="99" w:name="Table List 1"/>
+    <w:lsdException w:uiPriority="99" w:name="Table List 2"/>
+    <w:lsdException w:uiPriority="99" w:name="Table List 3"/>
+    <w:lsdException w:uiPriority="99" w:name="Table List 4"/>
+    <w:lsdException w:uiPriority="99" w:name="Table List 5"/>
+    <w:lsdException w:uiPriority="99" w:name="Table List 6"/>
+    <w:lsdException w:uiPriority="99" w:name="Table List 7"/>
+    <w:lsdException w:uiPriority="99" w:name="Table List 8"/>
+    <w:lsdException w:uiPriority="99" w:name="Table 3D effects 1"/>
+    <w:lsdException w:uiPriority="99" w:name="Table 3D effects 2"/>
+    <w:lsdException w:uiPriority="99" w:name="Table 3D effects 3"/>
+    <w:lsdException w:uiPriority="99" w:name="Table Contemporary"/>
+    <w:lsdException w:uiPriority="99" w:name="Table Elegant"/>
+    <w:lsdException w:uiPriority="99" w:name="Table Professional"/>
+    <w:lsdException w:unhideWhenUsed="0" w:uiPriority="99" w:semiHidden="0" w:name="Table Subtle 1"/>
+    <w:lsdException w:uiPriority="99" w:name="Table Subtle 2"/>
+    <w:lsdException w:uiPriority="99" w:name="Table Web 1"/>
+    <w:lsdException w:unhideWhenUsed="0" w:uiPriority="99" w:semiHidden="0" w:name="Table Web 2"/>
+    <w:lsdException w:unhideWhenUsed="0" w:uiPriority="99" w:semiHidden="0" w:name="Table Web 3"/>
+    <w:lsdException w:uiPriority="99" w:name="Balloon Text"/>
+    <w:lsdException w:unhideWhenUsed="0" w:uiPriority="39" w:semiHidden="0" w:name="Table Grid"/>
+    <w:lsdException w:uiPriority="99" w:name="Table Theme"/>
+    <w:lsdException w:unhideWhenUsed="0" w:uiPriority="99" w:semiHidden="0" w:name="List Paragraph"/>
   </w:latentStyles>
-  <w:style w:type="paragraph" w:default="1" w:styleId="a">
+  <w:style w:type="paragraph" w:default="1" w:styleId="1">
     <w:name w:val="Normal"/>
     <w:qFormat/>
+    <w:uiPriority w:val="0"/>
     <w:pPr>
       <w:spacing w:line="256" w:lineRule="auto"/>
     </w:pPr>
     <w:rPr>
-      <w:rFonts w:ascii="Calibri" w:eastAsia="Calibri" w:hAnsi="Calibri" w:cs="Calibri"/>
+      <w:rFonts w:ascii="Calibri" w:hAnsi="Calibri" w:eastAsia="Calibri" w:cs="Calibri"/>
       <w:sz w:val="22"/>
       <w:szCs w:val="22"/>
+      <w:lang w:val="ru-RU" w:eastAsia="ru-RU" w:bidi="ar-SA"/>
     </w:rPr>
   </w:style>
-  <w:style w:type="paragraph" w:styleId="1">
+  <w:style w:type="paragraph" w:styleId="2">
     <w:name w:val="heading 1"/>
-    <w:basedOn w:val="a"/>
-    <w:next w:val="a"/>
-    <w:link w:val="10"/>
+    <w:basedOn w:val="1"/>
+    <w:next w:val="1"/>
+    <w:link w:val="18"/>
+    <w:qFormat/>
     <w:uiPriority w:val="9"/>
-    <w:qFormat/>
     <w:pPr>
       <w:keepNext/>
       <w:keepLines/>
@@ -2913,20 +3319,20 @@
       <w:outlineLvl w:val="0"/>
     </w:pPr>
     <w:rPr>
-      <w:rFonts w:asciiTheme="majorHAnsi" w:eastAsiaTheme="majorEastAsia" w:hAnsiTheme="majorHAnsi" w:cstheme="majorBidi"/>
-      <w:color w:val="2F5496" w:themeColor="accent1" w:themeShade="BF"/>
+      <w:rFonts w:asciiTheme="majorHAnsi" w:hAnsiTheme="majorHAnsi" w:eastAsiaTheme="majorEastAsia" w:cstheme="majorBidi"/>
+      <w:color w:val="2F5597" w:themeColor="accent1" w:themeShade="BF"/>
       <w:sz w:val="32"/>
       <w:szCs w:val="32"/>
     </w:rPr>
   </w:style>
-  <w:style w:type="paragraph" w:styleId="2">
+  <w:style w:type="paragraph" w:styleId="3">
     <w:name w:val="heading 2"/>
-    <w:basedOn w:val="a"/>
-    <w:next w:val="a"/>
-    <w:link w:val="20"/>
-    <w:uiPriority w:val="9"/>
+    <w:basedOn w:val="1"/>
+    <w:next w:val="1"/>
+    <w:link w:val="17"/>
     <w:unhideWhenUsed/>
     <w:qFormat/>
+    <w:uiPriority w:val="9"/>
     <w:pPr>
       <w:keepNext/>
       <w:keepLines/>
@@ -2934,22 +3340,21 @@
       <w:outlineLvl w:val="1"/>
     </w:pPr>
     <w:rPr>
-      <w:rFonts w:asciiTheme="majorHAnsi" w:eastAsiaTheme="majorEastAsia" w:hAnsiTheme="majorHAnsi" w:cstheme="majorBidi"/>
-      <w:color w:val="2F5496" w:themeColor="accent1" w:themeShade="BF"/>
+      <w:rFonts w:asciiTheme="majorHAnsi" w:hAnsiTheme="majorHAnsi" w:eastAsiaTheme="majorEastAsia" w:cstheme="majorBidi"/>
+      <w:color w:val="2F5597" w:themeColor="accent1" w:themeShade="BF"/>
       <w:sz w:val="26"/>
       <w:szCs w:val="26"/>
     </w:rPr>
   </w:style>
-  <w:style w:type="paragraph" w:styleId="3">
+  <w:style w:type="paragraph" w:styleId="4">
     <w:name w:val="heading 3"/>
-    <w:basedOn w:val="a"/>
-    <w:next w:val="a"/>
-    <w:link w:val="30"/>
-    <w:uiPriority w:val="9"/>
+    <w:basedOn w:val="1"/>
+    <w:next w:val="1"/>
+    <w:link w:val="23"/>
     <w:semiHidden/>
     <w:unhideWhenUsed/>
     <w:qFormat/>
-    <w:rsid w:val="00E90D35"/>
+    <w:uiPriority w:val="9"/>
     <w:pPr>
       <w:keepNext/>
       <w:keepLines/>
@@ -2957,25 +3362,25 @@
       <w:outlineLvl w:val="2"/>
     </w:pPr>
     <w:rPr>
-      <w:rFonts w:asciiTheme="majorHAnsi" w:eastAsiaTheme="majorEastAsia" w:hAnsiTheme="majorHAnsi" w:cstheme="majorBidi"/>
-      <w:color w:val="1F3763" w:themeColor="accent1" w:themeShade="7F"/>
+      <w:rFonts w:asciiTheme="majorHAnsi" w:hAnsiTheme="majorHAnsi" w:eastAsiaTheme="majorEastAsia" w:cstheme="majorBidi"/>
+      <w:color w:val="203864" w:themeColor="accent1" w:themeShade="80"/>
       <w:sz w:val="24"/>
       <w:szCs w:val="24"/>
     </w:rPr>
   </w:style>
-  <w:style w:type="character" w:default="1" w:styleId="a0">
+  <w:style w:type="character" w:default="1" w:styleId="5">
     <w:name w:val="Default Paragraph Font"/>
-    <w:uiPriority w:val="1"/>
     <w:semiHidden/>
     <w:unhideWhenUsed/>
+    <w:uiPriority w:val="1"/>
   </w:style>
-  <w:style w:type="table" w:default="1" w:styleId="a1">
+  <w:style w:type="table" w:default="1" w:styleId="6">
     <w:name w:val="Normal Table"/>
-    <w:uiPriority w:val="99"/>
     <w:semiHidden/>
     <w:unhideWhenUsed/>
+    <w:qFormat/>
+    <w:uiPriority w:val="99"/>
     <w:tblPr>
-      <w:tblInd w:w="0" w:type="dxa"/>
       <w:tblCellMar>
         <w:top w:w="0" w:type="dxa"/>
         <w:left w:w="108" w:type="dxa"/>
@@ -2984,42 +3389,48 @@
       </w:tblCellMar>
     </w:tblPr>
   </w:style>
-  <w:style w:type="numbering" w:default="1" w:styleId="a2">
-    <w:name w:val="No List"/>
-    <w:uiPriority w:val="99"/>
-    <w:semiHidden/>
-    <w:unhideWhenUsed/>
-  </w:style>
-  <w:style w:type="character" w:styleId="a3">
+  <w:style w:type="character" w:styleId="7">
     <w:name w:val="annotation reference"/>
-    <w:basedOn w:val="a0"/>
-    <w:uiPriority w:val="99"/>
+    <w:basedOn w:val="5"/>
     <w:semiHidden/>
     <w:unhideWhenUsed/>
     <w:qFormat/>
+    <w:uiPriority w:val="99"/>
     <w:rPr>
       <w:sz w:val="16"/>
       <w:szCs w:val="16"/>
     </w:rPr>
   </w:style>
-  <w:style w:type="character" w:styleId="a4">
+  <w:style w:type="character" w:styleId="8">
+    <w:name w:val="HTML Code"/>
+    <w:basedOn w:val="5"/>
+    <w:semiHidden/>
+    <w:unhideWhenUsed/>
+    <w:uiPriority w:val="99"/>
+    <w:rPr>
+      <w:rFonts w:ascii="Courier New" w:hAnsi="Courier New" w:cs="Courier New"/>
+      <w:sz w:val="20"/>
+      <w:szCs w:val="20"/>
+    </w:rPr>
+  </w:style>
+  <w:style w:type="character" w:styleId="9">
     <w:name w:val="Strong"/>
-    <w:basedOn w:val="a0"/>
+    <w:basedOn w:val="5"/>
+    <w:qFormat/>
     <w:uiPriority w:val="22"/>
-    <w:qFormat/>
     <w:rPr>
       <w:b/>
       <w:bCs/>
     </w:rPr>
   </w:style>
-  <w:style w:type="paragraph" w:styleId="a5">
+  <w:style w:type="paragraph" w:styleId="10">
     <w:name w:val="annotation text"/>
-    <w:basedOn w:val="a"/>
-    <w:link w:val="a6"/>
-    <w:uiPriority w:val="99"/>
+    <w:basedOn w:val="1"/>
+    <w:link w:val="20"/>
     <w:semiHidden/>
     <w:unhideWhenUsed/>
     <w:qFormat/>
+    <w:uiPriority w:val="99"/>
     <w:pPr>
       <w:spacing w:line="240" w:lineRule="auto"/>
     </w:pPr>
@@ -3028,161 +3439,26 @@
       <w:szCs w:val="20"/>
     </w:rPr>
   </w:style>
-  <w:style w:type="paragraph" w:styleId="a7">
+  <w:style w:type="paragraph" w:styleId="11">
     <w:name w:val="annotation subject"/>
-    <w:basedOn w:val="a5"/>
-    <w:next w:val="a5"/>
-    <w:link w:val="a8"/>
-    <w:uiPriority w:val="99"/>
+    <w:basedOn w:val="10"/>
+    <w:next w:val="10"/>
+    <w:link w:val="21"/>
     <w:semiHidden/>
     <w:unhideWhenUsed/>
     <w:qFormat/>
+    <w:uiPriority w:val="99"/>
     <w:rPr>
       <w:b/>
       <w:bCs/>
     </w:rPr>
   </w:style>
-  <w:style w:type="paragraph" w:styleId="a9">
-    <w:name w:val="Title"/>
-    <w:basedOn w:val="a"/>
-    <w:next w:val="a"/>
-    <w:link w:val="aa"/>
-    <w:uiPriority w:val="10"/>
-    <w:qFormat/>
-    <w:pPr>
-      <w:spacing w:line="240" w:lineRule="auto"/>
-      <w:contextualSpacing/>
-    </w:pPr>
-    <w:rPr>
-      <w:rFonts w:asciiTheme="majorHAnsi" w:eastAsiaTheme="majorEastAsia" w:hAnsiTheme="majorHAnsi" w:cstheme="majorBidi"/>
-      <w:spacing w:val="-10"/>
-      <w:kern w:val="28"/>
-      <w:sz w:val="56"/>
-      <w:szCs w:val="56"/>
-    </w:rPr>
-  </w:style>
-  <w:style w:type="paragraph" w:styleId="ab">
-    <w:name w:val="Normal (Web)"/>
-    <w:basedOn w:val="a"/>
+  <w:style w:type="paragraph" w:styleId="12">
+    <w:name w:val="header"/>
+    <w:basedOn w:val="1"/>
+    <w:link w:val="24"/>
+    <w:unhideWhenUsed/>
     <w:uiPriority w:val="99"/>
-    <w:unhideWhenUsed/>
-    <w:qFormat/>
-    <w:rPr>
-      <w:sz w:val="24"/>
-      <w:szCs w:val="24"/>
-    </w:rPr>
-  </w:style>
-  <w:style w:type="character" w:customStyle="1" w:styleId="aa">
-    <w:name w:val="Заголовок Знак"/>
-    <w:basedOn w:val="a0"/>
-    <w:link w:val="a9"/>
-    <w:uiPriority w:val="10"/>
-    <w:qFormat/>
-    <w:rPr>
-      <w:rFonts w:asciiTheme="majorHAnsi" w:eastAsiaTheme="majorEastAsia" w:hAnsiTheme="majorHAnsi" w:cstheme="majorBidi"/>
-      <w:spacing w:val="-10"/>
-      <w:kern w:val="28"/>
-      <w:sz w:val="56"/>
-      <w:szCs w:val="56"/>
-      <w:lang w:eastAsia="ru-RU"/>
-    </w:rPr>
-  </w:style>
-  <w:style w:type="character" w:customStyle="1" w:styleId="20">
-    <w:name w:val="Заголовок 2 Знак"/>
-    <w:basedOn w:val="a0"/>
-    <w:link w:val="2"/>
-    <w:uiPriority w:val="9"/>
-    <w:qFormat/>
-    <w:rPr>
-      <w:rFonts w:asciiTheme="majorHAnsi" w:eastAsiaTheme="majorEastAsia" w:hAnsiTheme="majorHAnsi" w:cstheme="majorBidi"/>
-      <w:color w:val="2F5496" w:themeColor="accent1" w:themeShade="BF"/>
-      <w:sz w:val="26"/>
-      <w:szCs w:val="26"/>
-      <w:lang w:eastAsia="ru-RU"/>
-    </w:rPr>
-  </w:style>
-  <w:style w:type="character" w:customStyle="1" w:styleId="10">
-    <w:name w:val="Заголовок 1 Знак"/>
-    <w:basedOn w:val="a0"/>
-    <w:link w:val="1"/>
-    <w:uiPriority w:val="9"/>
-    <w:qFormat/>
-    <w:rPr>
-      <w:rFonts w:asciiTheme="majorHAnsi" w:eastAsiaTheme="majorEastAsia" w:hAnsiTheme="majorHAnsi" w:cstheme="majorBidi"/>
-      <w:color w:val="2F5496" w:themeColor="accent1" w:themeShade="BF"/>
-      <w:sz w:val="32"/>
-      <w:szCs w:val="32"/>
-      <w:lang w:eastAsia="ru-RU"/>
-    </w:rPr>
-  </w:style>
-  <w:style w:type="paragraph" w:customStyle="1" w:styleId="min-w-0">
-    <w:name w:val="min-w-0"/>
-    <w:basedOn w:val="a"/>
-    <w:qFormat/>
-    <w:pPr>
-      <w:spacing w:before="100" w:beforeAutospacing="1" w:after="100" w:afterAutospacing="1" w:line="240" w:lineRule="auto"/>
-    </w:pPr>
-    <w:rPr>
-      <w:rFonts w:ascii="Times New Roman" w:eastAsia="Times New Roman" w:hAnsi="Times New Roman" w:cs="Times New Roman"/>
-      <w:sz w:val="24"/>
-      <w:szCs w:val="24"/>
-    </w:rPr>
-  </w:style>
-  <w:style w:type="character" w:customStyle="1" w:styleId="a6">
-    <w:name w:val="Текст примечания Знак"/>
-    <w:basedOn w:val="a0"/>
-    <w:link w:val="a5"/>
-    <w:uiPriority w:val="99"/>
-    <w:semiHidden/>
-    <w:qFormat/>
-    <w:rPr>
-      <w:rFonts w:ascii="Calibri" w:eastAsia="Calibri" w:hAnsi="Calibri" w:cs="Calibri"/>
-    </w:rPr>
-  </w:style>
-  <w:style w:type="character" w:customStyle="1" w:styleId="a8">
-    <w:name w:val="Тема примечания Знак"/>
-    <w:basedOn w:val="a6"/>
-    <w:link w:val="a7"/>
-    <w:uiPriority w:val="99"/>
-    <w:semiHidden/>
-    <w:qFormat/>
-    <w:rPr>
-      <w:rFonts w:ascii="Calibri" w:eastAsia="Calibri" w:hAnsi="Calibri" w:cs="Calibri"/>
-      <w:b/>
-      <w:bCs/>
-    </w:rPr>
-  </w:style>
-  <w:style w:type="paragraph" w:styleId="ac">
-    <w:name w:val="List Paragraph"/>
-    <w:basedOn w:val="a"/>
-    <w:uiPriority w:val="99"/>
-    <w:rsid w:val="00E90D35"/>
-    <w:pPr>
-      <w:ind w:left="720"/>
-      <w:contextualSpacing/>
-    </w:pPr>
-  </w:style>
-  <w:style w:type="character" w:customStyle="1" w:styleId="30">
-    <w:name w:val="Заголовок 3 Знак"/>
-    <w:basedOn w:val="a0"/>
-    <w:link w:val="3"/>
-    <w:uiPriority w:val="9"/>
-    <w:semiHidden/>
-    <w:rsid w:val="00E90D35"/>
-    <w:rPr>
-      <w:rFonts w:asciiTheme="majorHAnsi" w:eastAsiaTheme="majorEastAsia" w:hAnsiTheme="majorHAnsi" w:cstheme="majorBidi"/>
-      <w:color w:val="1F3763" w:themeColor="accent1" w:themeShade="7F"/>
-      <w:sz w:val="24"/>
-      <w:szCs w:val="24"/>
-    </w:rPr>
-  </w:style>
-  <w:style w:type="paragraph" w:styleId="ad">
-    <w:name w:val="header"/>
-    <w:basedOn w:val="a"/>
-    <w:link w:val="ae"/>
-    <w:uiPriority w:val="99"/>
-    <w:unhideWhenUsed/>
-    <w:rsid w:val="00E90D35"/>
     <w:pPr>
       <w:tabs>
         <w:tab w:val="center" w:pos="4677"/>
@@ -3191,25 +3467,32 @@
       <w:spacing w:line="240" w:lineRule="auto"/>
     </w:pPr>
   </w:style>
-  <w:style w:type="character" w:customStyle="1" w:styleId="ae">
-    <w:name w:val="Верхний колонтитул Знак"/>
-    <w:basedOn w:val="a0"/>
-    <w:link w:val="ad"/>
-    <w:uiPriority w:val="99"/>
-    <w:rsid w:val="00E90D35"/>
+  <w:style w:type="paragraph" w:styleId="13">
+    <w:name w:val="Title"/>
+    <w:basedOn w:val="1"/>
+    <w:next w:val="1"/>
+    <w:link w:val="16"/>
+    <w:qFormat/>
+    <w:uiPriority w:val="10"/>
+    <w:pPr>
+      <w:spacing w:line="240" w:lineRule="auto"/>
+      <w:contextualSpacing/>
+    </w:pPr>
     <w:rPr>
-      <w:rFonts w:ascii="Calibri" w:eastAsia="Calibri" w:hAnsi="Calibri" w:cs="Calibri"/>
-      <w:sz w:val="22"/>
-      <w:szCs w:val="22"/>
+      <w:rFonts w:asciiTheme="majorHAnsi" w:hAnsiTheme="majorHAnsi" w:eastAsiaTheme="majorEastAsia" w:cstheme="majorBidi"/>
+      <w:spacing w:val="-10"/>
+      <w:kern w:val="28"/>
+      <w:sz w:val="56"/>
+      <w:szCs w:val="56"/>
     </w:rPr>
   </w:style>
-  <w:style w:type="paragraph" w:styleId="af">
+  <w:style w:type="paragraph" w:styleId="14">
     <w:name w:val="footer"/>
-    <w:basedOn w:val="a"/>
-    <w:link w:val="af0"/>
+    <w:basedOn w:val="1"/>
+    <w:link w:val="25"/>
+    <w:unhideWhenUsed/>
+    <w:qFormat/>
     <w:uiPriority w:val="99"/>
-    <w:unhideWhenUsed/>
-    <w:rsid w:val="00E90D35"/>
     <w:pPr>
       <w:tabs>
         <w:tab w:val="center" w:pos="4677"/>
@@ -3218,14 +3501,140 @@
       <w:spacing w:line="240" w:lineRule="auto"/>
     </w:pPr>
   </w:style>
-  <w:style w:type="character" w:customStyle="1" w:styleId="af0">
+  <w:style w:type="paragraph" w:styleId="15">
+    <w:name w:val="Normal (Web)"/>
+    <w:basedOn w:val="1"/>
+    <w:unhideWhenUsed/>
+    <w:qFormat/>
+    <w:uiPriority w:val="99"/>
+    <w:rPr>
+      <w:sz w:val="24"/>
+      <w:szCs w:val="24"/>
+    </w:rPr>
+  </w:style>
+  <w:style w:type="character" w:customStyle="1" w:styleId="16">
+    <w:name w:val="Заголовок Знак"/>
+    <w:basedOn w:val="5"/>
+    <w:link w:val="13"/>
+    <w:qFormat/>
+    <w:uiPriority w:val="10"/>
+    <w:rPr>
+      <w:rFonts w:asciiTheme="majorHAnsi" w:hAnsiTheme="majorHAnsi" w:eastAsiaTheme="majorEastAsia" w:cstheme="majorBidi"/>
+      <w:spacing w:val="-10"/>
+      <w:kern w:val="28"/>
+      <w:sz w:val="56"/>
+      <w:szCs w:val="56"/>
+      <w:lang w:eastAsia="ru-RU"/>
+    </w:rPr>
+  </w:style>
+  <w:style w:type="character" w:customStyle="1" w:styleId="17">
+    <w:name w:val="Заголовок 2 Знак"/>
+    <w:basedOn w:val="5"/>
+    <w:link w:val="3"/>
+    <w:qFormat/>
+    <w:uiPriority w:val="9"/>
+    <w:rPr>
+      <w:rFonts w:asciiTheme="majorHAnsi" w:hAnsiTheme="majorHAnsi" w:eastAsiaTheme="majorEastAsia" w:cstheme="majorBidi"/>
+      <w:color w:val="2F5597" w:themeColor="accent1" w:themeShade="BF"/>
+      <w:sz w:val="26"/>
+      <w:szCs w:val="26"/>
+      <w:lang w:eastAsia="ru-RU"/>
+    </w:rPr>
+  </w:style>
+  <w:style w:type="character" w:customStyle="1" w:styleId="18">
+    <w:name w:val="Заголовок 1 Знак"/>
+    <w:basedOn w:val="5"/>
+    <w:link w:val="2"/>
+    <w:qFormat/>
+    <w:uiPriority w:val="9"/>
+    <w:rPr>
+      <w:rFonts w:asciiTheme="majorHAnsi" w:hAnsiTheme="majorHAnsi" w:eastAsiaTheme="majorEastAsia" w:cstheme="majorBidi"/>
+      <w:color w:val="2F5597" w:themeColor="accent1" w:themeShade="BF"/>
+      <w:sz w:val="32"/>
+      <w:szCs w:val="32"/>
+      <w:lang w:eastAsia="ru-RU"/>
+    </w:rPr>
+  </w:style>
+  <w:style w:type="paragraph" w:customStyle="1" w:styleId="19">
+    <w:name w:val="min-w-0"/>
+    <w:basedOn w:val="1"/>
+    <w:qFormat/>
+    <w:uiPriority w:val="0"/>
+    <w:pPr>
+      <w:spacing w:before="100" w:beforeAutospacing="1" w:after="100" w:afterAutospacing="1" w:line="240" w:lineRule="auto"/>
+    </w:pPr>
+    <w:rPr>
+      <w:rFonts w:ascii="Times New Roman" w:hAnsi="Times New Roman" w:eastAsia="Times New Roman" w:cs="Times New Roman"/>
+      <w:sz w:val="24"/>
+      <w:szCs w:val="24"/>
+    </w:rPr>
+  </w:style>
+  <w:style w:type="character" w:customStyle="1" w:styleId="20">
+    <w:name w:val="Текст примечания Знак"/>
+    <w:basedOn w:val="5"/>
+    <w:link w:val="10"/>
+    <w:semiHidden/>
+    <w:qFormat/>
+    <w:uiPriority w:val="99"/>
+    <w:rPr>
+      <w:rFonts w:ascii="Calibri" w:hAnsi="Calibri" w:eastAsia="Calibri" w:cs="Calibri"/>
+    </w:rPr>
+  </w:style>
+  <w:style w:type="character" w:customStyle="1" w:styleId="21">
+    <w:name w:val="Тема примечания Знак"/>
+    <w:basedOn w:val="20"/>
+    <w:link w:val="11"/>
+    <w:semiHidden/>
+    <w:qFormat/>
+    <w:uiPriority w:val="99"/>
+    <w:rPr>
+      <w:rFonts w:ascii="Calibri" w:hAnsi="Calibri" w:eastAsia="Calibri" w:cs="Calibri"/>
+      <w:b/>
+      <w:bCs/>
+    </w:rPr>
+  </w:style>
+  <w:style w:type="paragraph" w:styleId="22">
+    <w:name w:val="List Paragraph"/>
+    <w:basedOn w:val="1"/>
+    <w:uiPriority w:val="99"/>
+    <w:pPr>
+      <w:ind w:left="720"/>
+      <w:contextualSpacing/>
+    </w:pPr>
+  </w:style>
+  <w:style w:type="character" w:customStyle="1" w:styleId="23">
+    <w:name w:val="Заголовок 3 Знак"/>
+    <w:basedOn w:val="5"/>
+    <w:link w:val="4"/>
+    <w:semiHidden/>
+    <w:qFormat/>
+    <w:uiPriority w:val="9"/>
+    <w:rPr>
+      <w:rFonts w:asciiTheme="majorHAnsi" w:hAnsiTheme="majorHAnsi" w:eastAsiaTheme="majorEastAsia" w:cstheme="majorBidi"/>
+      <w:color w:val="203864" w:themeColor="accent1" w:themeShade="80"/>
+      <w:sz w:val="24"/>
+      <w:szCs w:val="24"/>
+    </w:rPr>
+  </w:style>
+  <w:style w:type="character" w:customStyle="1" w:styleId="24">
+    <w:name w:val="Верхний колонтитул Знак"/>
+    <w:basedOn w:val="5"/>
+    <w:link w:val="12"/>
+    <w:uiPriority w:val="99"/>
+    <w:rPr>
+      <w:rFonts w:ascii="Calibri" w:hAnsi="Calibri" w:eastAsia="Calibri" w:cs="Calibri"/>
+      <w:sz w:val="22"/>
+      <w:szCs w:val="22"/>
+    </w:rPr>
+  </w:style>
+  <w:style w:type="character" w:customStyle="1" w:styleId="25">
     <w:name w:val="Нижний колонтитул Знак"/>
-    <w:basedOn w:val="a0"/>
-    <w:link w:val="af"/>
+    <w:basedOn w:val="5"/>
+    <w:link w:val="14"/>
+    <w:qFormat/>
     <w:uiPriority w:val="99"/>
-    <w:rsid w:val="00E90D35"/>
     <w:rPr>
-      <w:rFonts w:ascii="Calibri" w:eastAsia="Calibri" w:hAnsi="Calibri" w:cs="Calibri"/>
+      <w:rFonts w:ascii="Calibri" w:hAnsi="Calibri" w:eastAsia="Calibri" w:cs="Calibri"/>
       <w:sz w:val="22"/>
       <w:szCs w:val="22"/>
     </w:rPr>
@@ -3485,7 +3894,6 @@
     </a:fmtScheme>
   </a:themeElements>
   <a:objectDefaults/>
-  <a:extraClrSchemeLst/>
 </a:theme>
 </file>
 
@@ -3495,8 +3903,6 @@
 
 <file path=customXml/itemProps1.xml><?xml version="1.0" encoding="utf-8"?>
 <ds:datastoreItem xmlns:ds="http://schemas.openxmlformats.org/officeDocument/2006/customXml" ds:itemID="{FF301B7E-790D-48BA-AF6C-C2D4B224C539}">
-  <ds:schemaRefs>
-    <ds:schemaRef ds:uri="http://schemas.openxmlformats.org/officeDocument/2006/bibliography"/>
-  </ds:schemaRefs>
+  <ds:schemaRefs/>
 </ds:datastoreItem>
 </file>